--- a/Monografia_FATECMEETS_Colin.docx
+++ b/Monografia_FATECMEETS_Colin.docx
@@ -9980,6 +9980,7 @@
       <w:pPr>
         <w:rPr>
           <w:b/>
+          <w:bCs/>
           <w:sz w:val="28"/>
           <w:szCs w:val="28"/>
         </w:rPr>
@@ -9996,58 +9997,38 @@
     </w:p>
     <w:tbl>
       <w:tblPr>
-        <w:tblW w:w="0" w:type="auto"/>
-        <w:tblCellMar>
-          <w:top w:w="15" w:type="dxa"/>
-          <w:left w:w="15" w:type="dxa"/>
-          <w:bottom w:w="15" w:type="dxa"/>
-          <w:right w:w="15" w:type="dxa"/>
-        </w:tblCellMar>
+        <w:tblStyle w:val="Tabelacomgrade"/>
+        <w:tblW w:w="8650" w:type="dxa"/>
         <w:tblLook w:val="04A0" w:firstRow="1" w:lastRow="0" w:firstColumn="1" w:lastColumn="0" w:noHBand="0" w:noVBand="1"/>
       </w:tblPr>
       <w:tblGrid>
-        <w:gridCol w:w="685"/>
-        <w:gridCol w:w="3259"/>
-        <w:gridCol w:w="1579"/>
-        <w:gridCol w:w="2014"/>
-        <w:gridCol w:w="1534"/>
+        <w:gridCol w:w="606"/>
+        <w:gridCol w:w="2508"/>
+        <w:gridCol w:w="1495"/>
+        <w:gridCol w:w="1482"/>
+        <w:gridCol w:w="2559"/>
       </w:tblGrid>
       <w:tr>
         <w:trPr>
-          <w:tblHeader/>
+          <w:trHeight w:val="805"/>
         </w:trPr>
         <w:tc>
           <w:tcPr>
-            <w:tcW w:w="0" w:type="auto"/>
-            <w:tcBorders>
-              <w:top w:val="nil"/>
-              <w:left w:val="nil"/>
-              <w:bottom w:val="single" w:sz="6" w:space="0" w:color="8B8B8B"/>
-              <w:right w:val="nil"/>
-            </w:tcBorders>
-            <w:tcMar>
-              <w:top w:w="150" w:type="dxa"/>
-              <w:left w:w="0" w:type="dxa"/>
-              <w:bottom w:w="150" w:type="dxa"/>
-              <w:right w:w="150" w:type="dxa"/>
-            </w:tcMar>
-            <w:vAlign w:val="center"/>
-            <w:hideMark/>
-          </w:tcPr>
-          <w:p>
-            <w:pPr>
-              <w:spacing w:after="160" w:line="278" w:lineRule="auto"/>
-              <w:rPr>
-                <w:b/>
-                <w:bCs/>
-                <w:sz w:val="20"/>
-                <w:szCs w:val="20"/>
-              </w:rPr>
-            </w:pPr>
-            <w:r>
-              <w:rPr>
-                <w:b/>
-                <w:bCs/>
+            <w:tcW w:w="606" w:type="dxa"/>
+            <w:shd w:val="clear" w:color="auto" w:fill="4BACC6" w:themeFill="accent5"/>
+            <w:hideMark/>
+          </w:tcPr>
+          <w:p>
+            <w:pPr>
+              <w:spacing w:line="360" w:lineRule="auto"/>
+              <w:jc w:val="center"/>
+              <w:rPr>
+                <w:sz w:val="20"/>
+                <w:szCs w:val="20"/>
+              </w:rPr>
+            </w:pPr>
+            <w:r>
+              <w:rPr>
                 <w:sz w:val="20"/>
                 <w:szCs w:val="20"/>
               </w:rPr>
@@ -10057,36 +10038,21 @@
         </w:tc>
         <w:tc>
           <w:tcPr>
-            <w:tcW w:w="0" w:type="auto"/>
-            <w:tcBorders>
-              <w:top w:val="nil"/>
-              <w:left w:val="nil"/>
-              <w:bottom w:val="single" w:sz="6" w:space="0" w:color="8B8B8B"/>
-              <w:right w:val="nil"/>
-            </w:tcBorders>
-            <w:tcMar>
-              <w:top w:w="150" w:type="dxa"/>
-              <w:left w:w="150" w:type="dxa"/>
-              <w:bottom w:w="150" w:type="dxa"/>
-              <w:right w:w="150" w:type="dxa"/>
-            </w:tcMar>
-            <w:vAlign w:val="center"/>
-            <w:hideMark/>
-          </w:tcPr>
-          <w:p>
-            <w:pPr>
-              <w:spacing w:after="160" w:line="278" w:lineRule="auto"/>
-              <w:rPr>
-                <w:b/>
-                <w:bCs/>
-                <w:sz w:val="20"/>
-                <w:szCs w:val="20"/>
-              </w:rPr>
-            </w:pPr>
-            <w:r>
-              <w:rPr>
-                <w:b/>
-                <w:bCs/>
+            <w:tcW w:w="2508" w:type="dxa"/>
+            <w:shd w:val="clear" w:color="auto" w:fill="4BACC6" w:themeFill="accent5"/>
+            <w:hideMark/>
+          </w:tcPr>
+          <w:p>
+            <w:pPr>
+              <w:spacing w:line="360" w:lineRule="auto"/>
+              <w:jc w:val="center"/>
+              <w:rPr>
+                <w:sz w:val="20"/>
+                <w:szCs w:val="20"/>
+              </w:rPr>
+            </w:pPr>
+            <w:r>
+              <w:rPr>
                 <w:sz w:val="20"/>
                 <w:szCs w:val="20"/>
               </w:rPr>
@@ -10096,36 +10062,21 @@
         </w:tc>
         <w:tc>
           <w:tcPr>
-            <w:tcW w:w="0" w:type="auto"/>
-            <w:tcBorders>
-              <w:top w:val="nil"/>
-              <w:left w:val="nil"/>
-              <w:bottom w:val="single" w:sz="6" w:space="0" w:color="8B8B8B"/>
-              <w:right w:val="nil"/>
-            </w:tcBorders>
-            <w:tcMar>
-              <w:top w:w="150" w:type="dxa"/>
-              <w:left w:w="150" w:type="dxa"/>
-              <w:bottom w:w="150" w:type="dxa"/>
-              <w:right w:w="150" w:type="dxa"/>
-            </w:tcMar>
-            <w:vAlign w:val="center"/>
-            <w:hideMark/>
-          </w:tcPr>
-          <w:p>
-            <w:pPr>
-              <w:spacing w:after="160" w:line="278" w:lineRule="auto"/>
-              <w:rPr>
-                <w:b/>
-                <w:bCs/>
-                <w:sz w:val="20"/>
-                <w:szCs w:val="20"/>
-              </w:rPr>
-            </w:pPr>
-            <w:r>
-              <w:rPr>
-                <w:b/>
-                <w:bCs/>
+            <w:tcW w:w="1495" w:type="dxa"/>
+            <w:shd w:val="clear" w:color="auto" w:fill="4BACC6" w:themeFill="accent5"/>
+            <w:hideMark/>
+          </w:tcPr>
+          <w:p>
+            <w:pPr>
+              <w:spacing w:line="360" w:lineRule="auto"/>
+              <w:jc w:val="center"/>
+              <w:rPr>
+                <w:sz w:val="20"/>
+                <w:szCs w:val="20"/>
+              </w:rPr>
+            </w:pPr>
+            <w:r>
+              <w:rPr>
                 <w:sz w:val="20"/>
                 <w:szCs w:val="20"/>
               </w:rPr>
@@ -10135,36 +10086,21 @@
         </w:tc>
         <w:tc>
           <w:tcPr>
-            <w:tcW w:w="0" w:type="auto"/>
-            <w:tcBorders>
-              <w:top w:val="nil"/>
-              <w:left w:val="nil"/>
-              <w:bottom w:val="single" w:sz="6" w:space="0" w:color="8B8B8B"/>
-              <w:right w:val="nil"/>
-            </w:tcBorders>
-            <w:tcMar>
-              <w:top w:w="150" w:type="dxa"/>
-              <w:left w:w="150" w:type="dxa"/>
-              <w:bottom w:w="150" w:type="dxa"/>
-              <w:right w:w="150" w:type="dxa"/>
-            </w:tcMar>
-            <w:vAlign w:val="center"/>
-            <w:hideMark/>
-          </w:tcPr>
-          <w:p>
-            <w:pPr>
-              <w:spacing w:after="160" w:line="278" w:lineRule="auto"/>
-              <w:rPr>
-                <w:b/>
-                <w:bCs/>
-                <w:sz w:val="20"/>
-                <w:szCs w:val="20"/>
-              </w:rPr>
-            </w:pPr>
-            <w:r>
-              <w:rPr>
-                <w:b/>
-                <w:bCs/>
+            <w:tcW w:w="1482" w:type="dxa"/>
+            <w:shd w:val="clear" w:color="auto" w:fill="4BACC6" w:themeFill="accent5"/>
+            <w:hideMark/>
+          </w:tcPr>
+          <w:p>
+            <w:pPr>
+              <w:spacing w:line="360" w:lineRule="auto"/>
+              <w:jc w:val="center"/>
+              <w:rPr>
+                <w:sz w:val="20"/>
+                <w:szCs w:val="20"/>
+              </w:rPr>
+            </w:pPr>
+            <w:r>
+              <w:rPr>
                 <w:sz w:val="20"/>
                 <w:szCs w:val="20"/>
               </w:rPr>
@@ -10174,36 +10110,21 @@
         </w:tc>
         <w:tc>
           <w:tcPr>
-            <w:tcW w:w="0" w:type="auto"/>
-            <w:tcBorders>
-              <w:top w:val="nil"/>
-              <w:left w:val="nil"/>
-              <w:bottom w:val="single" w:sz="6" w:space="0" w:color="8B8B8B"/>
-              <w:right w:val="nil"/>
-            </w:tcBorders>
-            <w:tcMar>
-              <w:top w:w="150" w:type="dxa"/>
-              <w:left w:w="150" w:type="dxa"/>
-              <w:bottom w:w="150" w:type="dxa"/>
-              <w:right w:w="150" w:type="dxa"/>
-            </w:tcMar>
-            <w:vAlign w:val="center"/>
-            <w:hideMark/>
-          </w:tcPr>
-          <w:p>
-            <w:pPr>
-              <w:spacing w:after="160" w:line="278" w:lineRule="auto"/>
-              <w:rPr>
-                <w:b/>
-                <w:bCs/>
-                <w:sz w:val="20"/>
-                <w:szCs w:val="20"/>
-              </w:rPr>
-            </w:pPr>
-            <w:r>
-              <w:rPr>
-                <w:b/>
-                <w:bCs/>
+            <w:tcW w:w="2559" w:type="dxa"/>
+            <w:shd w:val="clear" w:color="auto" w:fill="4BACC6" w:themeFill="accent5"/>
+            <w:hideMark/>
+          </w:tcPr>
+          <w:p>
+            <w:pPr>
+              <w:spacing w:line="360" w:lineRule="auto"/>
+              <w:jc w:val="center"/>
+              <w:rPr>
+                <w:sz w:val="20"/>
+                <w:szCs w:val="20"/>
+              </w:rPr>
+            </w:pPr>
+            <w:r>
+              <w:rPr>
                 <w:sz w:val="20"/>
                 <w:szCs w:val="20"/>
               </w:rPr>
@@ -10213,27 +10134,18 @@
         </w:tc>
       </w:tr>
       <w:tr>
-        <w:tc>
-          <w:tcPr>
-            <w:tcW w:w="0" w:type="auto"/>
-            <w:tcBorders>
-              <w:top w:val="nil"/>
-              <w:left w:val="nil"/>
-              <w:bottom w:val="single" w:sz="6" w:space="0" w:color="525252"/>
-              <w:right w:val="nil"/>
-            </w:tcBorders>
-            <w:tcMar>
-              <w:top w:w="150" w:type="dxa"/>
-              <w:left w:w="0" w:type="dxa"/>
-              <w:bottom w:w="150" w:type="dxa"/>
-              <w:right w:w="150" w:type="dxa"/>
-            </w:tcMar>
-            <w:vAlign w:val="center"/>
-            <w:hideMark/>
-          </w:tcPr>
-          <w:p>
-            <w:pPr>
-              <w:spacing w:after="160" w:line="278" w:lineRule="auto"/>
+        <w:trPr>
+          <w:trHeight w:val="683"/>
+        </w:trPr>
+        <w:tc>
+          <w:tcPr>
+            <w:tcW w:w="606" w:type="dxa"/>
+            <w:hideMark/>
+          </w:tcPr>
+          <w:p>
+            <w:pPr>
+              <w:spacing w:line="360" w:lineRule="auto"/>
+              <w:jc w:val="center"/>
               <w:rPr>
                 <w:sz w:val="20"/>
                 <w:szCs w:val="20"/>
@@ -10250,25 +10162,13 @@
         </w:tc>
         <w:tc>
           <w:tcPr>
-            <w:tcW w:w="0" w:type="auto"/>
-            <w:tcBorders>
-              <w:top w:val="nil"/>
-              <w:left w:val="nil"/>
-              <w:bottom w:val="single" w:sz="6" w:space="0" w:color="525252"/>
-              <w:right w:val="nil"/>
-            </w:tcBorders>
-            <w:tcMar>
-              <w:top w:w="150" w:type="dxa"/>
-              <w:left w:w="150" w:type="dxa"/>
-              <w:bottom w:w="150" w:type="dxa"/>
-              <w:right w:w="150" w:type="dxa"/>
-            </w:tcMar>
-            <w:vAlign w:val="center"/>
-            <w:hideMark/>
-          </w:tcPr>
-          <w:p>
-            <w:pPr>
-              <w:spacing w:after="160" w:line="278" w:lineRule="auto"/>
+            <w:tcW w:w="2508" w:type="dxa"/>
+            <w:hideMark/>
+          </w:tcPr>
+          <w:p>
+            <w:pPr>
+              <w:spacing w:line="360" w:lineRule="auto"/>
+              <w:jc w:val="center"/>
               <w:rPr>
                 <w:sz w:val="20"/>
                 <w:szCs w:val="20"/>
@@ -10285,25 +10185,13 @@
         </w:tc>
         <w:tc>
           <w:tcPr>
-            <w:tcW w:w="0" w:type="auto"/>
-            <w:tcBorders>
-              <w:top w:val="nil"/>
-              <w:left w:val="nil"/>
-              <w:bottom w:val="single" w:sz="6" w:space="0" w:color="525252"/>
-              <w:right w:val="nil"/>
-            </w:tcBorders>
-            <w:tcMar>
-              <w:top w:w="150" w:type="dxa"/>
-              <w:left w:w="150" w:type="dxa"/>
-              <w:bottom w:w="150" w:type="dxa"/>
-              <w:right w:w="150" w:type="dxa"/>
-            </w:tcMar>
-            <w:vAlign w:val="center"/>
-            <w:hideMark/>
-          </w:tcPr>
-          <w:p>
-            <w:pPr>
-              <w:spacing w:after="160" w:line="278" w:lineRule="auto"/>
+            <w:tcW w:w="1495" w:type="dxa"/>
+            <w:hideMark/>
+          </w:tcPr>
+          <w:p>
+            <w:pPr>
+              <w:spacing w:line="360" w:lineRule="auto"/>
+              <w:jc w:val="center"/>
               <w:rPr>
                 <w:sz w:val="20"/>
                 <w:szCs w:val="20"/>
@@ -10320,25 +10208,13 @@
         </w:tc>
         <w:tc>
           <w:tcPr>
-            <w:tcW w:w="0" w:type="auto"/>
-            <w:tcBorders>
-              <w:top w:val="nil"/>
-              <w:left w:val="nil"/>
-              <w:bottom w:val="single" w:sz="6" w:space="0" w:color="525252"/>
-              <w:right w:val="nil"/>
-            </w:tcBorders>
-            <w:tcMar>
-              <w:top w:w="150" w:type="dxa"/>
-              <w:left w:w="150" w:type="dxa"/>
-              <w:bottom w:w="150" w:type="dxa"/>
-              <w:right w:w="150" w:type="dxa"/>
-            </w:tcMar>
-            <w:vAlign w:val="center"/>
-            <w:hideMark/>
-          </w:tcPr>
-          <w:p>
-            <w:pPr>
-              <w:spacing w:after="160" w:line="278" w:lineRule="auto"/>
+            <w:tcW w:w="1482" w:type="dxa"/>
+            <w:hideMark/>
+          </w:tcPr>
+          <w:p>
+            <w:pPr>
+              <w:spacing w:line="360" w:lineRule="auto"/>
+              <w:jc w:val="center"/>
               <w:rPr>
                 <w:sz w:val="20"/>
                 <w:szCs w:val="20"/>
@@ -10355,25 +10231,13 @@
         </w:tc>
         <w:tc>
           <w:tcPr>
-            <w:tcW w:w="0" w:type="auto"/>
-            <w:tcBorders>
-              <w:top w:val="nil"/>
-              <w:left w:val="nil"/>
-              <w:bottom w:val="single" w:sz="6" w:space="0" w:color="525252"/>
-              <w:right w:val="nil"/>
-            </w:tcBorders>
-            <w:tcMar>
-              <w:top w:w="150" w:type="dxa"/>
-              <w:left w:w="150" w:type="dxa"/>
-              <w:bottom w:w="150" w:type="dxa"/>
-              <w:right w:w="150" w:type="dxa"/>
-            </w:tcMar>
-            <w:vAlign w:val="center"/>
-            <w:hideMark/>
-          </w:tcPr>
-          <w:p>
-            <w:pPr>
-              <w:spacing w:after="160" w:line="278" w:lineRule="auto"/>
+            <w:tcW w:w="2559" w:type="dxa"/>
+            <w:hideMark/>
+          </w:tcPr>
+          <w:p>
+            <w:pPr>
+              <w:spacing w:line="360" w:lineRule="auto"/>
+              <w:jc w:val="center"/>
               <w:rPr>
                 <w:sz w:val="20"/>
                 <w:szCs w:val="20"/>
@@ -10390,27 +10254,18 @@
         </w:tc>
       </w:tr>
       <w:tr>
-        <w:tc>
-          <w:tcPr>
-            <w:tcW w:w="0" w:type="auto"/>
-            <w:tcBorders>
-              <w:top w:val="nil"/>
-              <w:left w:val="nil"/>
-              <w:bottom w:val="single" w:sz="6" w:space="0" w:color="525252"/>
-              <w:right w:val="nil"/>
-            </w:tcBorders>
-            <w:tcMar>
-              <w:top w:w="150" w:type="dxa"/>
-              <w:left w:w="0" w:type="dxa"/>
-              <w:bottom w:w="150" w:type="dxa"/>
-              <w:right w:w="150" w:type="dxa"/>
-            </w:tcMar>
-            <w:vAlign w:val="center"/>
-            <w:hideMark/>
-          </w:tcPr>
-          <w:p>
-            <w:pPr>
-              <w:spacing w:after="160" w:line="278" w:lineRule="auto"/>
+        <w:trPr>
+          <w:trHeight w:val="683"/>
+        </w:trPr>
+        <w:tc>
+          <w:tcPr>
+            <w:tcW w:w="606" w:type="dxa"/>
+            <w:hideMark/>
+          </w:tcPr>
+          <w:p>
+            <w:pPr>
+              <w:spacing w:line="360" w:lineRule="auto"/>
+              <w:jc w:val="center"/>
               <w:rPr>
                 <w:sz w:val="20"/>
                 <w:szCs w:val="20"/>
@@ -10427,25 +10282,13 @@
         </w:tc>
         <w:tc>
           <w:tcPr>
-            <w:tcW w:w="0" w:type="auto"/>
-            <w:tcBorders>
-              <w:top w:val="nil"/>
-              <w:left w:val="nil"/>
-              <w:bottom w:val="single" w:sz="6" w:space="0" w:color="525252"/>
-              <w:right w:val="nil"/>
-            </w:tcBorders>
-            <w:tcMar>
-              <w:top w:w="150" w:type="dxa"/>
-              <w:left w:w="150" w:type="dxa"/>
-              <w:bottom w:w="150" w:type="dxa"/>
-              <w:right w:w="150" w:type="dxa"/>
-            </w:tcMar>
-            <w:vAlign w:val="center"/>
-            <w:hideMark/>
-          </w:tcPr>
-          <w:p>
-            <w:pPr>
-              <w:spacing w:after="160" w:line="278" w:lineRule="auto"/>
+            <w:tcW w:w="2508" w:type="dxa"/>
+            <w:hideMark/>
+          </w:tcPr>
+          <w:p>
+            <w:pPr>
+              <w:spacing w:line="360" w:lineRule="auto"/>
+              <w:jc w:val="center"/>
               <w:rPr>
                 <w:sz w:val="20"/>
                 <w:szCs w:val="20"/>
@@ -10478,25 +10321,13 @@
         </w:tc>
         <w:tc>
           <w:tcPr>
-            <w:tcW w:w="0" w:type="auto"/>
-            <w:tcBorders>
-              <w:top w:val="nil"/>
-              <w:left w:val="nil"/>
-              <w:bottom w:val="single" w:sz="6" w:space="0" w:color="525252"/>
-              <w:right w:val="nil"/>
-            </w:tcBorders>
-            <w:tcMar>
-              <w:top w:w="150" w:type="dxa"/>
-              <w:left w:w="150" w:type="dxa"/>
-              <w:bottom w:w="150" w:type="dxa"/>
-              <w:right w:w="150" w:type="dxa"/>
-            </w:tcMar>
-            <w:vAlign w:val="center"/>
-            <w:hideMark/>
-          </w:tcPr>
-          <w:p>
-            <w:pPr>
-              <w:spacing w:after="160" w:line="278" w:lineRule="auto"/>
+            <w:tcW w:w="1495" w:type="dxa"/>
+            <w:hideMark/>
+          </w:tcPr>
+          <w:p>
+            <w:pPr>
+              <w:spacing w:line="360" w:lineRule="auto"/>
+              <w:jc w:val="center"/>
               <w:rPr>
                 <w:sz w:val="20"/>
                 <w:szCs w:val="20"/>
@@ -10513,25 +10344,13 @@
         </w:tc>
         <w:tc>
           <w:tcPr>
-            <w:tcW w:w="0" w:type="auto"/>
-            <w:tcBorders>
-              <w:top w:val="nil"/>
-              <w:left w:val="nil"/>
-              <w:bottom w:val="single" w:sz="6" w:space="0" w:color="525252"/>
-              <w:right w:val="nil"/>
-            </w:tcBorders>
-            <w:tcMar>
-              <w:top w:w="150" w:type="dxa"/>
-              <w:left w:w="150" w:type="dxa"/>
-              <w:bottom w:w="150" w:type="dxa"/>
-              <w:right w:w="150" w:type="dxa"/>
-            </w:tcMar>
-            <w:vAlign w:val="center"/>
-            <w:hideMark/>
-          </w:tcPr>
-          <w:p>
-            <w:pPr>
-              <w:spacing w:after="160" w:line="278" w:lineRule="auto"/>
+            <w:tcW w:w="1482" w:type="dxa"/>
+            <w:hideMark/>
+          </w:tcPr>
+          <w:p>
+            <w:pPr>
+              <w:spacing w:line="360" w:lineRule="auto"/>
+              <w:jc w:val="center"/>
               <w:rPr>
                 <w:sz w:val="20"/>
                 <w:szCs w:val="20"/>
@@ -10548,25 +10367,13 @@
         </w:tc>
         <w:tc>
           <w:tcPr>
-            <w:tcW w:w="0" w:type="auto"/>
-            <w:tcBorders>
-              <w:top w:val="nil"/>
-              <w:left w:val="nil"/>
-              <w:bottom w:val="single" w:sz="6" w:space="0" w:color="525252"/>
-              <w:right w:val="nil"/>
-            </w:tcBorders>
-            <w:tcMar>
-              <w:top w:w="150" w:type="dxa"/>
-              <w:left w:w="150" w:type="dxa"/>
-              <w:bottom w:w="150" w:type="dxa"/>
-              <w:right w:w="150" w:type="dxa"/>
-            </w:tcMar>
-            <w:vAlign w:val="center"/>
-            <w:hideMark/>
-          </w:tcPr>
-          <w:p>
-            <w:pPr>
-              <w:spacing w:after="160" w:line="278" w:lineRule="auto"/>
+            <w:tcW w:w="2559" w:type="dxa"/>
+            <w:hideMark/>
+          </w:tcPr>
+          <w:p>
+            <w:pPr>
+              <w:spacing w:line="360" w:lineRule="auto"/>
+              <w:jc w:val="center"/>
               <w:rPr>
                 <w:sz w:val="20"/>
                 <w:szCs w:val="20"/>
@@ -10583,27 +10390,18 @@
         </w:tc>
       </w:tr>
       <w:tr>
-        <w:tc>
-          <w:tcPr>
-            <w:tcW w:w="0" w:type="auto"/>
-            <w:tcBorders>
-              <w:top w:val="nil"/>
-              <w:left w:val="nil"/>
-              <w:bottom w:val="single" w:sz="6" w:space="0" w:color="525252"/>
-              <w:right w:val="nil"/>
-            </w:tcBorders>
-            <w:tcMar>
-              <w:top w:w="150" w:type="dxa"/>
-              <w:left w:w="0" w:type="dxa"/>
-              <w:bottom w:w="150" w:type="dxa"/>
-              <w:right w:w="150" w:type="dxa"/>
-            </w:tcMar>
-            <w:vAlign w:val="center"/>
-            <w:hideMark/>
-          </w:tcPr>
-          <w:p>
-            <w:pPr>
-              <w:spacing w:after="160" w:line="278" w:lineRule="auto"/>
+        <w:trPr>
+          <w:trHeight w:val="1369"/>
+        </w:trPr>
+        <w:tc>
+          <w:tcPr>
+            <w:tcW w:w="606" w:type="dxa"/>
+            <w:hideMark/>
+          </w:tcPr>
+          <w:p>
+            <w:pPr>
+              <w:spacing w:line="360" w:lineRule="auto"/>
+              <w:jc w:val="center"/>
               <w:rPr>
                 <w:sz w:val="20"/>
                 <w:szCs w:val="20"/>
@@ -10620,25 +10418,13 @@
         </w:tc>
         <w:tc>
           <w:tcPr>
-            <w:tcW w:w="0" w:type="auto"/>
-            <w:tcBorders>
-              <w:top w:val="nil"/>
-              <w:left w:val="nil"/>
-              <w:bottom w:val="single" w:sz="6" w:space="0" w:color="525252"/>
-              <w:right w:val="nil"/>
-            </w:tcBorders>
-            <w:tcMar>
-              <w:top w:w="150" w:type="dxa"/>
-              <w:left w:w="150" w:type="dxa"/>
-              <w:bottom w:w="150" w:type="dxa"/>
-              <w:right w:w="150" w:type="dxa"/>
-            </w:tcMar>
-            <w:vAlign w:val="center"/>
-            <w:hideMark/>
-          </w:tcPr>
-          <w:p>
-            <w:pPr>
-              <w:spacing w:after="160" w:line="278" w:lineRule="auto"/>
+            <w:tcW w:w="2508" w:type="dxa"/>
+            <w:hideMark/>
+          </w:tcPr>
+          <w:p>
+            <w:pPr>
+              <w:spacing w:line="360" w:lineRule="auto"/>
+              <w:jc w:val="center"/>
               <w:rPr>
                 <w:sz w:val="20"/>
                 <w:szCs w:val="20"/>
@@ -10655,25 +10441,13 @@
         </w:tc>
         <w:tc>
           <w:tcPr>
-            <w:tcW w:w="0" w:type="auto"/>
-            <w:tcBorders>
-              <w:top w:val="nil"/>
-              <w:left w:val="nil"/>
-              <w:bottom w:val="single" w:sz="6" w:space="0" w:color="525252"/>
-              <w:right w:val="nil"/>
-            </w:tcBorders>
-            <w:tcMar>
-              <w:top w:w="150" w:type="dxa"/>
-              <w:left w:w="150" w:type="dxa"/>
-              <w:bottom w:w="150" w:type="dxa"/>
-              <w:right w:w="150" w:type="dxa"/>
-            </w:tcMar>
-            <w:vAlign w:val="center"/>
-            <w:hideMark/>
-          </w:tcPr>
-          <w:p>
-            <w:pPr>
-              <w:spacing w:after="160" w:line="278" w:lineRule="auto"/>
+            <w:tcW w:w="1495" w:type="dxa"/>
+            <w:hideMark/>
+          </w:tcPr>
+          <w:p>
+            <w:pPr>
+              <w:spacing w:line="360" w:lineRule="auto"/>
+              <w:jc w:val="center"/>
               <w:rPr>
                 <w:sz w:val="20"/>
                 <w:szCs w:val="20"/>
@@ -10690,25 +10464,13 @@
         </w:tc>
         <w:tc>
           <w:tcPr>
-            <w:tcW w:w="0" w:type="auto"/>
-            <w:tcBorders>
-              <w:top w:val="nil"/>
-              <w:left w:val="nil"/>
-              <w:bottom w:val="single" w:sz="6" w:space="0" w:color="525252"/>
-              <w:right w:val="nil"/>
-            </w:tcBorders>
-            <w:tcMar>
-              <w:top w:w="150" w:type="dxa"/>
-              <w:left w:w="150" w:type="dxa"/>
-              <w:bottom w:w="150" w:type="dxa"/>
-              <w:right w:w="150" w:type="dxa"/>
-            </w:tcMar>
-            <w:vAlign w:val="center"/>
-            <w:hideMark/>
-          </w:tcPr>
-          <w:p>
-            <w:pPr>
-              <w:spacing w:after="160" w:line="278" w:lineRule="auto"/>
+            <w:tcW w:w="1482" w:type="dxa"/>
+            <w:hideMark/>
+          </w:tcPr>
+          <w:p>
+            <w:pPr>
+              <w:spacing w:line="360" w:lineRule="auto"/>
+              <w:jc w:val="center"/>
               <w:rPr>
                 <w:sz w:val="20"/>
                 <w:szCs w:val="20"/>
@@ -10725,25 +10487,13 @@
         </w:tc>
         <w:tc>
           <w:tcPr>
-            <w:tcW w:w="0" w:type="auto"/>
-            <w:tcBorders>
-              <w:top w:val="nil"/>
-              <w:left w:val="nil"/>
-              <w:bottom w:val="single" w:sz="6" w:space="0" w:color="525252"/>
-              <w:right w:val="nil"/>
-            </w:tcBorders>
-            <w:tcMar>
-              <w:top w:w="150" w:type="dxa"/>
-              <w:left w:w="150" w:type="dxa"/>
-              <w:bottom w:w="150" w:type="dxa"/>
-              <w:right w:w="150" w:type="dxa"/>
-            </w:tcMar>
-            <w:vAlign w:val="center"/>
-            <w:hideMark/>
-          </w:tcPr>
-          <w:p>
-            <w:pPr>
-              <w:spacing w:after="160" w:line="278" w:lineRule="auto"/>
+            <w:tcW w:w="2559" w:type="dxa"/>
+            <w:hideMark/>
+          </w:tcPr>
+          <w:p>
+            <w:pPr>
+              <w:spacing w:line="360" w:lineRule="auto"/>
+              <w:jc w:val="center"/>
               <w:rPr>
                 <w:sz w:val="20"/>
                 <w:szCs w:val="20"/>
@@ -10760,27 +10510,18 @@
         </w:tc>
       </w:tr>
       <w:tr>
-        <w:tc>
-          <w:tcPr>
-            <w:tcW w:w="0" w:type="auto"/>
-            <w:tcBorders>
-              <w:top w:val="nil"/>
-              <w:left w:val="nil"/>
-              <w:bottom w:val="single" w:sz="6" w:space="0" w:color="525252"/>
-              <w:right w:val="nil"/>
-            </w:tcBorders>
-            <w:tcMar>
-              <w:top w:w="150" w:type="dxa"/>
-              <w:left w:w="0" w:type="dxa"/>
-              <w:bottom w:w="150" w:type="dxa"/>
-              <w:right w:w="150" w:type="dxa"/>
-            </w:tcMar>
-            <w:vAlign w:val="center"/>
-            <w:hideMark/>
-          </w:tcPr>
-          <w:p>
-            <w:pPr>
-              <w:spacing w:after="160" w:line="278" w:lineRule="auto"/>
+        <w:trPr>
+          <w:trHeight w:val="1018"/>
+        </w:trPr>
+        <w:tc>
+          <w:tcPr>
+            <w:tcW w:w="606" w:type="dxa"/>
+            <w:hideMark/>
+          </w:tcPr>
+          <w:p>
+            <w:pPr>
+              <w:spacing w:line="360" w:lineRule="auto"/>
+              <w:jc w:val="center"/>
               <w:rPr>
                 <w:sz w:val="20"/>
                 <w:szCs w:val="20"/>
@@ -10797,25 +10538,13 @@
         </w:tc>
         <w:tc>
           <w:tcPr>
-            <w:tcW w:w="0" w:type="auto"/>
-            <w:tcBorders>
-              <w:top w:val="nil"/>
-              <w:left w:val="nil"/>
-              <w:bottom w:val="single" w:sz="6" w:space="0" w:color="525252"/>
-              <w:right w:val="nil"/>
-            </w:tcBorders>
-            <w:tcMar>
-              <w:top w:w="150" w:type="dxa"/>
-              <w:left w:w="150" w:type="dxa"/>
-              <w:bottom w:w="150" w:type="dxa"/>
-              <w:right w:w="150" w:type="dxa"/>
-            </w:tcMar>
-            <w:vAlign w:val="center"/>
-            <w:hideMark/>
-          </w:tcPr>
-          <w:p>
-            <w:pPr>
-              <w:spacing w:after="160" w:line="278" w:lineRule="auto"/>
+            <w:tcW w:w="2508" w:type="dxa"/>
+            <w:hideMark/>
+          </w:tcPr>
+          <w:p>
+            <w:pPr>
+              <w:spacing w:line="360" w:lineRule="auto"/>
+              <w:jc w:val="center"/>
               <w:rPr>
                 <w:sz w:val="20"/>
                 <w:szCs w:val="20"/>
@@ -10832,25 +10561,13 @@
         </w:tc>
         <w:tc>
           <w:tcPr>
-            <w:tcW w:w="0" w:type="auto"/>
-            <w:tcBorders>
-              <w:top w:val="nil"/>
-              <w:left w:val="nil"/>
-              <w:bottom w:val="single" w:sz="6" w:space="0" w:color="525252"/>
-              <w:right w:val="nil"/>
-            </w:tcBorders>
-            <w:tcMar>
-              <w:top w:w="150" w:type="dxa"/>
-              <w:left w:w="150" w:type="dxa"/>
-              <w:bottom w:w="150" w:type="dxa"/>
-              <w:right w:w="150" w:type="dxa"/>
-            </w:tcMar>
-            <w:vAlign w:val="center"/>
-            <w:hideMark/>
-          </w:tcPr>
-          <w:p>
-            <w:pPr>
-              <w:spacing w:after="160" w:line="278" w:lineRule="auto"/>
+            <w:tcW w:w="1495" w:type="dxa"/>
+            <w:hideMark/>
+          </w:tcPr>
+          <w:p>
+            <w:pPr>
+              <w:spacing w:line="360" w:lineRule="auto"/>
+              <w:jc w:val="center"/>
               <w:rPr>
                 <w:sz w:val="20"/>
                 <w:szCs w:val="20"/>
@@ -10867,25 +10584,13 @@
         </w:tc>
         <w:tc>
           <w:tcPr>
-            <w:tcW w:w="0" w:type="auto"/>
-            <w:tcBorders>
-              <w:top w:val="nil"/>
-              <w:left w:val="nil"/>
-              <w:bottom w:val="single" w:sz="6" w:space="0" w:color="525252"/>
-              <w:right w:val="nil"/>
-            </w:tcBorders>
-            <w:tcMar>
-              <w:top w:w="150" w:type="dxa"/>
-              <w:left w:w="150" w:type="dxa"/>
-              <w:bottom w:w="150" w:type="dxa"/>
-              <w:right w:w="150" w:type="dxa"/>
-            </w:tcMar>
-            <w:vAlign w:val="center"/>
-            <w:hideMark/>
-          </w:tcPr>
-          <w:p>
-            <w:pPr>
-              <w:spacing w:after="160" w:line="278" w:lineRule="auto"/>
+            <w:tcW w:w="1482" w:type="dxa"/>
+            <w:hideMark/>
+          </w:tcPr>
+          <w:p>
+            <w:pPr>
+              <w:spacing w:line="360" w:lineRule="auto"/>
+              <w:jc w:val="center"/>
               <w:rPr>
                 <w:sz w:val="20"/>
                 <w:szCs w:val="20"/>
@@ -10902,25 +10607,13 @@
         </w:tc>
         <w:tc>
           <w:tcPr>
-            <w:tcW w:w="0" w:type="auto"/>
-            <w:tcBorders>
-              <w:top w:val="nil"/>
-              <w:left w:val="nil"/>
-              <w:bottom w:val="single" w:sz="6" w:space="0" w:color="525252"/>
-              <w:right w:val="nil"/>
-            </w:tcBorders>
-            <w:tcMar>
-              <w:top w:w="150" w:type="dxa"/>
-              <w:left w:w="150" w:type="dxa"/>
-              <w:bottom w:w="150" w:type="dxa"/>
-              <w:right w:w="150" w:type="dxa"/>
-            </w:tcMar>
-            <w:vAlign w:val="center"/>
-            <w:hideMark/>
-          </w:tcPr>
-          <w:p>
-            <w:pPr>
-              <w:spacing w:after="160" w:line="278" w:lineRule="auto"/>
+            <w:tcW w:w="2559" w:type="dxa"/>
+            <w:hideMark/>
+          </w:tcPr>
+          <w:p>
+            <w:pPr>
+              <w:spacing w:line="360" w:lineRule="auto"/>
+              <w:jc w:val="center"/>
               <w:rPr>
                 <w:sz w:val="20"/>
                 <w:szCs w:val="20"/>
@@ -10937,27 +10630,18 @@
         </w:tc>
       </w:tr>
       <w:tr>
-        <w:tc>
-          <w:tcPr>
-            <w:tcW w:w="0" w:type="auto"/>
-            <w:tcBorders>
-              <w:top w:val="nil"/>
-              <w:left w:val="nil"/>
-              <w:bottom w:val="single" w:sz="6" w:space="0" w:color="525252"/>
-              <w:right w:val="nil"/>
-            </w:tcBorders>
-            <w:tcMar>
-              <w:top w:w="150" w:type="dxa"/>
-              <w:left w:w="0" w:type="dxa"/>
-              <w:bottom w:w="150" w:type="dxa"/>
-              <w:right w:w="150" w:type="dxa"/>
-            </w:tcMar>
-            <w:vAlign w:val="center"/>
-            <w:hideMark/>
-          </w:tcPr>
-          <w:p>
-            <w:pPr>
-              <w:spacing w:after="160" w:line="278" w:lineRule="auto"/>
+        <w:trPr>
+          <w:trHeight w:val="1369"/>
+        </w:trPr>
+        <w:tc>
+          <w:tcPr>
+            <w:tcW w:w="606" w:type="dxa"/>
+            <w:hideMark/>
+          </w:tcPr>
+          <w:p>
+            <w:pPr>
+              <w:spacing w:line="360" w:lineRule="auto"/>
+              <w:jc w:val="center"/>
               <w:rPr>
                 <w:sz w:val="20"/>
                 <w:szCs w:val="20"/>
@@ -10974,25 +10658,13 @@
         </w:tc>
         <w:tc>
           <w:tcPr>
-            <w:tcW w:w="0" w:type="auto"/>
-            <w:tcBorders>
-              <w:top w:val="nil"/>
-              <w:left w:val="nil"/>
-              <w:bottom w:val="single" w:sz="6" w:space="0" w:color="525252"/>
-              <w:right w:val="nil"/>
-            </w:tcBorders>
-            <w:tcMar>
-              <w:top w:w="150" w:type="dxa"/>
-              <w:left w:w="150" w:type="dxa"/>
-              <w:bottom w:w="150" w:type="dxa"/>
-              <w:right w:w="150" w:type="dxa"/>
-            </w:tcMar>
-            <w:vAlign w:val="center"/>
-            <w:hideMark/>
-          </w:tcPr>
-          <w:p>
-            <w:pPr>
-              <w:spacing w:after="160" w:line="278" w:lineRule="auto"/>
+            <w:tcW w:w="2508" w:type="dxa"/>
+            <w:hideMark/>
+          </w:tcPr>
+          <w:p>
+            <w:pPr>
+              <w:spacing w:line="360" w:lineRule="auto"/>
+              <w:jc w:val="center"/>
               <w:rPr>
                 <w:sz w:val="20"/>
                 <w:szCs w:val="20"/>
@@ -11009,25 +10681,13 @@
         </w:tc>
         <w:tc>
           <w:tcPr>
-            <w:tcW w:w="0" w:type="auto"/>
-            <w:tcBorders>
-              <w:top w:val="nil"/>
-              <w:left w:val="nil"/>
-              <w:bottom w:val="single" w:sz="6" w:space="0" w:color="525252"/>
-              <w:right w:val="nil"/>
-            </w:tcBorders>
-            <w:tcMar>
-              <w:top w:w="150" w:type="dxa"/>
-              <w:left w:w="150" w:type="dxa"/>
-              <w:bottom w:w="150" w:type="dxa"/>
-              <w:right w:w="150" w:type="dxa"/>
-            </w:tcMar>
-            <w:vAlign w:val="center"/>
-            <w:hideMark/>
-          </w:tcPr>
-          <w:p>
-            <w:pPr>
-              <w:spacing w:after="160" w:line="278" w:lineRule="auto"/>
+            <w:tcW w:w="1495" w:type="dxa"/>
+            <w:hideMark/>
+          </w:tcPr>
+          <w:p>
+            <w:pPr>
+              <w:spacing w:line="360" w:lineRule="auto"/>
+              <w:jc w:val="center"/>
               <w:rPr>
                 <w:sz w:val="20"/>
                 <w:szCs w:val="20"/>
@@ -11044,25 +10704,13 @@
         </w:tc>
         <w:tc>
           <w:tcPr>
-            <w:tcW w:w="0" w:type="auto"/>
-            <w:tcBorders>
-              <w:top w:val="nil"/>
-              <w:left w:val="nil"/>
-              <w:bottom w:val="single" w:sz="6" w:space="0" w:color="525252"/>
-              <w:right w:val="nil"/>
-            </w:tcBorders>
-            <w:tcMar>
-              <w:top w:w="150" w:type="dxa"/>
-              <w:left w:w="150" w:type="dxa"/>
-              <w:bottom w:w="150" w:type="dxa"/>
-              <w:right w:w="150" w:type="dxa"/>
-            </w:tcMar>
-            <w:vAlign w:val="center"/>
-            <w:hideMark/>
-          </w:tcPr>
-          <w:p>
-            <w:pPr>
-              <w:spacing w:after="160" w:line="278" w:lineRule="auto"/>
+            <w:tcW w:w="1482" w:type="dxa"/>
+            <w:hideMark/>
+          </w:tcPr>
+          <w:p>
+            <w:pPr>
+              <w:spacing w:line="360" w:lineRule="auto"/>
+              <w:jc w:val="center"/>
               <w:rPr>
                 <w:sz w:val="20"/>
                 <w:szCs w:val="20"/>
@@ -11079,25 +10727,13 @@
         </w:tc>
         <w:tc>
           <w:tcPr>
-            <w:tcW w:w="0" w:type="auto"/>
-            <w:tcBorders>
-              <w:top w:val="nil"/>
-              <w:left w:val="nil"/>
-              <w:bottom w:val="single" w:sz="6" w:space="0" w:color="525252"/>
-              <w:right w:val="nil"/>
-            </w:tcBorders>
-            <w:tcMar>
-              <w:top w:w="150" w:type="dxa"/>
-              <w:left w:w="150" w:type="dxa"/>
-              <w:bottom w:w="150" w:type="dxa"/>
-              <w:right w:w="150" w:type="dxa"/>
-            </w:tcMar>
-            <w:vAlign w:val="center"/>
-            <w:hideMark/>
-          </w:tcPr>
-          <w:p>
-            <w:pPr>
-              <w:spacing w:after="160" w:line="278" w:lineRule="auto"/>
+            <w:tcW w:w="2559" w:type="dxa"/>
+            <w:hideMark/>
+          </w:tcPr>
+          <w:p>
+            <w:pPr>
+              <w:spacing w:line="360" w:lineRule="auto"/>
+              <w:jc w:val="center"/>
               <w:rPr>
                 <w:sz w:val="20"/>
                 <w:szCs w:val="20"/>
@@ -11114,27 +10750,18 @@
         </w:tc>
       </w:tr>
       <w:tr>
-        <w:tc>
-          <w:tcPr>
-            <w:tcW w:w="0" w:type="auto"/>
-            <w:tcBorders>
-              <w:top w:val="nil"/>
-              <w:left w:val="nil"/>
-              <w:bottom w:val="single" w:sz="6" w:space="0" w:color="525252"/>
-              <w:right w:val="nil"/>
-            </w:tcBorders>
-            <w:tcMar>
-              <w:top w:w="150" w:type="dxa"/>
-              <w:left w:w="0" w:type="dxa"/>
-              <w:bottom w:w="150" w:type="dxa"/>
-              <w:right w:w="150" w:type="dxa"/>
-            </w:tcMar>
-            <w:vAlign w:val="center"/>
-            <w:hideMark/>
-          </w:tcPr>
-          <w:p>
-            <w:pPr>
-              <w:spacing w:after="160" w:line="278" w:lineRule="auto"/>
+        <w:trPr>
+          <w:trHeight w:val="1386"/>
+        </w:trPr>
+        <w:tc>
+          <w:tcPr>
+            <w:tcW w:w="606" w:type="dxa"/>
+            <w:hideMark/>
+          </w:tcPr>
+          <w:p>
+            <w:pPr>
+              <w:spacing w:line="360" w:lineRule="auto"/>
+              <w:jc w:val="center"/>
               <w:rPr>
                 <w:sz w:val="20"/>
                 <w:szCs w:val="20"/>
@@ -11151,25 +10778,13 @@
         </w:tc>
         <w:tc>
           <w:tcPr>
-            <w:tcW w:w="0" w:type="auto"/>
-            <w:tcBorders>
-              <w:top w:val="nil"/>
-              <w:left w:val="nil"/>
-              <w:bottom w:val="single" w:sz="6" w:space="0" w:color="525252"/>
-              <w:right w:val="nil"/>
-            </w:tcBorders>
-            <w:tcMar>
-              <w:top w:w="150" w:type="dxa"/>
-              <w:left w:w="150" w:type="dxa"/>
-              <w:bottom w:w="150" w:type="dxa"/>
-              <w:right w:w="150" w:type="dxa"/>
-            </w:tcMar>
-            <w:vAlign w:val="center"/>
-            <w:hideMark/>
-          </w:tcPr>
-          <w:p>
-            <w:pPr>
-              <w:spacing w:after="160" w:line="278" w:lineRule="auto"/>
+            <w:tcW w:w="2508" w:type="dxa"/>
+            <w:hideMark/>
+          </w:tcPr>
+          <w:p>
+            <w:pPr>
+              <w:spacing w:line="360" w:lineRule="auto"/>
+              <w:jc w:val="center"/>
               <w:rPr>
                 <w:sz w:val="20"/>
                 <w:szCs w:val="20"/>
@@ -11186,25 +10801,13 @@
         </w:tc>
         <w:tc>
           <w:tcPr>
-            <w:tcW w:w="0" w:type="auto"/>
-            <w:tcBorders>
-              <w:top w:val="nil"/>
-              <w:left w:val="nil"/>
-              <w:bottom w:val="single" w:sz="6" w:space="0" w:color="525252"/>
-              <w:right w:val="nil"/>
-            </w:tcBorders>
-            <w:tcMar>
-              <w:top w:w="150" w:type="dxa"/>
-              <w:left w:w="150" w:type="dxa"/>
-              <w:bottom w:w="150" w:type="dxa"/>
-              <w:right w:w="150" w:type="dxa"/>
-            </w:tcMar>
-            <w:vAlign w:val="center"/>
-            <w:hideMark/>
-          </w:tcPr>
-          <w:p>
-            <w:pPr>
-              <w:spacing w:after="160" w:line="278" w:lineRule="auto"/>
+            <w:tcW w:w="1495" w:type="dxa"/>
+            <w:hideMark/>
+          </w:tcPr>
+          <w:p>
+            <w:pPr>
+              <w:spacing w:line="360" w:lineRule="auto"/>
+              <w:jc w:val="center"/>
               <w:rPr>
                 <w:sz w:val="20"/>
                 <w:szCs w:val="20"/>
@@ -11221,25 +10824,13 @@
         </w:tc>
         <w:tc>
           <w:tcPr>
-            <w:tcW w:w="0" w:type="auto"/>
-            <w:tcBorders>
-              <w:top w:val="nil"/>
-              <w:left w:val="nil"/>
-              <w:bottom w:val="single" w:sz="6" w:space="0" w:color="525252"/>
-              <w:right w:val="nil"/>
-            </w:tcBorders>
-            <w:tcMar>
-              <w:top w:w="150" w:type="dxa"/>
-              <w:left w:w="150" w:type="dxa"/>
-              <w:bottom w:w="150" w:type="dxa"/>
-              <w:right w:w="150" w:type="dxa"/>
-            </w:tcMar>
-            <w:vAlign w:val="center"/>
-            <w:hideMark/>
-          </w:tcPr>
-          <w:p>
-            <w:pPr>
-              <w:spacing w:after="160" w:line="278" w:lineRule="auto"/>
+            <w:tcW w:w="1482" w:type="dxa"/>
+            <w:hideMark/>
+          </w:tcPr>
+          <w:p>
+            <w:pPr>
+              <w:spacing w:line="360" w:lineRule="auto"/>
+              <w:jc w:val="center"/>
               <w:rPr>
                 <w:sz w:val="20"/>
                 <w:szCs w:val="20"/>
@@ -11256,25 +10847,13 @@
         </w:tc>
         <w:tc>
           <w:tcPr>
-            <w:tcW w:w="0" w:type="auto"/>
-            <w:tcBorders>
-              <w:top w:val="nil"/>
-              <w:left w:val="nil"/>
-              <w:bottom w:val="single" w:sz="6" w:space="0" w:color="525252"/>
-              <w:right w:val="nil"/>
-            </w:tcBorders>
-            <w:tcMar>
-              <w:top w:w="150" w:type="dxa"/>
-              <w:left w:w="150" w:type="dxa"/>
-              <w:bottom w:w="150" w:type="dxa"/>
-              <w:right w:w="150" w:type="dxa"/>
-            </w:tcMar>
-            <w:vAlign w:val="center"/>
-            <w:hideMark/>
-          </w:tcPr>
-          <w:p>
-            <w:pPr>
-              <w:spacing w:after="160" w:line="278" w:lineRule="auto"/>
+            <w:tcW w:w="2559" w:type="dxa"/>
+            <w:hideMark/>
+          </w:tcPr>
+          <w:p>
+            <w:pPr>
+              <w:spacing w:line="360" w:lineRule="auto"/>
+              <w:jc w:val="center"/>
               <w:rPr>
                 <w:sz w:val="20"/>
                 <w:szCs w:val="20"/>
@@ -11291,27 +10870,18 @@
         </w:tc>
       </w:tr>
       <w:tr>
-        <w:tc>
-          <w:tcPr>
-            <w:tcW w:w="0" w:type="auto"/>
-            <w:tcBorders>
-              <w:top w:val="nil"/>
-              <w:left w:val="nil"/>
-              <w:bottom w:val="single" w:sz="6" w:space="0" w:color="525252"/>
-              <w:right w:val="nil"/>
-            </w:tcBorders>
-            <w:tcMar>
-              <w:top w:w="150" w:type="dxa"/>
-              <w:left w:w="0" w:type="dxa"/>
-              <w:bottom w:w="150" w:type="dxa"/>
-              <w:right w:w="150" w:type="dxa"/>
-            </w:tcMar>
-            <w:vAlign w:val="center"/>
-            <w:hideMark/>
-          </w:tcPr>
-          <w:p>
-            <w:pPr>
-              <w:spacing w:after="160" w:line="278" w:lineRule="auto"/>
+        <w:trPr>
+          <w:trHeight w:val="1702"/>
+        </w:trPr>
+        <w:tc>
+          <w:tcPr>
+            <w:tcW w:w="606" w:type="dxa"/>
+            <w:hideMark/>
+          </w:tcPr>
+          <w:p>
+            <w:pPr>
+              <w:spacing w:line="360" w:lineRule="auto"/>
+              <w:jc w:val="center"/>
               <w:rPr>
                 <w:sz w:val="20"/>
                 <w:szCs w:val="20"/>
@@ -11328,25 +10898,13 @@
         </w:tc>
         <w:tc>
           <w:tcPr>
-            <w:tcW w:w="0" w:type="auto"/>
-            <w:tcBorders>
-              <w:top w:val="nil"/>
-              <w:left w:val="nil"/>
-              <w:bottom w:val="single" w:sz="6" w:space="0" w:color="525252"/>
-              <w:right w:val="nil"/>
-            </w:tcBorders>
-            <w:tcMar>
-              <w:top w:w="150" w:type="dxa"/>
-              <w:left w:w="150" w:type="dxa"/>
-              <w:bottom w:w="150" w:type="dxa"/>
-              <w:right w:w="150" w:type="dxa"/>
-            </w:tcMar>
-            <w:vAlign w:val="center"/>
-            <w:hideMark/>
-          </w:tcPr>
-          <w:p>
-            <w:pPr>
-              <w:spacing w:after="160" w:line="278" w:lineRule="auto"/>
+            <w:tcW w:w="2508" w:type="dxa"/>
+            <w:hideMark/>
+          </w:tcPr>
+          <w:p>
+            <w:pPr>
+              <w:spacing w:line="360" w:lineRule="auto"/>
+              <w:jc w:val="center"/>
               <w:rPr>
                 <w:sz w:val="20"/>
                 <w:szCs w:val="20"/>
@@ -11363,25 +10921,13 @@
         </w:tc>
         <w:tc>
           <w:tcPr>
-            <w:tcW w:w="0" w:type="auto"/>
-            <w:tcBorders>
-              <w:top w:val="nil"/>
-              <w:left w:val="nil"/>
-              <w:bottom w:val="single" w:sz="6" w:space="0" w:color="525252"/>
-              <w:right w:val="nil"/>
-            </w:tcBorders>
-            <w:tcMar>
-              <w:top w:w="150" w:type="dxa"/>
-              <w:left w:w="150" w:type="dxa"/>
-              <w:bottom w:w="150" w:type="dxa"/>
-              <w:right w:w="150" w:type="dxa"/>
-            </w:tcMar>
-            <w:vAlign w:val="center"/>
-            <w:hideMark/>
-          </w:tcPr>
-          <w:p>
-            <w:pPr>
-              <w:spacing w:after="160" w:line="278" w:lineRule="auto"/>
+            <w:tcW w:w="1495" w:type="dxa"/>
+            <w:hideMark/>
+          </w:tcPr>
+          <w:p>
+            <w:pPr>
+              <w:spacing w:line="360" w:lineRule="auto"/>
+              <w:jc w:val="center"/>
               <w:rPr>
                 <w:sz w:val="20"/>
                 <w:szCs w:val="20"/>
@@ -11398,25 +10944,13 @@
         </w:tc>
         <w:tc>
           <w:tcPr>
-            <w:tcW w:w="0" w:type="auto"/>
-            <w:tcBorders>
-              <w:top w:val="nil"/>
-              <w:left w:val="nil"/>
-              <w:bottom w:val="single" w:sz="6" w:space="0" w:color="525252"/>
-              <w:right w:val="nil"/>
-            </w:tcBorders>
-            <w:tcMar>
-              <w:top w:w="150" w:type="dxa"/>
-              <w:left w:w="150" w:type="dxa"/>
-              <w:bottom w:w="150" w:type="dxa"/>
-              <w:right w:w="150" w:type="dxa"/>
-            </w:tcMar>
-            <w:vAlign w:val="center"/>
-            <w:hideMark/>
-          </w:tcPr>
-          <w:p>
-            <w:pPr>
-              <w:spacing w:after="160" w:line="278" w:lineRule="auto"/>
+            <w:tcW w:w="1482" w:type="dxa"/>
+            <w:hideMark/>
+          </w:tcPr>
+          <w:p>
+            <w:pPr>
+              <w:spacing w:line="360" w:lineRule="auto"/>
+              <w:jc w:val="center"/>
               <w:rPr>
                 <w:sz w:val="20"/>
                 <w:szCs w:val="20"/>
@@ -11433,25 +10967,13 @@
         </w:tc>
         <w:tc>
           <w:tcPr>
-            <w:tcW w:w="0" w:type="auto"/>
-            <w:tcBorders>
-              <w:top w:val="nil"/>
-              <w:left w:val="nil"/>
-              <w:bottom w:val="single" w:sz="6" w:space="0" w:color="525252"/>
-              <w:right w:val="nil"/>
-            </w:tcBorders>
-            <w:tcMar>
-              <w:top w:w="150" w:type="dxa"/>
-              <w:left w:w="150" w:type="dxa"/>
-              <w:bottom w:w="150" w:type="dxa"/>
-              <w:right w:w="150" w:type="dxa"/>
-            </w:tcMar>
-            <w:vAlign w:val="center"/>
-            <w:hideMark/>
-          </w:tcPr>
-          <w:p>
-            <w:pPr>
-              <w:spacing w:after="160" w:line="278" w:lineRule="auto"/>
+            <w:tcW w:w="2559" w:type="dxa"/>
+            <w:hideMark/>
+          </w:tcPr>
+          <w:p>
+            <w:pPr>
+              <w:spacing w:line="360" w:lineRule="auto"/>
+              <w:jc w:val="center"/>
               <w:rPr>
                 <w:sz w:val="20"/>
                 <w:szCs w:val="20"/>
@@ -11468,62 +10990,42 @@
         </w:tc>
       </w:tr>
       <w:tr>
-        <w:tc>
-          <w:tcPr>
-            <w:tcW w:w="0" w:type="auto"/>
-            <w:tcBorders>
-              <w:top w:val="nil"/>
-              <w:left w:val="nil"/>
-              <w:bottom w:val="single" w:sz="6" w:space="0" w:color="525252"/>
-              <w:right w:val="nil"/>
-            </w:tcBorders>
-            <w:tcMar>
-              <w:top w:w="150" w:type="dxa"/>
-              <w:left w:w="0" w:type="dxa"/>
-              <w:bottom w:w="150" w:type="dxa"/>
-              <w:right w:w="150" w:type="dxa"/>
-            </w:tcMar>
-            <w:vAlign w:val="center"/>
-            <w:hideMark/>
-          </w:tcPr>
-          <w:p>
-            <w:pPr>
-              <w:spacing w:after="160" w:line="278" w:lineRule="auto"/>
-              <w:rPr>
-                <w:sz w:val="20"/>
-                <w:szCs w:val="20"/>
-              </w:rPr>
-            </w:pPr>
-            <w:r>
-              <w:rPr>
-                <w:sz w:val="20"/>
-                <w:szCs w:val="20"/>
-              </w:rPr>
+        <w:trPr>
+          <w:trHeight w:val="1035"/>
+        </w:trPr>
+        <w:tc>
+          <w:tcPr>
+            <w:tcW w:w="606" w:type="dxa"/>
+            <w:hideMark/>
+          </w:tcPr>
+          <w:p>
+            <w:pPr>
+              <w:spacing w:line="360" w:lineRule="auto"/>
+              <w:jc w:val="center"/>
+              <w:rPr>
+                <w:sz w:val="20"/>
+                <w:szCs w:val="20"/>
+              </w:rPr>
+            </w:pPr>
+            <w:r>
+              <w:rPr>
+                <w:sz w:val="20"/>
+                <w:szCs w:val="20"/>
+              </w:rPr>
+              <w:lastRenderedPageBreak/>
               <w:t>RF-M08</w:t>
             </w:r>
           </w:p>
         </w:tc>
         <w:tc>
           <w:tcPr>
-            <w:tcW w:w="0" w:type="auto"/>
-            <w:tcBorders>
-              <w:top w:val="nil"/>
-              <w:left w:val="nil"/>
-              <w:bottom w:val="single" w:sz="6" w:space="0" w:color="525252"/>
-              <w:right w:val="nil"/>
-            </w:tcBorders>
-            <w:tcMar>
-              <w:top w:w="150" w:type="dxa"/>
-              <w:left w:w="150" w:type="dxa"/>
-              <w:bottom w:w="150" w:type="dxa"/>
-              <w:right w:w="150" w:type="dxa"/>
-            </w:tcMar>
-            <w:vAlign w:val="center"/>
-            <w:hideMark/>
-          </w:tcPr>
-          <w:p>
-            <w:pPr>
-              <w:spacing w:after="160" w:line="278" w:lineRule="auto"/>
+            <w:tcW w:w="2508" w:type="dxa"/>
+            <w:hideMark/>
+          </w:tcPr>
+          <w:p>
+            <w:pPr>
+              <w:spacing w:line="360" w:lineRule="auto"/>
+              <w:jc w:val="center"/>
               <w:rPr>
                 <w:sz w:val="20"/>
                 <w:szCs w:val="20"/>
@@ -11556,25 +11058,13 @@
         </w:tc>
         <w:tc>
           <w:tcPr>
-            <w:tcW w:w="0" w:type="auto"/>
-            <w:tcBorders>
-              <w:top w:val="nil"/>
-              <w:left w:val="nil"/>
-              <w:bottom w:val="single" w:sz="6" w:space="0" w:color="525252"/>
-              <w:right w:val="nil"/>
-            </w:tcBorders>
-            <w:tcMar>
-              <w:top w:w="150" w:type="dxa"/>
-              <w:left w:w="150" w:type="dxa"/>
-              <w:bottom w:w="150" w:type="dxa"/>
-              <w:right w:w="150" w:type="dxa"/>
-            </w:tcMar>
-            <w:vAlign w:val="center"/>
-            <w:hideMark/>
-          </w:tcPr>
-          <w:p>
-            <w:pPr>
-              <w:spacing w:after="160" w:line="278" w:lineRule="auto"/>
+            <w:tcW w:w="1495" w:type="dxa"/>
+            <w:hideMark/>
+          </w:tcPr>
+          <w:p>
+            <w:pPr>
+              <w:spacing w:line="360" w:lineRule="auto"/>
+              <w:jc w:val="center"/>
               <w:rPr>
                 <w:sz w:val="20"/>
                 <w:szCs w:val="20"/>
@@ -11591,25 +11081,13 @@
         </w:tc>
         <w:tc>
           <w:tcPr>
-            <w:tcW w:w="0" w:type="auto"/>
-            <w:tcBorders>
-              <w:top w:val="nil"/>
-              <w:left w:val="nil"/>
-              <w:bottom w:val="single" w:sz="6" w:space="0" w:color="525252"/>
-              <w:right w:val="nil"/>
-            </w:tcBorders>
-            <w:tcMar>
-              <w:top w:w="150" w:type="dxa"/>
-              <w:left w:w="150" w:type="dxa"/>
-              <w:bottom w:w="150" w:type="dxa"/>
-              <w:right w:w="150" w:type="dxa"/>
-            </w:tcMar>
-            <w:vAlign w:val="center"/>
-            <w:hideMark/>
-          </w:tcPr>
-          <w:p>
-            <w:pPr>
-              <w:spacing w:after="160" w:line="278" w:lineRule="auto"/>
+            <w:tcW w:w="1482" w:type="dxa"/>
+            <w:hideMark/>
+          </w:tcPr>
+          <w:p>
+            <w:pPr>
+              <w:spacing w:line="360" w:lineRule="auto"/>
+              <w:jc w:val="center"/>
               <w:rPr>
                 <w:sz w:val="20"/>
                 <w:szCs w:val="20"/>
@@ -11626,25 +11104,13 @@
         </w:tc>
         <w:tc>
           <w:tcPr>
-            <w:tcW w:w="0" w:type="auto"/>
-            <w:tcBorders>
-              <w:top w:val="nil"/>
-              <w:left w:val="nil"/>
-              <w:bottom w:val="single" w:sz="6" w:space="0" w:color="525252"/>
-              <w:right w:val="nil"/>
-            </w:tcBorders>
-            <w:tcMar>
-              <w:top w:w="150" w:type="dxa"/>
-              <w:left w:w="150" w:type="dxa"/>
-              <w:bottom w:w="150" w:type="dxa"/>
-              <w:right w:w="150" w:type="dxa"/>
-            </w:tcMar>
-            <w:vAlign w:val="center"/>
-            <w:hideMark/>
-          </w:tcPr>
-          <w:p>
-            <w:pPr>
-              <w:spacing w:after="160" w:line="278" w:lineRule="auto"/>
+            <w:tcW w:w="2559" w:type="dxa"/>
+            <w:hideMark/>
+          </w:tcPr>
+          <w:p>
+            <w:pPr>
+              <w:spacing w:line="360" w:lineRule="auto"/>
+              <w:jc w:val="center"/>
               <w:rPr>
                 <w:sz w:val="20"/>
                 <w:szCs w:val="20"/>
@@ -11661,63 +11127,41 @@
         </w:tc>
       </w:tr>
       <w:tr>
-        <w:tc>
-          <w:tcPr>
-            <w:tcW w:w="0" w:type="auto"/>
-            <w:tcBorders>
-              <w:top w:val="nil"/>
-              <w:left w:val="nil"/>
-              <w:bottom w:val="single" w:sz="6" w:space="0" w:color="525252"/>
-              <w:right w:val="nil"/>
-            </w:tcBorders>
-            <w:tcMar>
-              <w:top w:w="150" w:type="dxa"/>
-              <w:left w:w="0" w:type="dxa"/>
-              <w:bottom w:w="150" w:type="dxa"/>
-              <w:right w:w="150" w:type="dxa"/>
-            </w:tcMar>
-            <w:vAlign w:val="center"/>
-            <w:hideMark/>
-          </w:tcPr>
-          <w:p>
-            <w:pPr>
-              <w:spacing w:after="160" w:line="278" w:lineRule="auto"/>
-              <w:rPr>
-                <w:sz w:val="20"/>
-                <w:szCs w:val="20"/>
-              </w:rPr>
-            </w:pPr>
-            <w:r>
-              <w:rPr>
-                <w:sz w:val="20"/>
-                <w:szCs w:val="20"/>
-              </w:rPr>
-              <w:lastRenderedPageBreak/>
+        <w:trPr>
+          <w:trHeight w:val="1018"/>
+        </w:trPr>
+        <w:tc>
+          <w:tcPr>
+            <w:tcW w:w="606" w:type="dxa"/>
+            <w:hideMark/>
+          </w:tcPr>
+          <w:p>
+            <w:pPr>
+              <w:spacing w:line="360" w:lineRule="auto"/>
+              <w:jc w:val="center"/>
+              <w:rPr>
+                <w:sz w:val="20"/>
+                <w:szCs w:val="20"/>
+              </w:rPr>
+            </w:pPr>
+            <w:r>
+              <w:rPr>
+                <w:sz w:val="20"/>
+                <w:szCs w:val="20"/>
+              </w:rPr>
               <w:t>RF-M09</w:t>
             </w:r>
           </w:p>
         </w:tc>
         <w:tc>
           <w:tcPr>
-            <w:tcW w:w="0" w:type="auto"/>
-            <w:tcBorders>
-              <w:top w:val="nil"/>
-              <w:left w:val="nil"/>
-              <w:bottom w:val="single" w:sz="6" w:space="0" w:color="525252"/>
-              <w:right w:val="nil"/>
-            </w:tcBorders>
-            <w:tcMar>
-              <w:top w:w="150" w:type="dxa"/>
-              <w:left w:w="150" w:type="dxa"/>
-              <w:bottom w:w="150" w:type="dxa"/>
-              <w:right w:w="150" w:type="dxa"/>
-            </w:tcMar>
-            <w:vAlign w:val="center"/>
-            <w:hideMark/>
-          </w:tcPr>
-          <w:p>
-            <w:pPr>
-              <w:spacing w:after="160" w:line="278" w:lineRule="auto"/>
+            <w:tcW w:w="2508" w:type="dxa"/>
+            <w:hideMark/>
+          </w:tcPr>
+          <w:p>
+            <w:pPr>
+              <w:spacing w:line="360" w:lineRule="auto"/>
+              <w:jc w:val="center"/>
               <w:rPr>
                 <w:sz w:val="20"/>
                 <w:szCs w:val="20"/>
@@ -11734,25 +11178,13 @@
         </w:tc>
         <w:tc>
           <w:tcPr>
-            <w:tcW w:w="0" w:type="auto"/>
-            <w:tcBorders>
-              <w:top w:val="nil"/>
-              <w:left w:val="nil"/>
-              <w:bottom w:val="single" w:sz="6" w:space="0" w:color="525252"/>
-              <w:right w:val="nil"/>
-            </w:tcBorders>
-            <w:tcMar>
-              <w:top w:w="150" w:type="dxa"/>
-              <w:left w:w="150" w:type="dxa"/>
-              <w:bottom w:w="150" w:type="dxa"/>
-              <w:right w:w="150" w:type="dxa"/>
-            </w:tcMar>
-            <w:vAlign w:val="center"/>
-            <w:hideMark/>
-          </w:tcPr>
-          <w:p>
-            <w:pPr>
-              <w:spacing w:after="160" w:line="278" w:lineRule="auto"/>
+            <w:tcW w:w="1495" w:type="dxa"/>
+            <w:hideMark/>
+          </w:tcPr>
+          <w:p>
+            <w:pPr>
+              <w:spacing w:line="360" w:lineRule="auto"/>
+              <w:jc w:val="center"/>
               <w:rPr>
                 <w:sz w:val="20"/>
                 <w:szCs w:val="20"/>
@@ -11769,25 +11201,13 @@
         </w:tc>
         <w:tc>
           <w:tcPr>
-            <w:tcW w:w="0" w:type="auto"/>
-            <w:tcBorders>
-              <w:top w:val="nil"/>
-              <w:left w:val="nil"/>
-              <w:bottom w:val="single" w:sz="6" w:space="0" w:color="525252"/>
-              <w:right w:val="nil"/>
-            </w:tcBorders>
-            <w:tcMar>
-              <w:top w:w="150" w:type="dxa"/>
-              <w:left w:w="150" w:type="dxa"/>
-              <w:bottom w:w="150" w:type="dxa"/>
-              <w:right w:w="150" w:type="dxa"/>
-            </w:tcMar>
-            <w:vAlign w:val="center"/>
-            <w:hideMark/>
-          </w:tcPr>
-          <w:p>
-            <w:pPr>
-              <w:spacing w:after="160" w:line="278" w:lineRule="auto"/>
+            <w:tcW w:w="1482" w:type="dxa"/>
+            <w:hideMark/>
+          </w:tcPr>
+          <w:p>
+            <w:pPr>
+              <w:spacing w:line="360" w:lineRule="auto"/>
+              <w:jc w:val="center"/>
               <w:rPr>
                 <w:sz w:val="20"/>
                 <w:szCs w:val="20"/>
@@ -11804,25 +11224,13 @@
         </w:tc>
         <w:tc>
           <w:tcPr>
-            <w:tcW w:w="0" w:type="auto"/>
-            <w:tcBorders>
-              <w:top w:val="nil"/>
-              <w:left w:val="nil"/>
-              <w:bottom w:val="single" w:sz="6" w:space="0" w:color="525252"/>
-              <w:right w:val="nil"/>
-            </w:tcBorders>
-            <w:tcMar>
-              <w:top w:w="150" w:type="dxa"/>
-              <w:left w:w="150" w:type="dxa"/>
-              <w:bottom w:w="150" w:type="dxa"/>
-              <w:right w:w="150" w:type="dxa"/>
-            </w:tcMar>
-            <w:vAlign w:val="center"/>
-            <w:hideMark/>
-          </w:tcPr>
-          <w:p>
-            <w:pPr>
-              <w:spacing w:after="160" w:line="278" w:lineRule="auto"/>
+            <w:tcW w:w="2559" w:type="dxa"/>
+            <w:hideMark/>
+          </w:tcPr>
+          <w:p>
+            <w:pPr>
+              <w:spacing w:line="360" w:lineRule="auto"/>
+              <w:jc w:val="center"/>
               <w:rPr>
                 <w:sz w:val="20"/>
                 <w:szCs w:val="20"/>
@@ -11839,27 +11247,18 @@
         </w:tc>
       </w:tr>
       <w:tr>
-        <w:tc>
-          <w:tcPr>
-            <w:tcW w:w="0" w:type="auto"/>
-            <w:tcBorders>
-              <w:top w:val="nil"/>
-              <w:left w:val="nil"/>
-              <w:bottom w:val="single" w:sz="6" w:space="0" w:color="525252"/>
-              <w:right w:val="nil"/>
-            </w:tcBorders>
-            <w:tcMar>
-              <w:top w:w="150" w:type="dxa"/>
-              <w:left w:w="0" w:type="dxa"/>
-              <w:bottom w:w="150" w:type="dxa"/>
-              <w:right w:w="150" w:type="dxa"/>
-            </w:tcMar>
-            <w:vAlign w:val="center"/>
-            <w:hideMark/>
-          </w:tcPr>
-          <w:p>
-            <w:pPr>
-              <w:spacing w:after="160" w:line="278" w:lineRule="auto"/>
+        <w:trPr>
+          <w:trHeight w:val="1035"/>
+        </w:trPr>
+        <w:tc>
+          <w:tcPr>
+            <w:tcW w:w="606" w:type="dxa"/>
+            <w:hideMark/>
+          </w:tcPr>
+          <w:p>
+            <w:pPr>
+              <w:spacing w:line="360" w:lineRule="auto"/>
+              <w:jc w:val="center"/>
               <w:rPr>
                 <w:sz w:val="20"/>
                 <w:szCs w:val="20"/>
@@ -11876,111 +11275,59 @@
         </w:tc>
         <w:tc>
           <w:tcPr>
-            <w:tcW w:w="0" w:type="auto"/>
-            <w:tcBorders>
-              <w:top w:val="nil"/>
-              <w:left w:val="nil"/>
-              <w:bottom w:val="single" w:sz="6" w:space="0" w:color="525252"/>
-              <w:right w:val="nil"/>
-            </w:tcBorders>
-            <w:tcMar>
-              <w:top w:w="150" w:type="dxa"/>
-              <w:left w:w="150" w:type="dxa"/>
-              <w:bottom w:w="150" w:type="dxa"/>
-              <w:right w:w="150" w:type="dxa"/>
-            </w:tcMar>
-            <w:vAlign w:val="center"/>
-            <w:hideMark/>
-          </w:tcPr>
-          <w:p>
-            <w:pPr>
-              <w:spacing w:after="160" w:line="278" w:lineRule="auto"/>
-              <w:rPr>
-                <w:sz w:val="20"/>
-                <w:szCs w:val="20"/>
-              </w:rPr>
-            </w:pPr>
-            <w:r>
-              <w:rPr>
-                <w:sz w:val="20"/>
-                <w:szCs w:val="20"/>
-              </w:rPr>
-              <w:t xml:space="preserve">Leitura de QR </w:t>
-            </w:r>
-            <w:proofErr w:type="spellStart"/>
-            <w:r>
-              <w:rPr>
-                <w:sz w:val="20"/>
-                <w:szCs w:val="20"/>
-              </w:rPr>
-              <w:t>Code</w:t>
-            </w:r>
-            <w:proofErr w:type="spellEnd"/>
-            <w:r>
-              <w:rPr>
-                <w:sz w:val="20"/>
-                <w:szCs w:val="20"/>
-              </w:rPr>
-              <w:t xml:space="preserve"> para check-in em eventos</w:t>
-            </w:r>
-          </w:p>
-        </w:tc>
-        <w:tc>
-          <w:tcPr>
-            <w:tcW w:w="0" w:type="auto"/>
-            <w:tcBorders>
-              <w:top w:val="nil"/>
-              <w:left w:val="nil"/>
-              <w:bottom w:val="single" w:sz="6" w:space="0" w:color="525252"/>
-              <w:right w:val="nil"/>
-            </w:tcBorders>
-            <w:tcMar>
-              <w:top w:w="150" w:type="dxa"/>
-              <w:left w:w="150" w:type="dxa"/>
-              <w:bottom w:w="150" w:type="dxa"/>
-              <w:right w:w="150" w:type="dxa"/>
-            </w:tcMar>
-            <w:vAlign w:val="center"/>
-            <w:hideMark/>
-          </w:tcPr>
-          <w:p>
-            <w:pPr>
-              <w:spacing w:after="160" w:line="278" w:lineRule="auto"/>
-              <w:rPr>
-                <w:sz w:val="20"/>
-                <w:szCs w:val="20"/>
-              </w:rPr>
-            </w:pPr>
-            <w:r>
-              <w:rPr>
-                <w:sz w:val="20"/>
-                <w:szCs w:val="20"/>
-              </w:rPr>
-              <w:t>Eventos</w:t>
-            </w:r>
-          </w:p>
-        </w:tc>
-        <w:tc>
-          <w:tcPr>
-            <w:tcW w:w="0" w:type="auto"/>
-            <w:tcBorders>
-              <w:top w:val="nil"/>
-              <w:left w:val="nil"/>
-              <w:bottom w:val="single" w:sz="6" w:space="0" w:color="525252"/>
-              <w:right w:val="nil"/>
-            </w:tcBorders>
-            <w:tcMar>
-              <w:top w:w="150" w:type="dxa"/>
-              <w:left w:w="150" w:type="dxa"/>
-              <w:bottom w:w="150" w:type="dxa"/>
-              <w:right w:w="150" w:type="dxa"/>
-            </w:tcMar>
-            <w:vAlign w:val="center"/>
-            <w:hideMark/>
-          </w:tcPr>
-          <w:p>
-            <w:pPr>
-              <w:spacing w:after="160" w:line="278" w:lineRule="auto"/>
+            <w:tcW w:w="2508" w:type="dxa"/>
+            <w:hideMark/>
+          </w:tcPr>
+          <w:p>
+            <w:pPr>
+              <w:spacing w:line="360" w:lineRule="auto"/>
+              <w:jc w:val="center"/>
+              <w:rPr>
+                <w:sz w:val="20"/>
+                <w:szCs w:val="20"/>
+              </w:rPr>
+            </w:pPr>
+            <w:r>
+              <w:rPr>
+                <w:sz w:val="20"/>
+                <w:szCs w:val="20"/>
+              </w:rPr>
+              <w:t>Acesso rápido via widget de dispositivo</w:t>
+            </w:r>
+          </w:p>
+        </w:tc>
+        <w:tc>
+          <w:tcPr>
+            <w:tcW w:w="1495" w:type="dxa"/>
+            <w:hideMark/>
+          </w:tcPr>
+          <w:p>
+            <w:pPr>
+              <w:spacing w:line="360" w:lineRule="auto"/>
+              <w:jc w:val="center"/>
+              <w:rPr>
+                <w:sz w:val="20"/>
+                <w:szCs w:val="20"/>
+              </w:rPr>
+            </w:pPr>
+            <w:r>
+              <w:rPr>
+                <w:sz w:val="20"/>
+                <w:szCs w:val="20"/>
+              </w:rPr>
+              <w:t>Acesso</w:t>
+            </w:r>
+          </w:p>
+        </w:tc>
+        <w:tc>
+          <w:tcPr>
+            <w:tcW w:w="1482" w:type="dxa"/>
+            <w:hideMark/>
+          </w:tcPr>
+          <w:p>
+            <w:pPr>
+              <w:spacing w:line="360" w:lineRule="auto"/>
+              <w:jc w:val="center"/>
               <w:rPr>
                 <w:sz w:val="20"/>
                 <w:szCs w:val="20"/>
@@ -11997,62 +11344,41 @@
         </w:tc>
         <w:tc>
           <w:tcPr>
-            <w:tcW w:w="0" w:type="auto"/>
-            <w:tcBorders>
-              <w:top w:val="nil"/>
-              <w:left w:val="nil"/>
-              <w:bottom w:val="single" w:sz="6" w:space="0" w:color="525252"/>
-              <w:right w:val="nil"/>
-            </w:tcBorders>
-            <w:tcMar>
-              <w:top w:w="150" w:type="dxa"/>
-              <w:left w:w="150" w:type="dxa"/>
-              <w:bottom w:w="150" w:type="dxa"/>
-              <w:right w:w="150" w:type="dxa"/>
-            </w:tcMar>
-            <w:vAlign w:val="center"/>
-            <w:hideMark/>
-          </w:tcPr>
-          <w:p>
-            <w:pPr>
-              <w:spacing w:after="160" w:line="278" w:lineRule="auto"/>
-              <w:rPr>
-                <w:sz w:val="20"/>
-                <w:szCs w:val="20"/>
-              </w:rPr>
-            </w:pPr>
-            <w:r>
-              <w:rPr>
-                <w:sz w:val="20"/>
-                <w:szCs w:val="20"/>
-              </w:rPr>
-              <w:t>RN-M01</w:t>
+            <w:tcW w:w="2559" w:type="dxa"/>
+            <w:hideMark/>
+          </w:tcPr>
+          <w:p>
+            <w:pPr>
+              <w:spacing w:line="360" w:lineRule="auto"/>
+              <w:jc w:val="center"/>
+              <w:rPr>
+                <w:sz w:val="20"/>
+                <w:szCs w:val="20"/>
+              </w:rPr>
+            </w:pPr>
+            <w:r>
+              <w:rPr>
+                <w:sz w:val="20"/>
+                <w:szCs w:val="20"/>
+              </w:rPr>
+              <w:t>-</w:t>
             </w:r>
           </w:p>
         </w:tc>
       </w:tr>
       <w:tr>
-        <w:tc>
-          <w:tcPr>
-            <w:tcW w:w="0" w:type="auto"/>
-            <w:tcBorders>
-              <w:top w:val="nil"/>
-              <w:left w:val="nil"/>
-              <w:bottom w:val="single" w:sz="6" w:space="0" w:color="525252"/>
-              <w:right w:val="nil"/>
-            </w:tcBorders>
-            <w:tcMar>
-              <w:top w:w="150" w:type="dxa"/>
-              <w:left w:w="0" w:type="dxa"/>
-              <w:bottom w:w="150" w:type="dxa"/>
-              <w:right w:w="150" w:type="dxa"/>
-            </w:tcMar>
-            <w:vAlign w:val="center"/>
-            <w:hideMark/>
-          </w:tcPr>
-          <w:p>
-            <w:pPr>
-              <w:spacing w:after="160" w:line="278" w:lineRule="auto"/>
+        <w:trPr>
+          <w:trHeight w:val="1018"/>
+        </w:trPr>
+        <w:tc>
+          <w:tcPr>
+            <w:tcW w:w="606" w:type="dxa"/>
+            <w:hideMark/>
+          </w:tcPr>
+          <w:p>
+            <w:pPr>
+              <w:spacing w:line="360" w:lineRule="auto"/>
+              <w:jc w:val="center"/>
               <w:rPr>
                 <w:sz w:val="20"/>
                 <w:szCs w:val="20"/>
@@ -12069,95 +11395,59 @@
         </w:tc>
         <w:tc>
           <w:tcPr>
-            <w:tcW w:w="0" w:type="auto"/>
-            <w:tcBorders>
-              <w:top w:val="nil"/>
-              <w:left w:val="nil"/>
-              <w:bottom w:val="single" w:sz="6" w:space="0" w:color="525252"/>
-              <w:right w:val="nil"/>
-            </w:tcBorders>
-            <w:tcMar>
-              <w:top w:w="150" w:type="dxa"/>
-              <w:left w:w="150" w:type="dxa"/>
-              <w:bottom w:w="150" w:type="dxa"/>
-              <w:right w:w="150" w:type="dxa"/>
-            </w:tcMar>
-            <w:vAlign w:val="center"/>
-            <w:hideMark/>
-          </w:tcPr>
-          <w:p>
-            <w:pPr>
-              <w:spacing w:after="160" w:line="278" w:lineRule="auto"/>
-              <w:rPr>
-                <w:sz w:val="20"/>
-                <w:szCs w:val="20"/>
-              </w:rPr>
-            </w:pPr>
-            <w:r>
-              <w:rPr>
-                <w:sz w:val="20"/>
-                <w:szCs w:val="20"/>
-              </w:rPr>
-              <w:t>Acesso rápido via widget de dispositivo</w:t>
-            </w:r>
-          </w:p>
-        </w:tc>
-        <w:tc>
-          <w:tcPr>
-            <w:tcW w:w="0" w:type="auto"/>
-            <w:tcBorders>
-              <w:top w:val="nil"/>
-              <w:left w:val="nil"/>
-              <w:bottom w:val="single" w:sz="6" w:space="0" w:color="525252"/>
-              <w:right w:val="nil"/>
-            </w:tcBorders>
-            <w:tcMar>
-              <w:top w:w="150" w:type="dxa"/>
-              <w:left w:w="150" w:type="dxa"/>
-              <w:bottom w:w="150" w:type="dxa"/>
-              <w:right w:w="150" w:type="dxa"/>
-            </w:tcMar>
-            <w:vAlign w:val="center"/>
-            <w:hideMark/>
-          </w:tcPr>
-          <w:p>
-            <w:pPr>
-              <w:spacing w:after="160" w:line="278" w:lineRule="auto"/>
-              <w:rPr>
-                <w:sz w:val="20"/>
-                <w:szCs w:val="20"/>
-              </w:rPr>
-            </w:pPr>
-            <w:r>
-              <w:rPr>
-                <w:sz w:val="20"/>
-                <w:szCs w:val="20"/>
-              </w:rPr>
-              <w:t>Acesso</w:t>
-            </w:r>
-          </w:p>
-        </w:tc>
-        <w:tc>
-          <w:tcPr>
-            <w:tcW w:w="0" w:type="auto"/>
-            <w:tcBorders>
-              <w:top w:val="nil"/>
-              <w:left w:val="nil"/>
-              <w:bottom w:val="single" w:sz="6" w:space="0" w:color="525252"/>
-              <w:right w:val="nil"/>
-            </w:tcBorders>
-            <w:tcMar>
-              <w:top w:w="150" w:type="dxa"/>
-              <w:left w:w="150" w:type="dxa"/>
-              <w:bottom w:w="150" w:type="dxa"/>
-              <w:right w:w="150" w:type="dxa"/>
-            </w:tcMar>
-            <w:vAlign w:val="center"/>
-            <w:hideMark/>
-          </w:tcPr>
-          <w:p>
-            <w:pPr>
-              <w:spacing w:after="160" w:line="278" w:lineRule="auto"/>
+            <w:tcW w:w="2508" w:type="dxa"/>
+            <w:hideMark/>
+          </w:tcPr>
+          <w:p>
+            <w:pPr>
+              <w:spacing w:line="360" w:lineRule="auto"/>
+              <w:jc w:val="center"/>
+              <w:rPr>
+                <w:sz w:val="20"/>
+                <w:szCs w:val="20"/>
+              </w:rPr>
+            </w:pPr>
+            <w:r>
+              <w:rPr>
+                <w:sz w:val="20"/>
+                <w:szCs w:val="20"/>
+              </w:rPr>
+              <w:t>Navegação por voz (acessibilidade)</w:t>
+            </w:r>
+          </w:p>
+        </w:tc>
+        <w:tc>
+          <w:tcPr>
+            <w:tcW w:w="1495" w:type="dxa"/>
+            <w:hideMark/>
+          </w:tcPr>
+          <w:p>
+            <w:pPr>
+              <w:spacing w:line="360" w:lineRule="auto"/>
+              <w:jc w:val="center"/>
+              <w:rPr>
+                <w:sz w:val="20"/>
+                <w:szCs w:val="20"/>
+              </w:rPr>
+            </w:pPr>
+            <w:r>
+              <w:rPr>
+                <w:sz w:val="20"/>
+                <w:szCs w:val="20"/>
+              </w:rPr>
+              <w:t>Acessibilidade</w:t>
+            </w:r>
+          </w:p>
+        </w:tc>
+        <w:tc>
+          <w:tcPr>
+            <w:tcW w:w="1482" w:type="dxa"/>
+            <w:hideMark/>
+          </w:tcPr>
+          <w:p>
+            <w:pPr>
+              <w:spacing w:line="360" w:lineRule="auto"/>
+              <w:jc w:val="center"/>
               <w:rPr>
                 <w:sz w:val="20"/>
                 <w:szCs w:val="20"/>
@@ -12174,25 +11464,13 @@
         </w:tc>
         <w:tc>
           <w:tcPr>
-            <w:tcW w:w="0" w:type="auto"/>
-            <w:tcBorders>
-              <w:top w:val="nil"/>
-              <w:left w:val="nil"/>
-              <w:bottom w:val="single" w:sz="6" w:space="0" w:color="525252"/>
-              <w:right w:val="nil"/>
-            </w:tcBorders>
-            <w:tcMar>
-              <w:top w:w="150" w:type="dxa"/>
-              <w:left w:w="150" w:type="dxa"/>
-              <w:bottom w:w="150" w:type="dxa"/>
-              <w:right w:w="150" w:type="dxa"/>
-            </w:tcMar>
-            <w:vAlign w:val="center"/>
-            <w:hideMark/>
-          </w:tcPr>
-          <w:p>
-            <w:pPr>
-              <w:spacing w:after="160" w:line="278" w:lineRule="auto"/>
+            <w:tcW w:w="2559" w:type="dxa"/>
+            <w:hideMark/>
+          </w:tcPr>
+          <w:p>
+            <w:pPr>
+              <w:spacing w:line="360" w:lineRule="auto"/>
+              <w:jc w:val="center"/>
               <w:rPr>
                 <w:sz w:val="20"/>
                 <w:szCs w:val="20"/>
@@ -12209,337 +11487,2257 @@
         </w:tc>
       </w:tr>
       <w:tr>
+        <w:trPr>
+          <w:trHeight w:val="1018"/>
+        </w:trPr>
+        <w:tc>
+          <w:tcPr>
+            <w:tcW w:w="606" w:type="dxa"/>
+            <w:hideMark/>
+          </w:tcPr>
+          <w:p>
+            <w:pPr>
+              <w:spacing w:line="360" w:lineRule="auto"/>
+              <w:jc w:val="center"/>
+              <w:rPr>
+                <w:sz w:val="20"/>
+                <w:szCs w:val="20"/>
+              </w:rPr>
+            </w:pPr>
+            <w:r>
+              <w:rPr>
+                <w:sz w:val="20"/>
+                <w:szCs w:val="20"/>
+              </w:rPr>
+              <w:t>RF-M12</w:t>
+            </w:r>
+          </w:p>
+        </w:tc>
+        <w:tc>
+          <w:tcPr>
+            <w:tcW w:w="2508" w:type="dxa"/>
+            <w:hideMark/>
+          </w:tcPr>
+          <w:p>
+            <w:pPr>
+              <w:spacing w:line="360" w:lineRule="auto"/>
+              <w:jc w:val="center"/>
+              <w:rPr>
+                <w:sz w:val="20"/>
+                <w:szCs w:val="20"/>
+              </w:rPr>
+            </w:pPr>
+            <w:r>
+              <w:rPr>
+                <w:sz w:val="20"/>
+                <w:szCs w:val="20"/>
+              </w:rPr>
+              <w:t>Verificação de disponibilidade de rede</w:t>
+            </w:r>
+          </w:p>
+        </w:tc>
+        <w:tc>
+          <w:tcPr>
+            <w:tcW w:w="1495" w:type="dxa"/>
+            <w:hideMark/>
+          </w:tcPr>
+          <w:p>
+            <w:pPr>
+              <w:spacing w:line="360" w:lineRule="auto"/>
+              <w:jc w:val="center"/>
+              <w:rPr>
+                <w:sz w:val="20"/>
+                <w:szCs w:val="20"/>
+              </w:rPr>
+            </w:pPr>
+            <w:r>
+              <w:rPr>
+                <w:sz w:val="20"/>
+                <w:szCs w:val="20"/>
+              </w:rPr>
+              <w:t>Conexão</w:t>
+            </w:r>
+          </w:p>
+        </w:tc>
+        <w:tc>
+          <w:tcPr>
+            <w:tcW w:w="1482" w:type="dxa"/>
+            <w:hideMark/>
+          </w:tcPr>
+          <w:p>
+            <w:pPr>
+              <w:spacing w:line="360" w:lineRule="auto"/>
+              <w:jc w:val="center"/>
+              <w:rPr>
+                <w:sz w:val="20"/>
+                <w:szCs w:val="20"/>
+              </w:rPr>
+            </w:pPr>
+            <w:r>
+              <w:rPr>
+                <w:sz w:val="20"/>
+                <w:szCs w:val="20"/>
+              </w:rPr>
+              <w:t>RNF-M15</w:t>
+            </w:r>
+          </w:p>
+        </w:tc>
+        <w:tc>
+          <w:tcPr>
+            <w:tcW w:w="2559" w:type="dxa"/>
+            <w:hideMark/>
+          </w:tcPr>
+          <w:p>
+            <w:pPr>
+              <w:spacing w:line="360" w:lineRule="auto"/>
+              <w:jc w:val="center"/>
+              <w:rPr>
+                <w:sz w:val="20"/>
+                <w:szCs w:val="20"/>
+              </w:rPr>
+            </w:pPr>
+            <w:r>
+              <w:rPr>
+                <w:sz w:val="20"/>
+                <w:szCs w:val="20"/>
+              </w:rPr>
+              <w:t>-</w:t>
+            </w:r>
+          </w:p>
+        </w:tc>
+      </w:tr>
+    </w:tbl>
+    <w:p>
+      <w:pPr>
+        <w:jc w:val="center"/>
+        <w:rPr>
+          <w:b/>
+          <w:bCs/>
+          <w:sz w:val="28"/>
+          <w:szCs w:val="28"/>
+        </w:rPr>
+      </w:pPr>
+    </w:p>
+    <w:p>
+      <w:pPr>
+        <w:rPr>
+          <w:sz w:val="28"/>
+          <w:szCs w:val="28"/>
+        </w:rPr>
+      </w:pPr>
+      <w:r>
+        <w:rPr>
+          <w:b/>
+          <w:bCs/>
+          <w:sz w:val="28"/>
+          <w:szCs w:val="28"/>
+        </w:rPr>
+        <w:t>Requisitos Não Funcionais Mobile (RNF-M) — relacionados ao Web</w:t>
+      </w:r>
+    </w:p>
+    <w:tbl>
+      <w:tblPr>
+        <w:tblStyle w:val="Tabelacomgrade"/>
+        <w:tblW w:w="8764" w:type="dxa"/>
+        <w:tblLook w:val="04A0" w:firstRow="1" w:lastRow="0" w:firstColumn="1" w:lastColumn="0" w:noHBand="0" w:noVBand="1"/>
+      </w:tblPr>
+      <w:tblGrid>
+        <w:gridCol w:w="727"/>
+        <w:gridCol w:w="1851"/>
+        <w:gridCol w:w="1491"/>
+        <w:gridCol w:w="1691"/>
+        <w:gridCol w:w="1576"/>
+        <w:gridCol w:w="1428"/>
+      </w:tblGrid>
+      <w:tr>
+        <w:trPr>
+          <w:trHeight w:val="423"/>
+        </w:trPr>
         <w:tc>
           <w:tcPr>
             <w:tcW w:w="0" w:type="auto"/>
-            <w:tcBorders>
-              <w:top w:val="nil"/>
-              <w:left w:val="nil"/>
-              <w:bottom w:val="single" w:sz="6" w:space="0" w:color="525252"/>
-              <w:right w:val="nil"/>
-            </w:tcBorders>
-            <w:tcMar>
-              <w:top w:w="150" w:type="dxa"/>
-              <w:left w:w="0" w:type="dxa"/>
-              <w:bottom w:w="150" w:type="dxa"/>
-              <w:right w:w="150" w:type="dxa"/>
-            </w:tcMar>
-            <w:vAlign w:val="center"/>
-            <w:hideMark/>
-          </w:tcPr>
-          <w:p>
-            <w:pPr>
-              <w:spacing w:after="160" w:line="278" w:lineRule="auto"/>
-              <w:rPr>
-                <w:sz w:val="20"/>
-                <w:szCs w:val="20"/>
-              </w:rPr>
-            </w:pPr>
-            <w:r>
-              <w:rPr>
-                <w:sz w:val="20"/>
-                <w:szCs w:val="20"/>
-              </w:rPr>
-              <w:t>RF-M12</w:t>
+            <w:shd w:val="clear" w:color="auto" w:fill="4BACC6" w:themeFill="accent5"/>
+            <w:hideMark/>
+          </w:tcPr>
+          <w:p>
+            <w:pPr>
+              <w:spacing w:line="360" w:lineRule="auto"/>
+              <w:jc w:val="center"/>
+              <w:rPr>
+                <w:sz w:val="20"/>
+                <w:szCs w:val="20"/>
+              </w:rPr>
+            </w:pPr>
+            <w:r>
+              <w:rPr>
+                <w:sz w:val="20"/>
+                <w:szCs w:val="20"/>
+              </w:rPr>
+              <w:t>ID</w:t>
             </w:r>
           </w:p>
         </w:tc>
         <w:tc>
           <w:tcPr>
             <w:tcW w:w="0" w:type="auto"/>
-            <w:tcBorders>
-              <w:top w:val="nil"/>
-              <w:left w:val="nil"/>
-              <w:bottom w:val="single" w:sz="6" w:space="0" w:color="525252"/>
-              <w:right w:val="nil"/>
-            </w:tcBorders>
-            <w:tcMar>
-              <w:top w:w="150" w:type="dxa"/>
-              <w:left w:w="150" w:type="dxa"/>
-              <w:bottom w:w="150" w:type="dxa"/>
-              <w:right w:w="150" w:type="dxa"/>
-            </w:tcMar>
-            <w:vAlign w:val="center"/>
-            <w:hideMark/>
-          </w:tcPr>
-          <w:p>
-            <w:pPr>
-              <w:spacing w:after="160" w:line="278" w:lineRule="auto"/>
-              <w:rPr>
-                <w:sz w:val="20"/>
-                <w:szCs w:val="20"/>
-              </w:rPr>
-            </w:pPr>
-            <w:r>
-              <w:rPr>
-                <w:sz w:val="20"/>
-                <w:szCs w:val="20"/>
-              </w:rPr>
-              <w:t>Navegação por voz (acessibilidade)</w:t>
+            <w:shd w:val="clear" w:color="auto" w:fill="4BACC6" w:themeFill="accent5"/>
+            <w:hideMark/>
+          </w:tcPr>
+          <w:p>
+            <w:pPr>
+              <w:spacing w:line="360" w:lineRule="auto"/>
+              <w:jc w:val="center"/>
+              <w:rPr>
+                <w:sz w:val="20"/>
+                <w:szCs w:val="20"/>
+              </w:rPr>
+            </w:pPr>
+            <w:r>
+              <w:rPr>
+                <w:sz w:val="20"/>
+                <w:szCs w:val="20"/>
+              </w:rPr>
+              <w:t>Descrição</w:t>
+            </w:r>
+          </w:p>
+        </w:tc>
+        <w:tc>
+          <w:tcPr>
+            <w:tcW w:w="1491" w:type="dxa"/>
+            <w:shd w:val="clear" w:color="auto" w:fill="4BACC6" w:themeFill="accent5"/>
+            <w:hideMark/>
+          </w:tcPr>
+          <w:p>
+            <w:pPr>
+              <w:spacing w:line="360" w:lineRule="auto"/>
+              <w:jc w:val="center"/>
+              <w:rPr>
+                <w:sz w:val="20"/>
+                <w:szCs w:val="20"/>
+              </w:rPr>
+            </w:pPr>
+            <w:r>
+              <w:rPr>
+                <w:sz w:val="20"/>
+                <w:szCs w:val="20"/>
+              </w:rPr>
+              <w:t>Tipo</w:t>
             </w:r>
           </w:p>
         </w:tc>
         <w:tc>
           <w:tcPr>
             <w:tcW w:w="0" w:type="auto"/>
-            <w:tcBorders>
-              <w:top w:val="nil"/>
-              <w:left w:val="nil"/>
-              <w:bottom w:val="single" w:sz="6" w:space="0" w:color="525252"/>
-              <w:right w:val="nil"/>
-            </w:tcBorders>
-            <w:tcMar>
-              <w:top w:w="150" w:type="dxa"/>
-              <w:left w:w="150" w:type="dxa"/>
-              <w:bottom w:w="150" w:type="dxa"/>
-              <w:right w:w="150" w:type="dxa"/>
-            </w:tcMar>
-            <w:vAlign w:val="center"/>
-            <w:hideMark/>
-          </w:tcPr>
-          <w:p>
-            <w:pPr>
-              <w:spacing w:after="160" w:line="278" w:lineRule="auto"/>
-              <w:rPr>
-                <w:sz w:val="20"/>
-                <w:szCs w:val="20"/>
-              </w:rPr>
-            </w:pPr>
-            <w:r>
-              <w:rPr>
-                <w:sz w:val="20"/>
-                <w:szCs w:val="20"/>
-              </w:rPr>
-              <w:t>Acessibilidade</w:t>
+            <w:shd w:val="clear" w:color="auto" w:fill="4BACC6" w:themeFill="accent5"/>
+            <w:hideMark/>
+          </w:tcPr>
+          <w:p>
+            <w:pPr>
+              <w:spacing w:line="360" w:lineRule="auto"/>
+              <w:jc w:val="center"/>
+              <w:rPr>
+                <w:sz w:val="20"/>
+                <w:szCs w:val="20"/>
+              </w:rPr>
+            </w:pPr>
+            <w:r>
+              <w:rPr>
+                <w:sz w:val="20"/>
+                <w:szCs w:val="20"/>
+              </w:rPr>
+              <w:t>Requisitos Funcionais Relacionados</w:t>
             </w:r>
           </w:p>
         </w:tc>
         <w:tc>
           <w:tcPr>
             <w:tcW w:w="0" w:type="auto"/>
-            <w:tcBorders>
-              <w:top w:val="nil"/>
-              <w:left w:val="nil"/>
-              <w:bottom w:val="single" w:sz="6" w:space="0" w:color="525252"/>
-              <w:right w:val="nil"/>
-            </w:tcBorders>
-            <w:tcMar>
-              <w:top w:w="150" w:type="dxa"/>
-              <w:left w:w="150" w:type="dxa"/>
-              <w:bottom w:w="150" w:type="dxa"/>
-              <w:right w:w="150" w:type="dxa"/>
-            </w:tcMar>
-            <w:vAlign w:val="center"/>
-            <w:hideMark/>
-          </w:tcPr>
-          <w:p>
-            <w:pPr>
-              <w:spacing w:after="160" w:line="278" w:lineRule="auto"/>
-              <w:rPr>
-                <w:sz w:val="20"/>
-                <w:szCs w:val="20"/>
-              </w:rPr>
-            </w:pPr>
-            <w:r>
-              <w:rPr>
-                <w:sz w:val="20"/>
-                <w:szCs w:val="20"/>
-              </w:rPr>
-              <w:t>RNF-M15</w:t>
-            </w:r>
-          </w:p>
-        </w:tc>
-        <w:tc>
-          <w:tcPr>
-            <w:tcW w:w="0" w:type="auto"/>
-            <w:tcBorders>
-              <w:top w:val="nil"/>
-              <w:left w:val="nil"/>
-              <w:bottom w:val="single" w:sz="6" w:space="0" w:color="525252"/>
-              <w:right w:val="nil"/>
-            </w:tcBorders>
-            <w:tcMar>
-              <w:top w:w="150" w:type="dxa"/>
-              <w:left w:w="150" w:type="dxa"/>
-              <w:bottom w:w="150" w:type="dxa"/>
-              <w:right w:w="150" w:type="dxa"/>
-            </w:tcMar>
-            <w:vAlign w:val="center"/>
-            <w:hideMark/>
-          </w:tcPr>
-          <w:p>
-            <w:pPr>
-              <w:spacing w:after="160" w:line="278" w:lineRule="auto"/>
-              <w:rPr>
-                <w:sz w:val="20"/>
-                <w:szCs w:val="20"/>
-              </w:rPr>
-            </w:pPr>
-            <w:r>
-              <w:rPr>
-                <w:sz w:val="20"/>
-                <w:szCs w:val="20"/>
-              </w:rPr>
-              <w:t>-</w:t>
-            </w:r>
+            <w:shd w:val="clear" w:color="auto" w:fill="4BACC6" w:themeFill="accent5"/>
+            <w:hideMark/>
+          </w:tcPr>
+          <w:p>
+            <w:pPr>
+              <w:spacing w:line="360" w:lineRule="auto"/>
+              <w:ind w:left="-120"/>
+              <w:jc w:val="center"/>
+              <w:rPr>
+                <w:sz w:val="20"/>
+                <w:szCs w:val="20"/>
+              </w:rPr>
+            </w:pPr>
+            <w:r>
+              <w:rPr>
+                <w:sz w:val="20"/>
+                <w:szCs w:val="20"/>
+              </w:rPr>
+              <w:t>Requisitos Não Funcionais (Web</w:t>
+            </w:r>
+            <w:proofErr w:type="gramStart"/>
+            <w:r>
+              <w:rPr>
+                <w:sz w:val="20"/>
+                <w:szCs w:val="20"/>
+              </w:rPr>
+              <w:t>) Relacionados</w:t>
+            </w:r>
+            <w:proofErr w:type="gramEnd"/>
+          </w:p>
+        </w:tc>
+        <w:tc>
+          <w:tcPr>
+            <w:tcW w:w="1408" w:type="dxa"/>
+            <w:shd w:val="clear" w:color="auto" w:fill="4BACC6" w:themeFill="accent5"/>
+            <w:hideMark/>
+          </w:tcPr>
+          <w:p>
+            <w:pPr>
+              <w:spacing w:line="360" w:lineRule="auto"/>
+              <w:jc w:val="center"/>
+              <w:rPr>
+                <w:sz w:val="20"/>
+                <w:szCs w:val="20"/>
+              </w:rPr>
+            </w:pPr>
+            <w:r>
+              <w:rPr>
+                <w:sz w:val="20"/>
+                <w:szCs w:val="20"/>
+              </w:rPr>
+              <w:t>Regras de Negócio (Web</w:t>
+            </w:r>
+            <w:proofErr w:type="gramStart"/>
+            <w:r>
+              <w:rPr>
+                <w:sz w:val="20"/>
+                <w:szCs w:val="20"/>
+              </w:rPr>
+              <w:t>) Relacionados</w:t>
+            </w:r>
+            <w:proofErr w:type="gramEnd"/>
           </w:p>
         </w:tc>
       </w:tr>
       <w:tr>
+        <w:trPr>
+          <w:trHeight w:val="320"/>
+        </w:trPr>
         <w:tc>
           <w:tcPr>
             <w:tcW w:w="0" w:type="auto"/>
-            <w:tcBorders>
-              <w:top w:val="nil"/>
-              <w:left w:val="nil"/>
-              <w:bottom w:val="single" w:sz="6" w:space="0" w:color="525252"/>
-              <w:right w:val="nil"/>
-            </w:tcBorders>
-            <w:tcMar>
-              <w:top w:w="150" w:type="dxa"/>
-              <w:left w:w="0" w:type="dxa"/>
-              <w:bottom w:w="150" w:type="dxa"/>
-              <w:right w:w="150" w:type="dxa"/>
-            </w:tcMar>
-            <w:vAlign w:val="center"/>
-            <w:hideMark/>
-          </w:tcPr>
-          <w:p>
-            <w:pPr>
-              <w:spacing w:after="160" w:line="278" w:lineRule="auto"/>
-              <w:rPr>
-                <w:sz w:val="20"/>
-                <w:szCs w:val="20"/>
-              </w:rPr>
-            </w:pPr>
-            <w:r>
-              <w:rPr>
-                <w:sz w:val="20"/>
-                <w:szCs w:val="20"/>
-              </w:rPr>
-              <w:t>RF-M13</w:t>
+            <w:hideMark/>
+          </w:tcPr>
+          <w:p>
+            <w:pPr>
+              <w:spacing w:line="360" w:lineRule="auto"/>
+              <w:jc w:val="center"/>
+              <w:rPr>
+                <w:sz w:val="20"/>
+                <w:szCs w:val="20"/>
+              </w:rPr>
+            </w:pPr>
+            <w:r>
+              <w:rPr>
+                <w:sz w:val="20"/>
+                <w:szCs w:val="20"/>
+              </w:rPr>
+              <w:t>RNF-M01</w:t>
             </w:r>
           </w:p>
         </w:tc>
         <w:tc>
           <w:tcPr>
             <w:tcW w:w="0" w:type="auto"/>
-            <w:tcBorders>
-              <w:top w:val="nil"/>
-              <w:left w:val="nil"/>
-              <w:bottom w:val="single" w:sz="6" w:space="0" w:color="525252"/>
-              <w:right w:val="nil"/>
-            </w:tcBorders>
-            <w:tcMar>
-              <w:top w:w="150" w:type="dxa"/>
-              <w:left w:w="150" w:type="dxa"/>
-              <w:bottom w:w="150" w:type="dxa"/>
-              <w:right w:w="150" w:type="dxa"/>
-            </w:tcMar>
-            <w:vAlign w:val="center"/>
-            <w:hideMark/>
-          </w:tcPr>
-          <w:p>
-            <w:pPr>
-              <w:spacing w:after="160" w:line="278" w:lineRule="auto"/>
-              <w:rPr>
-                <w:sz w:val="20"/>
-                <w:szCs w:val="20"/>
-              </w:rPr>
-            </w:pPr>
-            <w:r>
-              <w:rPr>
-                <w:sz w:val="20"/>
-                <w:szCs w:val="20"/>
-              </w:rPr>
-              <w:t>Verificação de disponibilidade de rede</w:t>
+            <w:hideMark/>
+          </w:tcPr>
+          <w:p>
+            <w:pPr>
+              <w:spacing w:line="360" w:lineRule="auto"/>
+              <w:jc w:val="center"/>
+              <w:rPr>
+                <w:sz w:val="20"/>
+                <w:szCs w:val="20"/>
+              </w:rPr>
+            </w:pPr>
+            <w:r>
+              <w:rPr>
+                <w:sz w:val="20"/>
+                <w:szCs w:val="20"/>
+              </w:rPr>
+              <w:t>Suporte a sensores biométricos do dispositivo</w:t>
+            </w:r>
+          </w:p>
+        </w:tc>
+        <w:tc>
+          <w:tcPr>
+            <w:tcW w:w="1491" w:type="dxa"/>
+            <w:hideMark/>
+          </w:tcPr>
+          <w:p>
+            <w:pPr>
+              <w:spacing w:line="360" w:lineRule="auto"/>
+              <w:jc w:val="center"/>
+              <w:rPr>
+                <w:sz w:val="20"/>
+                <w:szCs w:val="20"/>
+              </w:rPr>
+            </w:pPr>
+            <w:r>
+              <w:rPr>
+                <w:sz w:val="20"/>
+                <w:szCs w:val="20"/>
+              </w:rPr>
+              <w:t>Requisito Não Funcional</w:t>
             </w:r>
           </w:p>
         </w:tc>
         <w:tc>
           <w:tcPr>
             <w:tcW w:w="0" w:type="auto"/>
-            <w:tcBorders>
-              <w:top w:val="nil"/>
-              <w:left w:val="nil"/>
-              <w:bottom w:val="single" w:sz="6" w:space="0" w:color="525252"/>
-              <w:right w:val="nil"/>
-            </w:tcBorders>
-            <w:tcMar>
-              <w:top w:w="150" w:type="dxa"/>
-              <w:left w:w="150" w:type="dxa"/>
-              <w:bottom w:w="150" w:type="dxa"/>
-              <w:right w:w="150" w:type="dxa"/>
-            </w:tcMar>
-            <w:vAlign w:val="center"/>
-            <w:hideMark/>
-          </w:tcPr>
-          <w:p>
-            <w:pPr>
-              <w:spacing w:after="160" w:line="278" w:lineRule="auto"/>
-              <w:rPr>
-                <w:sz w:val="20"/>
-                <w:szCs w:val="20"/>
-              </w:rPr>
-            </w:pPr>
-            <w:r>
-              <w:rPr>
-                <w:sz w:val="20"/>
-                <w:szCs w:val="20"/>
-              </w:rPr>
-              <w:t>Conexão</w:t>
+            <w:hideMark/>
+          </w:tcPr>
+          <w:p>
+            <w:pPr>
+              <w:spacing w:line="360" w:lineRule="auto"/>
+              <w:jc w:val="center"/>
+              <w:rPr>
+                <w:sz w:val="20"/>
+                <w:szCs w:val="20"/>
+              </w:rPr>
+            </w:pPr>
+            <w:r>
+              <w:rPr>
+                <w:sz w:val="20"/>
+                <w:szCs w:val="20"/>
+              </w:rPr>
+              <w:t>RF-M01</w:t>
             </w:r>
           </w:p>
         </w:tc>
         <w:tc>
           <w:tcPr>
             <w:tcW w:w="0" w:type="auto"/>
-            <w:tcBorders>
-              <w:top w:val="nil"/>
-              <w:left w:val="nil"/>
-              <w:bottom w:val="single" w:sz="6" w:space="0" w:color="525252"/>
-              <w:right w:val="nil"/>
-            </w:tcBorders>
-            <w:tcMar>
-              <w:top w:w="150" w:type="dxa"/>
-              <w:left w:w="150" w:type="dxa"/>
-              <w:bottom w:w="150" w:type="dxa"/>
-              <w:right w:w="150" w:type="dxa"/>
-            </w:tcMar>
-            <w:vAlign w:val="center"/>
-            <w:hideMark/>
-          </w:tcPr>
-          <w:p>
-            <w:pPr>
-              <w:spacing w:after="160" w:line="278" w:lineRule="auto"/>
-              <w:rPr>
-                <w:sz w:val="20"/>
-                <w:szCs w:val="20"/>
-              </w:rPr>
-            </w:pPr>
-            <w:r>
-              <w:rPr>
-                <w:sz w:val="20"/>
-                <w:szCs w:val="20"/>
-              </w:rPr>
-              <w:t>RNF-M16</w:t>
-            </w:r>
-          </w:p>
-        </w:tc>
+            <w:hideMark/>
+          </w:tcPr>
+          <w:p>
+            <w:pPr>
+              <w:spacing w:line="360" w:lineRule="auto"/>
+              <w:jc w:val="center"/>
+              <w:rPr>
+                <w:sz w:val="20"/>
+                <w:szCs w:val="20"/>
+              </w:rPr>
+            </w:pPr>
+            <w:r>
+              <w:rPr>
+                <w:sz w:val="20"/>
+                <w:szCs w:val="20"/>
+              </w:rPr>
+              <w:t>RNF-01; RNF-02; RNF-16</w:t>
+            </w:r>
+          </w:p>
+        </w:tc>
+        <w:tc>
+          <w:tcPr>
+            <w:tcW w:w="1408" w:type="dxa"/>
+            <w:hideMark/>
+          </w:tcPr>
+          <w:p>
+            <w:pPr>
+              <w:spacing w:line="360" w:lineRule="auto"/>
+              <w:jc w:val="center"/>
+              <w:rPr>
+                <w:sz w:val="20"/>
+                <w:szCs w:val="20"/>
+              </w:rPr>
+            </w:pPr>
+            <w:r>
+              <w:rPr>
+                <w:sz w:val="20"/>
+                <w:szCs w:val="20"/>
+              </w:rPr>
+              <w:t>-</w:t>
+            </w:r>
+          </w:p>
+        </w:tc>
+      </w:tr>
+      <w:tr>
+        <w:trPr>
+          <w:trHeight w:val="314"/>
+        </w:trPr>
         <w:tc>
           <w:tcPr>
             <w:tcW w:w="0" w:type="auto"/>
-            <w:vAlign w:val="center"/>
-            <w:hideMark/>
-          </w:tcPr>
-          <w:p>
-            <w:pPr>
-              <w:spacing w:after="160" w:line="278" w:lineRule="auto"/>
-              <w:rPr>
-                <w:sz w:val="20"/>
-                <w:szCs w:val="20"/>
-              </w:rPr>
-            </w:pPr>
+            <w:hideMark/>
+          </w:tcPr>
+          <w:p>
+            <w:pPr>
+              <w:spacing w:line="360" w:lineRule="auto"/>
+              <w:jc w:val="center"/>
+              <w:rPr>
+                <w:sz w:val="20"/>
+                <w:szCs w:val="20"/>
+              </w:rPr>
+            </w:pPr>
+            <w:r>
+              <w:rPr>
+                <w:sz w:val="20"/>
+                <w:szCs w:val="20"/>
+              </w:rPr>
+              <w:t>RNF-M02</w:t>
+            </w:r>
+          </w:p>
+        </w:tc>
+        <w:tc>
+          <w:tcPr>
+            <w:tcW w:w="0" w:type="auto"/>
+            <w:hideMark/>
+          </w:tcPr>
+          <w:p>
+            <w:pPr>
+              <w:spacing w:line="360" w:lineRule="auto"/>
+              <w:jc w:val="center"/>
+              <w:rPr>
+                <w:sz w:val="20"/>
+                <w:szCs w:val="20"/>
+              </w:rPr>
+            </w:pPr>
+            <w:r>
+              <w:rPr>
+                <w:sz w:val="20"/>
+                <w:szCs w:val="20"/>
+              </w:rPr>
+              <w:t>Tempo de autenticação biométrica &lt; 2s</w:t>
+            </w:r>
+          </w:p>
+        </w:tc>
+        <w:tc>
+          <w:tcPr>
+            <w:tcW w:w="1491" w:type="dxa"/>
+            <w:hideMark/>
+          </w:tcPr>
+          <w:p>
+            <w:pPr>
+              <w:spacing w:line="360" w:lineRule="auto"/>
+              <w:jc w:val="center"/>
+              <w:rPr>
+                <w:sz w:val="20"/>
+                <w:szCs w:val="20"/>
+              </w:rPr>
+            </w:pPr>
+            <w:r>
+              <w:rPr>
+                <w:sz w:val="20"/>
+                <w:szCs w:val="20"/>
+              </w:rPr>
+              <w:t>Requisito Não Funcional</w:t>
+            </w:r>
+          </w:p>
+        </w:tc>
+        <w:tc>
+          <w:tcPr>
+            <w:tcW w:w="0" w:type="auto"/>
+            <w:hideMark/>
+          </w:tcPr>
+          <w:p>
+            <w:pPr>
+              <w:spacing w:line="360" w:lineRule="auto"/>
+              <w:jc w:val="center"/>
+              <w:rPr>
+                <w:sz w:val="20"/>
+                <w:szCs w:val="20"/>
+              </w:rPr>
+            </w:pPr>
+            <w:r>
+              <w:rPr>
+                <w:sz w:val="20"/>
+                <w:szCs w:val="20"/>
+              </w:rPr>
+              <w:t>RF-M01</w:t>
+            </w:r>
+          </w:p>
+        </w:tc>
+        <w:tc>
+          <w:tcPr>
+            <w:tcW w:w="0" w:type="auto"/>
+            <w:hideMark/>
+          </w:tcPr>
+          <w:p>
+            <w:pPr>
+              <w:spacing w:line="360" w:lineRule="auto"/>
+              <w:jc w:val="center"/>
+              <w:rPr>
+                <w:sz w:val="20"/>
+                <w:szCs w:val="20"/>
+              </w:rPr>
+            </w:pPr>
+            <w:r>
+              <w:rPr>
+                <w:sz w:val="20"/>
+                <w:szCs w:val="20"/>
+              </w:rPr>
+              <w:t>RNF-16</w:t>
+            </w:r>
+          </w:p>
+        </w:tc>
+        <w:tc>
+          <w:tcPr>
+            <w:tcW w:w="1408" w:type="dxa"/>
+            <w:hideMark/>
+          </w:tcPr>
+          <w:p>
+            <w:pPr>
+              <w:spacing w:line="360" w:lineRule="auto"/>
+              <w:jc w:val="center"/>
+              <w:rPr>
+                <w:sz w:val="20"/>
+                <w:szCs w:val="20"/>
+              </w:rPr>
+            </w:pPr>
+            <w:r>
+              <w:rPr>
+                <w:sz w:val="20"/>
+                <w:szCs w:val="20"/>
+              </w:rPr>
+              <w:t>-</w:t>
+            </w:r>
+          </w:p>
+        </w:tc>
+      </w:tr>
+      <w:tr>
+        <w:trPr>
+          <w:trHeight w:val="320"/>
+        </w:trPr>
+        <w:tc>
+          <w:tcPr>
+            <w:tcW w:w="0" w:type="auto"/>
+            <w:hideMark/>
+          </w:tcPr>
+          <w:p>
+            <w:pPr>
+              <w:spacing w:line="360" w:lineRule="auto"/>
+              <w:jc w:val="center"/>
+              <w:rPr>
+                <w:sz w:val="20"/>
+                <w:szCs w:val="20"/>
+              </w:rPr>
+            </w:pPr>
+            <w:r>
+              <w:rPr>
+                <w:sz w:val="20"/>
+                <w:szCs w:val="20"/>
+              </w:rPr>
+              <w:t>RNF-M03</w:t>
+            </w:r>
+          </w:p>
+        </w:tc>
+        <w:tc>
+          <w:tcPr>
+            <w:tcW w:w="0" w:type="auto"/>
+            <w:hideMark/>
+          </w:tcPr>
+          <w:p>
+            <w:pPr>
+              <w:spacing w:line="360" w:lineRule="auto"/>
+              <w:jc w:val="center"/>
+              <w:rPr>
+                <w:sz w:val="20"/>
+                <w:szCs w:val="20"/>
+              </w:rPr>
+            </w:pPr>
+            <w:r>
+              <w:rPr>
+                <w:sz w:val="20"/>
+                <w:szCs w:val="20"/>
+              </w:rPr>
+              <w:t>Notificações entregues em até 5 min</w:t>
+            </w:r>
+          </w:p>
+        </w:tc>
+        <w:tc>
+          <w:tcPr>
+            <w:tcW w:w="1491" w:type="dxa"/>
+            <w:hideMark/>
+          </w:tcPr>
+          <w:p>
+            <w:pPr>
+              <w:spacing w:line="360" w:lineRule="auto"/>
+              <w:jc w:val="center"/>
+              <w:rPr>
+                <w:sz w:val="20"/>
+                <w:szCs w:val="20"/>
+              </w:rPr>
+            </w:pPr>
+            <w:r>
+              <w:rPr>
+                <w:sz w:val="20"/>
+                <w:szCs w:val="20"/>
+              </w:rPr>
+              <w:t>Requisito Não Funcional</w:t>
+            </w:r>
+          </w:p>
+        </w:tc>
+        <w:tc>
+          <w:tcPr>
+            <w:tcW w:w="0" w:type="auto"/>
+            <w:hideMark/>
+          </w:tcPr>
+          <w:p>
+            <w:pPr>
+              <w:spacing w:line="360" w:lineRule="auto"/>
+              <w:jc w:val="center"/>
+              <w:rPr>
+                <w:sz w:val="20"/>
+                <w:szCs w:val="20"/>
+              </w:rPr>
+            </w:pPr>
+            <w:r>
+              <w:rPr>
+                <w:sz w:val="20"/>
+                <w:szCs w:val="20"/>
+              </w:rPr>
+              <w:t>RF-M02</w:t>
+            </w:r>
+          </w:p>
+        </w:tc>
+        <w:tc>
+          <w:tcPr>
+            <w:tcW w:w="0" w:type="auto"/>
+            <w:hideMark/>
+          </w:tcPr>
+          <w:p>
+            <w:pPr>
+              <w:spacing w:line="360" w:lineRule="auto"/>
+              <w:jc w:val="center"/>
+              <w:rPr>
+                <w:sz w:val="20"/>
+                <w:szCs w:val="20"/>
+              </w:rPr>
+            </w:pPr>
+            <w:r>
+              <w:rPr>
+                <w:sz w:val="20"/>
+                <w:szCs w:val="20"/>
+              </w:rPr>
+              <w:t>RNF-20</w:t>
+            </w:r>
+          </w:p>
+        </w:tc>
+        <w:tc>
+          <w:tcPr>
+            <w:tcW w:w="1408" w:type="dxa"/>
+            <w:hideMark/>
+          </w:tcPr>
+          <w:p>
+            <w:pPr>
+              <w:spacing w:line="360" w:lineRule="auto"/>
+              <w:jc w:val="center"/>
+              <w:rPr>
+                <w:sz w:val="20"/>
+                <w:szCs w:val="20"/>
+              </w:rPr>
+            </w:pPr>
+            <w:r>
+              <w:rPr>
+                <w:sz w:val="20"/>
+                <w:szCs w:val="20"/>
+              </w:rPr>
+              <w:t>RN-02</w:t>
+            </w:r>
+          </w:p>
+        </w:tc>
+      </w:tr>
+      <w:tr>
+        <w:trPr>
+          <w:trHeight w:val="211"/>
+        </w:trPr>
+        <w:tc>
+          <w:tcPr>
+            <w:tcW w:w="0" w:type="auto"/>
+            <w:hideMark/>
+          </w:tcPr>
+          <w:p>
+            <w:pPr>
+              <w:spacing w:line="360" w:lineRule="auto"/>
+              <w:jc w:val="center"/>
+              <w:rPr>
+                <w:sz w:val="20"/>
+                <w:szCs w:val="20"/>
+              </w:rPr>
+            </w:pPr>
+            <w:r>
+              <w:rPr>
+                <w:sz w:val="20"/>
+                <w:szCs w:val="20"/>
+              </w:rPr>
+              <w:t>RNF-M04</w:t>
+            </w:r>
+          </w:p>
+        </w:tc>
+        <w:tc>
+          <w:tcPr>
+            <w:tcW w:w="0" w:type="auto"/>
+            <w:hideMark/>
+          </w:tcPr>
+          <w:p>
+            <w:pPr>
+              <w:spacing w:line="360" w:lineRule="auto"/>
+              <w:jc w:val="center"/>
+              <w:rPr>
+                <w:sz w:val="20"/>
+                <w:szCs w:val="20"/>
+              </w:rPr>
+            </w:pPr>
+            <w:r>
+              <w:rPr>
+                <w:sz w:val="20"/>
+                <w:szCs w:val="20"/>
+              </w:rPr>
+              <w:t>Acesso à câmera e galeria</w:t>
+            </w:r>
+          </w:p>
+        </w:tc>
+        <w:tc>
+          <w:tcPr>
+            <w:tcW w:w="1491" w:type="dxa"/>
+            <w:hideMark/>
+          </w:tcPr>
+          <w:p>
+            <w:pPr>
+              <w:spacing w:line="360" w:lineRule="auto"/>
+              <w:jc w:val="center"/>
+              <w:rPr>
+                <w:sz w:val="20"/>
+                <w:szCs w:val="20"/>
+              </w:rPr>
+            </w:pPr>
+            <w:r>
+              <w:rPr>
+                <w:sz w:val="20"/>
+                <w:szCs w:val="20"/>
+              </w:rPr>
+              <w:t>Requisito Não Funcional</w:t>
+            </w:r>
+          </w:p>
+        </w:tc>
+        <w:tc>
+          <w:tcPr>
+            <w:tcW w:w="0" w:type="auto"/>
+            <w:hideMark/>
+          </w:tcPr>
+          <w:p>
+            <w:pPr>
+              <w:spacing w:line="360" w:lineRule="auto"/>
+              <w:jc w:val="center"/>
+              <w:rPr>
+                <w:sz w:val="20"/>
+                <w:szCs w:val="20"/>
+              </w:rPr>
+            </w:pPr>
+            <w:r>
+              <w:rPr>
+                <w:sz w:val="20"/>
+                <w:szCs w:val="20"/>
+              </w:rPr>
+              <w:t>RF-M03</w:t>
+            </w:r>
+          </w:p>
+        </w:tc>
+        <w:tc>
+          <w:tcPr>
+            <w:tcW w:w="0" w:type="auto"/>
+            <w:hideMark/>
+          </w:tcPr>
+          <w:p>
+            <w:pPr>
+              <w:spacing w:line="360" w:lineRule="auto"/>
+              <w:jc w:val="center"/>
+              <w:rPr>
+                <w:sz w:val="20"/>
+                <w:szCs w:val="20"/>
+              </w:rPr>
+            </w:pPr>
+            <w:r>
+              <w:rPr>
+                <w:sz w:val="20"/>
+                <w:szCs w:val="20"/>
+              </w:rPr>
+              <w:t>RNF-06</w:t>
+            </w:r>
+          </w:p>
+        </w:tc>
+        <w:tc>
+          <w:tcPr>
+            <w:tcW w:w="1408" w:type="dxa"/>
+            <w:hideMark/>
+          </w:tcPr>
+          <w:p>
+            <w:pPr>
+              <w:spacing w:line="360" w:lineRule="auto"/>
+              <w:jc w:val="center"/>
+              <w:rPr>
+                <w:sz w:val="20"/>
+                <w:szCs w:val="20"/>
+              </w:rPr>
+            </w:pPr>
+            <w:r>
+              <w:rPr>
+                <w:sz w:val="20"/>
+                <w:szCs w:val="20"/>
+              </w:rPr>
+              <w:t>RN-05</w:t>
+            </w:r>
+          </w:p>
+        </w:tc>
+      </w:tr>
+      <w:tr>
+        <w:trPr>
+          <w:trHeight w:val="206"/>
+        </w:trPr>
+        <w:tc>
+          <w:tcPr>
+            <w:tcW w:w="0" w:type="auto"/>
+            <w:hideMark/>
+          </w:tcPr>
+          <w:p>
+            <w:pPr>
+              <w:spacing w:line="360" w:lineRule="auto"/>
+              <w:jc w:val="center"/>
+              <w:rPr>
+                <w:sz w:val="20"/>
+                <w:szCs w:val="20"/>
+              </w:rPr>
+            </w:pPr>
+            <w:r>
+              <w:rPr>
+                <w:sz w:val="20"/>
+                <w:szCs w:val="20"/>
+              </w:rPr>
+              <w:t>RNF-M05</w:t>
+            </w:r>
+          </w:p>
+        </w:tc>
+        <w:tc>
+          <w:tcPr>
+            <w:tcW w:w="0" w:type="auto"/>
+            <w:hideMark/>
+          </w:tcPr>
+          <w:p>
+            <w:pPr>
+              <w:spacing w:line="360" w:lineRule="auto"/>
+              <w:jc w:val="center"/>
+              <w:rPr>
+                <w:sz w:val="20"/>
+                <w:szCs w:val="20"/>
+              </w:rPr>
+            </w:pPr>
+            <w:r>
+              <w:rPr>
+                <w:sz w:val="20"/>
+                <w:szCs w:val="20"/>
+              </w:rPr>
+              <w:t>Uso de GPS para geolocalização</w:t>
+            </w:r>
+          </w:p>
+        </w:tc>
+        <w:tc>
+          <w:tcPr>
+            <w:tcW w:w="1491" w:type="dxa"/>
+            <w:hideMark/>
+          </w:tcPr>
+          <w:p>
+            <w:pPr>
+              <w:spacing w:line="360" w:lineRule="auto"/>
+              <w:jc w:val="center"/>
+              <w:rPr>
+                <w:sz w:val="20"/>
+                <w:szCs w:val="20"/>
+              </w:rPr>
+            </w:pPr>
+            <w:r>
+              <w:rPr>
+                <w:sz w:val="20"/>
+                <w:szCs w:val="20"/>
+              </w:rPr>
+              <w:t>Requisito Não Funcional</w:t>
+            </w:r>
+          </w:p>
+        </w:tc>
+        <w:tc>
+          <w:tcPr>
+            <w:tcW w:w="0" w:type="auto"/>
+            <w:hideMark/>
+          </w:tcPr>
+          <w:p>
+            <w:pPr>
+              <w:spacing w:line="360" w:lineRule="auto"/>
+              <w:jc w:val="center"/>
+              <w:rPr>
+                <w:sz w:val="20"/>
+                <w:szCs w:val="20"/>
+              </w:rPr>
+            </w:pPr>
+            <w:r>
+              <w:rPr>
+                <w:sz w:val="20"/>
+                <w:szCs w:val="20"/>
+              </w:rPr>
+              <w:t>RF-M04</w:t>
+            </w:r>
+          </w:p>
+        </w:tc>
+        <w:tc>
+          <w:tcPr>
+            <w:tcW w:w="0" w:type="auto"/>
+            <w:hideMark/>
+          </w:tcPr>
+          <w:p>
+            <w:pPr>
+              <w:spacing w:line="360" w:lineRule="auto"/>
+              <w:jc w:val="center"/>
+              <w:rPr>
+                <w:sz w:val="20"/>
+                <w:szCs w:val="20"/>
+              </w:rPr>
+            </w:pPr>
+            <w:r>
+              <w:rPr>
+                <w:sz w:val="20"/>
+                <w:szCs w:val="20"/>
+              </w:rPr>
+              <w:t>RNF-05</w:t>
+            </w:r>
+          </w:p>
+        </w:tc>
+        <w:tc>
+          <w:tcPr>
+            <w:tcW w:w="1408" w:type="dxa"/>
+            <w:hideMark/>
+          </w:tcPr>
+          <w:p>
+            <w:pPr>
+              <w:spacing w:line="360" w:lineRule="auto"/>
+              <w:jc w:val="center"/>
+              <w:rPr>
+                <w:sz w:val="20"/>
+                <w:szCs w:val="20"/>
+              </w:rPr>
+            </w:pPr>
+            <w:r>
+              <w:rPr>
+                <w:sz w:val="20"/>
+                <w:szCs w:val="20"/>
+              </w:rPr>
+              <w:t>-</w:t>
+            </w:r>
+          </w:p>
+        </w:tc>
+      </w:tr>
+      <w:tr>
+        <w:trPr>
+          <w:trHeight w:val="320"/>
+        </w:trPr>
+        <w:tc>
+          <w:tcPr>
+            <w:tcW w:w="0" w:type="auto"/>
+            <w:hideMark/>
+          </w:tcPr>
+          <w:p>
+            <w:pPr>
+              <w:spacing w:line="360" w:lineRule="auto"/>
+              <w:jc w:val="center"/>
+              <w:rPr>
+                <w:sz w:val="20"/>
+                <w:szCs w:val="20"/>
+              </w:rPr>
+            </w:pPr>
+            <w:r>
+              <w:rPr>
+                <w:sz w:val="20"/>
+                <w:szCs w:val="20"/>
+              </w:rPr>
+              <w:lastRenderedPageBreak/>
+              <w:t>RNF-M06</w:t>
+            </w:r>
+          </w:p>
+        </w:tc>
+        <w:tc>
+          <w:tcPr>
+            <w:tcW w:w="0" w:type="auto"/>
+            <w:hideMark/>
+          </w:tcPr>
+          <w:p>
+            <w:pPr>
+              <w:spacing w:line="360" w:lineRule="auto"/>
+              <w:jc w:val="center"/>
+              <w:rPr>
+                <w:sz w:val="20"/>
+                <w:szCs w:val="20"/>
+              </w:rPr>
+            </w:pPr>
+            <w:r>
+              <w:rPr>
+                <w:sz w:val="20"/>
+                <w:szCs w:val="20"/>
+              </w:rPr>
+              <w:t>Precisão de localização de até 50m</w:t>
+            </w:r>
+          </w:p>
+        </w:tc>
+        <w:tc>
+          <w:tcPr>
+            <w:tcW w:w="1491" w:type="dxa"/>
+            <w:hideMark/>
+          </w:tcPr>
+          <w:p>
+            <w:pPr>
+              <w:spacing w:line="360" w:lineRule="auto"/>
+              <w:jc w:val="center"/>
+              <w:rPr>
+                <w:sz w:val="20"/>
+                <w:szCs w:val="20"/>
+              </w:rPr>
+            </w:pPr>
+            <w:r>
+              <w:rPr>
+                <w:sz w:val="20"/>
+                <w:szCs w:val="20"/>
+              </w:rPr>
+              <w:t>Requisito Não Funcional</w:t>
+            </w:r>
+          </w:p>
+        </w:tc>
+        <w:tc>
+          <w:tcPr>
+            <w:tcW w:w="0" w:type="auto"/>
+            <w:hideMark/>
+          </w:tcPr>
+          <w:p>
+            <w:pPr>
+              <w:spacing w:line="360" w:lineRule="auto"/>
+              <w:jc w:val="center"/>
+              <w:rPr>
+                <w:sz w:val="20"/>
+                <w:szCs w:val="20"/>
+              </w:rPr>
+            </w:pPr>
+            <w:r>
+              <w:rPr>
+                <w:sz w:val="20"/>
+                <w:szCs w:val="20"/>
+              </w:rPr>
+              <w:t>RF-M04</w:t>
+            </w:r>
+          </w:p>
+        </w:tc>
+        <w:tc>
+          <w:tcPr>
+            <w:tcW w:w="0" w:type="auto"/>
+            <w:hideMark/>
+          </w:tcPr>
+          <w:p>
+            <w:pPr>
+              <w:spacing w:line="360" w:lineRule="auto"/>
+              <w:jc w:val="center"/>
+              <w:rPr>
+                <w:sz w:val="20"/>
+                <w:szCs w:val="20"/>
+              </w:rPr>
+            </w:pPr>
+            <w:r>
+              <w:rPr>
+                <w:sz w:val="20"/>
+                <w:szCs w:val="20"/>
+              </w:rPr>
+              <w:t>RNF-05</w:t>
+            </w:r>
+          </w:p>
+        </w:tc>
+        <w:tc>
+          <w:tcPr>
+            <w:tcW w:w="1408" w:type="dxa"/>
+            <w:hideMark/>
+          </w:tcPr>
+          <w:p>
+            <w:pPr>
+              <w:spacing w:line="360" w:lineRule="auto"/>
+              <w:jc w:val="center"/>
+              <w:rPr>
+                <w:sz w:val="20"/>
+                <w:szCs w:val="20"/>
+              </w:rPr>
+            </w:pPr>
+            <w:r>
+              <w:rPr>
+                <w:sz w:val="20"/>
+                <w:szCs w:val="20"/>
+              </w:rPr>
+              <w:t>-</w:t>
+            </w:r>
+          </w:p>
+        </w:tc>
+      </w:tr>
+      <w:tr>
+        <w:trPr>
+          <w:trHeight w:val="314"/>
+        </w:trPr>
+        <w:tc>
+          <w:tcPr>
+            <w:tcW w:w="0" w:type="auto"/>
+            <w:hideMark/>
+          </w:tcPr>
+          <w:p>
+            <w:pPr>
+              <w:spacing w:line="360" w:lineRule="auto"/>
+              <w:jc w:val="center"/>
+              <w:rPr>
+                <w:sz w:val="20"/>
+                <w:szCs w:val="20"/>
+              </w:rPr>
+            </w:pPr>
+            <w:r>
+              <w:rPr>
+                <w:sz w:val="20"/>
+                <w:szCs w:val="20"/>
+              </w:rPr>
+              <w:t>RNF-M07</w:t>
+            </w:r>
+          </w:p>
+        </w:tc>
+        <w:tc>
+          <w:tcPr>
+            <w:tcW w:w="0" w:type="auto"/>
+            <w:hideMark/>
+          </w:tcPr>
+          <w:p>
+            <w:pPr>
+              <w:spacing w:line="360" w:lineRule="auto"/>
+              <w:jc w:val="center"/>
+              <w:rPr>
+                <w:sz w:val="20"/>
+                <w:szCs w:val="20"/>
+              </w:rPr>
+            </w:pPr>
+            <w:r>
+              <w:rPr>
+                <w:sz w:val="20"/>
+                <w:szCs w:val="20"/>
+              </w:rPr>
+              <w:t xml:space="preserve">~~Leitura de QR </w:t>
+            </w:r>
+            <w:proofErr w:type="spellStart"/>
+            <w:r>
+              <w:rPr>
+                <w:sz w:val="20"/>
+                <w:szCs w:val="20"/>
+              </w:rPr>
+              <w:t>Code</w:t>
+            </w:r>
+            <w:proofErr w:type="spellEnd"/>
+            <w:r>
+              <w:rPr>
+                <w:sz w:val="20"/>
+                <w:szCs w:val="20"/>
+              </w:rPr>
+              <w:t xml:space="preserve"> em condições de luz variáveis~~</w:t>
+            </w:r>
+          </w:p>
+        </w:tc>
+        <w:tc>
+          <w:tcPr>
+            <w:tcW w:w="1491" w:type="dxa"/>
+            <w:hideMark/>
+          </w:tcPr>
+          <w:p>
+            <w:pPr>
+              <w:spacing w:line="360" w:lineRule="auto"/>
+              <w:jc w:val="center"/>
+              <w:rPr>
+                <w:sz w:val="20"/>
+                <w:szCs w:val="20"/>
+              </w:rPr>
+            </w:pPr>
+            <w:r>
+              <w:rPr>
+                <w:sz w:val="20"/>
+                <w:szCs w:val="20"/>
+              </w:rPr>
+              <w:t>~~Requisito Não Funcional~~</w:t>
+            </w:r>
+          </w:p>
+        </w:tc>
+        <w:tc>
+          <w:tcPr>
+            <w:tcW w:w="0" w:type="auto"/>
+            <w:hideMark/>
+          </w:tcPr>
+          <w:p>
+            <w:pPr>
+              <w:spacing w:line="360" w:lineRule="auto"/>
+              <w:jc w:val="center"/>
+              <w:rPr>
+                <w:sz w:val="20"/>
+                <w:szCs w:val="20"/>
+              </w:rPr>
+            </w:pPr>
+            <w:r>
+              <w:rPr>
+                <w:sz w:val="20"/>
+                <w:szCs w:val="20"/>
+              </w:rPr>
+              <w:t>~</w:t>
+            </w:r>
+            <w:proofErr w:type="gramStart"/>
+            <w:r>
+              <w:rPr>
+                <w:sz w:val="20"/>
+                <w:szCs w:val="20"/>
+              </w:rPr>
+              <w:t>~(</w:t>
+            </w:r>
+            <w:proofErr w:type="gramEnd"/>
+            <w:r>
+              <w:rPr>
+                <w:sz w:val="20"/>
+                <w:szCs w:val="20"/>
+              </w:rPr>
+              <w:t xml:space="preserve">REMOVER este </w:t>
+            </w:r>
+            <w:proofErr w:type="gramStart"/>
+            <w:r>
+              <w:rPr>
+                <w:sz w:val="20"/>
+                <w:szCs w:val="20"/>
+              </w:rPr>
+              <w:t>requisito)~</w:t>
+            </w:r>
+            <w:proofErr w:type="gramEnd"/>
+            <w:r>
+              <w:rPr>
+                <w:sz w:val="20"/>
+                <w:szCs w:val="20"/>
+              </w:rPr>
+              <w:t>~</w:t>
+            </w:r>
+          </w:p>
+        </w:tc>
+        <w:tc>
+          <w:tcPr>
+            <w:tcW w:w="0" w:type="auto"/>
+            <w:hideMark/>
+          </w:tcPr>
+          <w:p>
+            <w:pPr>
+              <w:spacing w:line="360" w:lineRule="auto"/>
+              <w:jc w:val="center"/>
+              <w:rPr>
+                <w:sz w:val="20"/>
+                <w:szCs w:val="20"/>
+              </w:rPr>
+            </w:pPr>
+            <w:r>
+              <w:rPr>
+                <w:sz w:val="20"/>
+                <w:szCs w:val="20"/>
+              </w:rPr>
+              <w:t>~~RNF-11~~</w:t>
+            </w:r>
+          </w:p>
+        </w:tc>
+        <w:tc>
+          <w:tcPr>
+            <w:tcW w:w="1408" w:type="dxa"/>
+            <w:hideMark/>
+          </w:tcPr>
+          <w:p>
+            <w:pPr>
+              <w:spacing w:line="360" w:lineRule="auto"/>
+              <w:jc w:val="center"/>
+              <w:rPr>
+                <w:sz w:val="20"/>
+                <w:szCs w:val="20"/>
+              </w:rPr>
+            </w:pPr>
+            <w:r>
+              <w:rPr>
+                <w:sz w:val="20"/>
+                <w:szCs w:val="20"/>
+              </w:rPr>
+              <w:t>~~-~~</w:t>
+            </w:r>
+          </w:p>
+        </w:tc>
+      </w:tr>
+      <w:tr>
+        <w:trPr>
+          <w:trHeight w:val="320"/>
+        </w:trPr>
+        <w:tc>
+          <w:tcPr>
+            <w:tcW w:w="0" w:type="auto"/>
+            <w:hideMark/>
+          </w:tcPr>
+          <w:p>
+            <w:pPr>
+              <w:spacing w:line="360" w:lineRule="auto"/>
+              <w:jc w:val="center"/>
+              <w:rPr>
+                <w:sz w:val="20"/>
+                <w:szCs w:val="20"/>
+              </w:rPr>
+            </w:pPr>
+            <w:r>
+              <w:rPr>
+                <w:sz w:val="20"/>
+                <w:szCs w:val="20"/>
+              </w:rPr>
+              <w:t>RNF-M08</w:t>
+            </w:r>
+          </w:p>
+        </w:tc>
+        <w:tc>
+          <w:tcPr>
+            <w:tcW w:w="0" w:type="auto"/>
+            <w:hideMark/>
+          </w:tcPr>
+          <w:p>
+            <w:pPr>
+              <w:spacing w:line="360" w:lineRule="auto"/>
+              <w:jc w:val="center"/>
+              <w:rPr>
+                <w:sz w:val="20"/>
+                <w:szCs w:val="20"/>
+              </w:rPr>
+            </w:pPr>
+            <w:r>
+              <w:rPr>
+                <w:sz w:val="20"/>
+                <w:szCs w:val="20"/>
+              </w:rPr>
+              <w:t>Adaptação automática ao tema do sistema</w:t>
+            </w:r>
+          </w:p>
+        </w:tc>
+        <w:tc>
+          <w:tcPr>
+            <w:tcW w:w="1491" w:type="dxa"/>
+            <w:hideMark/>
+          </w:tcPr>
+          <w:p>
+            <w:pPr>
+              <w:spacing w:line="360" w:lineRule="auto"/>
+              <w:jc w:val="center"/>
+              <w:rPr>
+                <w:sz w:val="20"/>
+                <w:szCs w:val="20"/>
+              </w:rPr>
+            </w:pPr>
+            <w:r>
+              <w:rPr>
+                <w:sz w:val="20"/>
+                <w:szCs w:val="20"/>
+              </w:rPr>
+              <w:t>Requisito Não Funcional</w:t>
+            </w:r>
+          </w:p>
+        </w:tc>
+        <w:tc>
+          <w:tcPr>
+            <w:tcW w:w="0" w:type="auto"/>
+            <w:hideMark/>
+          </w:tcPr>
+          <w:p>
+            <w:pPr>
+              <w:spacing w:line="360" w:lineRule="auto"/>
+              <w:jc w:val="center"/>
+              <w:rPr>
+                <w:sz w:val="20"/>
+                <w:szCs w:val="20"/>
+              </w:rPr>
+            </w:pPr>
+            <w:r>
+              <w:rPr>
+                <w:sz w:val="20"/>
+                <w:szCs w:val="20"/>
+              </w:rPr>
+              <w:t>RF-M07</w:t>
+            </w:r>
+          </w:p>
+        </w:tc>
+        <w:tc>
+          <w:tcPr>
+            <w:tcW w:w="0" w:type="auto"/>
+            <w:hideMark/>
+          </w:tcPr>
+          <w:p>
+            <w:pPr>
+              <w:spacing w:line="360" w:lineRule="auto"/>
+              <w:jc w:val="center"/>
+              <w:rPr>
+                <w:sz w:val="20"/>
+                <w:szCs w:val="20"/>
+              </w:rPr>
+            </w:pPr>
+            <w:r>
+              <w:rPr>
+                <w:sz w:val="20"/>
+                <w:szCs w:val="20"/>
+              </w:rPr>
+              <w:t>RNF-18</w:t>
+            </w:r>
+          </w:p>
+        </w:tc>
+        <w:tc>
+          <w:tcPr>
+            <w:tcW w:w="1408" w:type="dxa"/>
+            <w:hideMark/>
+          </w:tcPr>
+          <w:p>
+            <w:pPr>
+              <w:spacing w:line="360" w:lineRule="auto"/>
+              <w:jc w:val="center"/>
+              <w:rPr>
+                <w:sz w:val="20"/>
+                <w:szCs w:val="20"/>
+              </w:rPr>
+            </w:pPr>
+            <w:r>
+              <w:rPr>
+                <w:sz w:val="20"/>
+                <w:szCs w:val="20"/>
+              </w:rPr>
+              <w:t>-</w:t>
+            </w:r>
+          </w:p>
+        </w:tc>
+      </w:tr>
+      <w:tr>
+        <w:trPr>
+          <w:trHeight w:val="314"/>
+        </w:trPr>
+        <w:tc>
+          <w:tcPr>
+            <w:tcW w:w="0" w:type="auto"/>
+            <w:hideMark/>
+          </w:tcPr>
+          <w:p>
+            <w:pPr>
+              <w:spacing w:line="360" w:lineRule="auto"/>
+              <w:jc w:val="center"/>
+              <w:rPr>
+                <w:sz w:val="20"/>
+                <w:szCs w:val="20"/>
+              </w:rPr>
+            </w:pPr>
+            <w:r>
+              <w:rPr>
+                <w:sz w:val="20"/>
+                <w:szCs w:val="20"/>
+              </w:rPr>
+              <w:t>RNF-M09</w:t>
+            </w:r>
+          </w:p>
+        </w:tc>
+        <w:tc>
+          <w:tcPr>
+            <w:tcW w:w="0" w:type="auto"/>
+            <w:hideMark/>
+          </w:tcPr>
+          <w:p>
+            <w:pPr>
+              <w:spacing w:line="360" w:lineRule="auto"/>
+              <w:jc w:val="center"/>
+              <w:rPr>
+                <w:sz w:val="20"/>
+                <w:szCs w:val="20"/>
+              </w:rPr>
+            </w:pPr>
+            <w:r>
+              <w:rPr>
+                <w:sz w:val="20"/>
+                <w:szCs w:val="20"/>
+              </w:rPr>
+              <w:t>Detecção de alterações de conexão</w:t>
+            </w:r>
+          </w:p>
+        </w:tc>
+        <w:tc>
+          <w:tcPr>
+            <w:tcW w:w="1491" w:type="dxa"/>
+            <w:hideMark/>
+          </w:tcPr>
+          <w:p>
+            <w:pPr>
+              <w:spacing w:line="360" w:lineRule="auto"/>
+              <w:jc w:val="center"/>
+              <w:rPr>
+                <w:sz w:val="20"/>
+                <w:szCs w:val="20"/>
+              </w:rPr>
+            </w:pPr>
+            <w:r>
+              <w:rPr>
+                <w:sz w:val="20"/>
+                <w:szCs w:val="20"/>
+              </w:rPr>
+              <w:t>Requisito Não Funcional</w:t>
+            </w:r>
+          </w:p>
+        </w:tc>
+        <w:tc>
+          <w:tcPr>
+            <w:tcW w:w="0" w:type="auto"/>
+            <w:hideMark/>
+          </w:tcPr>
+          <w:p>
+            <w:pPr>
+              <w:spacing w:line="360" w:lineRule="auto"/>
+              <w:jc w:val="center"/>
+              <w:rPr>
+                <w:sz w:val="20"/>
+                <w:szCs w:val="20"/>
+              </w:rPr>
+            </w:pPr>
+            <w:r>
+              <w:rPr>
+                <w:sz w:val="20"/>
+                <w:szCs w:val="20"/>
+              </w:rPr>
+              <w:t>RF-M12</w:t>
+            </w:r>
+          </w:p>
+        </w:tc>
+        <w:tc>
+          <w:tcPr>
+            <w:tcW w:w="0" w:type="auto"/>
+            <w:hideMark/>
+          </w:tcPr>
+          <w:p>
+            <w:pPr>
+              <w:spacing w:line="360" w:lineRule="auto"/>
+              <w:jc w:val="center"/>
+              <w:rPr>
+                <w:sz w:val="20"/>
+                <w:szCs w:val="20"/>
+              </w:rPr>
+            </w:pPr>
+            <w:r>
+              <w:rPr>
+                <w:sz w:val="20"/>
+                <w:szCs w:val="20"/>
+              </w:rPr>
+              <w:t>RNF-16</w:t>
+            </w:r>
+          </w:p>
+        </w:tc>
+        <w:tc>
+          <w:tcPr>
+            <w:tcW w:w="1408" w:type="dxa"/>
+            <w:hideMark/>
+          </w:tcPr>
+          <w:p>
+            <w:pPr>
+              <w:spacing w:line="360" w:lineRule="auto"/>
+              <w:jc w:val="center"/>
+              <w:rPr>
+                <w:sz w:val="20"/>
+                <w:szCs w:val="20"/>
+              </w:rPr>
+            </w:pPr>
+            <w:r>
+              <w:rPr>
+                <w:sz w:val="20"/>
+                <w:szCs w:val="20"/>
+              </w:rPr>
+              <w:t>-</w:t>
+            </w:r>
+          </w:p>
+        </w:tc>
+      </w:tr>
+      <w:tr>
+        <w:trPr>
+          <w:trHeight w:val="320"/>
+        </w:trPr>
+        <w:tc>
+          <w:tcPr>
+            <w:tcW w:w="0" w:type="auto"/>
+            <w:hideMark/>
+          </w:tcPr>
+          <w:p>
+            <w:pPr>
+              <w:spacing w:line="360" w:lineRule="auto"/>
+              <w:jc w:val="center"/>
+              <w:rPr>
+                <w:sz w:val="20"/>
+                <w:szCs w:val="20"/>
+              </w:rPr>
+            </w:pPr>
+            <w:r>
+              <w:rPr>
+                <w:sz w:val="20"/>
+                <w:szCs w:val="20"/>
+              </w:rPr>
+              <w:t>RNF-M10</w:t>
+            </w:r>
+          </w:p>
+        </w:tc>
+        <w:tc>
+          <w:tcPr>
+            <w:tcW w:w="0" w:type="auto"/>
+            <w:hideMark/>
+          </w:tcPr>
+          <w:p>
+            <w:pPr>
+              <w:spacing w:line="360" w:lineRule="auto"/>
+              <w:jc w:val="center"/>
+              <w:rPr>
+                <w:sz w:val="20"/>
+                <w:szCs w:val="20"/>
+              </w:rPr>
+            </w:pPr>
+            <w:r>
+              <w:rPr>
+                <w:sz w:val="20"/>
+                <w:szCs w:val="20"/>
+              </w:rPr>
+              <w:t>Consumo de bateria otimizado (&lt; 5% por hora de uso)</w:t>
+            </w:r>
+          </w:p>
+        </w:tc>
+        <w:tc>
+          <w:tcPr>
+            <w:tcW w:w="1491" w:type="dxa"/>
+            <w:hideMark/>
+          </w:tcPr>
+          <w:p>
+            <w:pPr>
+              <w:spacing w:line="360" w:lineRule="auto"/>
+              <w:jc w:val="center"/>
+              <w:rPr>
+                <w:sz w:val="20"/>
+                <w:szCs w:val="20"/>
+              </w:rPr>
+            </w:pPr>
+            <w:r>
+              <w:rPr>
+                <w:sz w:val="20"/>
+                <w:szCs w:val="20"/>
+              </w:rPr>
+              <w:t>Requisito Não Funcional</w:t>
+            </w:r>
+          </w:p>
+        </w:tc>
+        <w:tc>
+          <w:tcPr>
+            <w:tcW w:w="0" w:type="auto"/>
+            <w:hideMark/>
+          </w:tcPr>
+          <w:p>
+            <w:pPr>
+              <w:spacing w:line="360" w:lineRule="auto"/>
+              <w:jc w:val="center"/>
+              <w:rPr>
+                <w:sz w:val="20"/>
+                <w:szCs w:val="20"/>
+              </w:rPr>
+            </w:pPr>
+            <w:r>
+              <w:rPr>
+                <w:sz w:val="20"/>
+                <w:szCs w:val="20"/>
+              </w:rPr>
+              <w:t>Todos</w:t>
+            </w:r>
+          </w:p>
+        </w:tc>
+        <w:tc>
+          <w:tcPr>
+            <w:tcW w:w="0" w:type="auto"/>
+            <w:hideMark/>
+          </w:tcPr>
+          <w:p>
+            <w:pPr>
+              <w:spacing w:line="360" w:lineRule="auto"/>
+              <w:jc w:val="center"/>
+              <w:rPr>
+                <w:sz w:val="20"/>
+                <w:szCs w:val="20"/>
+              </w:rPr>
+            </w:pPr>
+            <w:r>
+              <w:rPr>
+                <w:sz w:val="20"/>
+                <w:szCs w:val="20"/>
+              </w:rPr>
+              <w:t>-</w:t>
+            </w:r>
+          </w:p>
+        </w:tc>
+        <w:tc>
+          <w:tcPr>
+            <w:tcW w:w="1408" w:type="dxa"/>
+            <w:hideMark/>
+          </w:tcPr>
+          <w:p>
+            <w:pPr>
+              <w:spacing w:line="360" w:lineRule="auto"/>
+              <w:jc w:val="center"/>
+              <w:rPr>
+                <w:sz w:val="20"/>
+                <w:szCs w:val="20"/>
+              </w:rPr>
+            </w:pPr>
+            <w:r>
+              <w:rPr>
+                <w:sz w:val="20"/>
+                <w:szCs w:val="20"/>
+              </w:rPr>
+              <w:t>-</w:t>
+            </w:r>
+          </w:p>
+        </w:tc>
+      </w:tr>
+      <w:tr>
+        <w:trPr>
+          <w:trHeight w:val="314"/>
+        </w:trPr>
+        <w:tc>
+          <w:tcPr>
+            <w:tcW w:w="0" w:type="auto"/>
+            <w:hideMark/>
+          </w:tcPr>
+          <w:p>
+            <w:pPr>
+              <w:spacing w:line="360" w:lineRule="auto"/>
+              <w:jc w:val="center"/>
+              <w:rPr>
+                <w:sz w:val="20"/>
+                <w:szCs w:val="20"/>
+              </w:rPr>
+            </w:pPr>
+            <w:r>
+              <w:rPr>
+                <w:sz w:val="20"/>
+                <w:szCs w:val="20"/>
+              </w:rPr>
+              <w:t>RNF-M11</w:t>
+            </w:r>
+          </w:p>
+        </w:tc>
+        <w:tc>
+          <w:tcPr>
+            <w:tcW w:w="0" w:type="auto"/>
+            <w:hideMark/>
+          </w:tcPr>
+          <w:p>
+            <w:pPr>
+              <w:spacing w:line="360" w:lineRule="auto"/>
+              <w:jc w:val="center"/>
+              <w:rPr>
+                <w:sz w:val="20"/>
+                <w:szCs w:val="20"/>
+              </w:rPr>
+            </w:pPr>
+            <w:r>
+              <w:rPr>
+                <w:sz w:val="20"/>
+                <w:szCs w:val="20"/>
+              </w:rPr>
+              <w:t>App responsivo em conexões 3G, 4G e 5G</w:t>
+            </w:r>
+          </w:p>
+        </w:tc>
+        <w:tc>
+          <w:tcPr>
+            <w:tcW w:w="1491" w:type="dxa"/>
+            <w:hideMark/>
+          </w:tcPr>
+          <w:p>
+            <w:pPr>
+              <w:spacing w:line="360" w:lineRule="auto"/>
+              <w:jc w:val="center"/>
+              <w:rPr>
+                <w:sz w:val="20"/>
+                <w:szCs w:val="20"/>
+              </w:rPr>
+            </w:pPr>
+            <w:r>
+              <w:rPr>
+                <w:sz w:val="20"/>
+                <w:szCs w:val="20"/>
+              </w:rPr>
+              <w:t>Requisito Não Funcional</w:t>
+            </w:r>
+          </w:p>
+        </w:tc>
+        <w:tc>
+          <w:tcPr>
+            <w:tcW w:w="0" w:type="auto"/>
+            <w:hideMark/>
+          </w:tcPr>
+          <w:p>
+            <w:pPr>
+              <w:spacing w:line="360" w:lineRule="auto"/>
+              <w:jc w:val="center"/>
+              <w:rPr>
+                <w:sz w:val="20"/>
+                <w:szCs w:val="20"/>
+              </w:rPr>
+            </w:pPr>
+            <w:r>
+              <w:rPr>
+                <w:sz w:val="20"/>
+                <w:szCs w:val="20"/>
+              </w:rPr>
+              <w:t>Todos</w:t>
+            </w:r>
+          </w:p>
+        </w:tc>
+        <w:tc>
+          <w:tcPr>
+            <w:tcW w:w="0" w:type="auto"/>
+            <w:hideMark/>
+          </w:tcPr>
+          <w:p>
+            <w:pPr>
+              <w:spacing w:line="360" w:lineRule="auto"/>
+              <w:jc w:val="center"/>
+              <w:rPr>
+                <w:sz w:val="20"/>
+                <w:szCs w:val="20"/>
+              </w:rPr>
+            </w:pPr>
+            <w:r>
+              <w:rPr>
+                <w:sz w:val="20"/>
+                <w:szCs w:val="20"/>
+              </w:rPr>
+              <w:t>-</w:t>
+            </w:r>
+          </w:p>
+        </w:tc>
+        <w:tc>
+          <w:tcPr>
+            <w:tcW w:w="1408" w:type="dxa"/>
+            <w:hideMark/>
+          </w:tcPr>
+          <w:p>
+            <w:pPr>
+              <w:spacing w:line="360" w:lineRule="auto"/>
+              <w:jc w:val="center"/>
+              <w:rPr>
+                <w:sz w:val="20"/>
+                <w:szCs w:val="20"/>
+              </w:rPr>
+            </w:pPr>
+            <w:r>
+              <w:rPr>
+                <w:sz w:val="20"/>
+                <w:szCs w:val="20"/>
+              </w:rPr>
+              <w:t>-</w:t>
+            </w:r>
+          </w:p>
+        </w:tc>
+      </w:tr>
+      <w:tr>
+        <w:trPr>
+          <w:trHeight w:val="211"/>
+        </w:trPr>
+        <w:tc>
+          <w:tcPr>
+            <w:tcW w:w="0" w:type="auto"/>
+            <w:hideMark/>
+          </w:tcPr>
+          <w:p>
+            <w:pPr>
+              <w:spacing w:line="360" w:lineRule="auto"/>
+              <w:jc w:val="center"/>
+              <w:rPr>
+                <w:sz w:val="20"/>
+                <w:szCs w:val="20"/>
+              </w:rPr>
+            </w:pPr>
+            <w:r>
+              <w:rPr>
+                <w:sz w:val="20"/>
+                <w:szCs w:val="20"/>
+              </w:rPr>
+              <w:t>RNF-M12</w:t>
+            </w:r>
+          </w:p>
+        </w:tc>
+        <w:tc>
+          <w:tcPr>
+            <w:tcW w:w="0" w:type="auto"/>
+            <w:hideMark/>
+          </w:tcPr>
+          <w:p>
+            <w:pPr>
+              <w:spacing w:line="360" w:lineRule="auto"/>
+              <w:jc w:val="center"/>
+              <w:rPr>
+                <w:sz w:val="20"/>
+                <w:szCs w:val="20"/>
+              </w:rPr>
+            </w:pPr>
+            <w:r>
+              <w:rPr>
+                <w:sz w:val="20"/>
+                <w:szCs w:val="20"/>
+              </w:rPr>
+              <w:t>Tamanho do app inferior a 50MB</w:t>
+            </w:r>
+          </w:p>
+        </w:tc>
+        <w:tc>
+          <w:tcPr>
+            <w:tcW w:w="1491" w:type="dxa"/>
+            <w:hideMark/>
+          </w:tcPr>
+          <w:p>
+            <w:pPr>
+              <w:spacing w:line="360" w:lineRule="auto"/>
+              <w:jc w:val="center"/>
+              <w:rPr>
+                <w:sz w:val="20"/>
+                <w:szCs w:val="20"/>
+              </w:rPr>
+            </w:pPr>
+            <w:r>
+              <w:rPr>
+                <w:sz w:val="20"/>
+                <w:szCs w:val="20"/>
+              </w:rPr>
+              <w:t>Requisito Não Funcional</w:t>
+            </w:r>
+          </w:p>
+        </w:tc>
+        <w:tc>
+          <w:tcPr>
+            <w:tcW w:w="0" w:type="auto"/>
+            <w:hideMark/>
+          </w:tcPr>
+          <w:p>
+            <w:pPr>
+              <w:spacing w:line="360" w:lineRule="auto"/>
+              <w:jc w:val="center"/>
+              <w:rPr>
+                <w:sz w:val="20"/>
+                <w:szCs w:val="20"/>
+              </w:rPr>
+            </w:pPr>
+            <w:r>
+              <w:rPr>
+                <w:sz w:val="20"/>
+                <w:szCs w:val="20"/>
+              </w:rPr>
+              <w:t>Todos</w:t>
+            </w:r>
+          </w:p>
+        </w:tc>
+        <w:tc>
+          <w:tcPr>
+            <w:tcW w:w="0" w:type="auto"/>
+            <w:hideMark/>
+          </w:tcPr>
+          <w:p>
+            <w:pPr>
+              <w:spacing w:line="360" w:lineRule="auto"/>
+              <w:jc w:val="center"/>
+              <w:rPr>
+                <w:sz w:val="20"/>
+                <w:szCs w:val="20"/>
+              </w:rPr>
+            </w:pPr>
+            <w:r>
+              <w:rPr>
+                <w:sz w:val="20"/>
+                <w:szCs w:val="20"/>
+              </w:rPr>
+              <w:t>-</w:t>
+            </w:r>
+          </w:p>
+        </w:tc>
+        <w:tc>
+          <w:tcPr>
+            <w:tcW w:w="1408" w:type="dxa"/>
+            <w:hideMark/>
+          </w:tcPr>
+          <w:p>
+            <w:pPr>
+              <w:spacing w:line="360" w:lineRule="auto"/>
+              <w:jc w:val="center"/>
+              <w:rPr>
+                <w:sz w:val="20"/>
+                <w:szCs w:val="20"/>
+              </w:rPr>
+            </w:pPr>
+            <w:r>
+              <w:rPr>
+                <w:sz w:val="20"/>
+                <w:szCs w:val="20"/>
+              </w:rPr>
+              <w:t>-</w:t>
+            </w:r>
+          </w:p>
+        </w:tc>
+      </w:tr>
+      <w:tr>
+        <w:trPr>
+          <w:trHeight w:val="206"/>
+        </w:trPr>
+        <w:tc>
+          <w:tcPr>
+            <w:tcW w:w="0" w:type="auto"/>
+            <w:hideMark/>
+          </w:tcPr>
+          <w:p>
+            <w:pPr>
+              <w:spacing w:line="360" w:lineRule="auto"/>
+              <w:jc w:val="center"/>
+              <w:rPr>
+                <w:sz w:val="20"/>
+                <w:szCs w:val="20"/>
+              </w:rPr>
+            </w:pPr>
+            <w:r>
+              <w:rPr>
+                <w:sz w:val="20"/>
+                <w:szCs w:val="20"/>
+              </w:rPr>
+              <w:t>RNF-M13</w:t>
+            </w:r>
+          </w:p>
+        </w:tc>
+        <w:tc>
+          <w:tcPr>
+            <w:tcW w:w="0" w:type="auto"/>
+            <w:hideMark/>
+          </w:tcPr>
+          <w:p>
+            <w:pPr>
+              <w:spacing w:line="360" w:lineRule="auto"/>
+              <w:jc w:val="center"/>
+              <w:rPr>
+                <w:sz w:val="20"/>
+                <w:szCs w:val="20"/>
+              </w:rPr>
+            </w:pPr>
+            <w:r>
+              <w:rPr>
+                <w:sz w:val="20"/>
+                <w:szCs w:val="20"/>
+              </w:rPr>
+              <w:t>Compatível com Android ≥ 8.0 (</w:t>
+            </w:r>
+            <w:proofErr w:type="spellStart"/>
+            <w:r>
+              <w:rPr>
+                <w:sz w:val="20"/>
+                <w:szCs w:val="20"/>
+              </w:rPr>
+              <w:t>Oreo</w:t>
+            </w:r>
+            <w:proofErr w:type="spellEnd"/>
+            <w:r>
+              <w:rPr>
+                <w:sz w:val="20"/>
+                <w:szCs w:val="20"/>
+              </w:rPr>
+              <w:t>)</w:t>
+            </w:r>
+          </w:p>
+        </w:tc>
+        <w:tc>
+          <w:tcPr>
+            <w:tcW w:w="1491" w:type="dxa"/>
+            <w:hideMark/>
+          </w:tcPr>
+          <w:p>
+            <w:pPr>
+              <w:spacing w:line="360" w:lineRule="auto"/>
+              <w:jc w:val="center"/>
+              <w:rPr>
+                <w:sz w:val="20"/>
+                <w:szCs w:val="20"/>
+              </w:rPr>
+            </w:pPr>
+            <w:r>
+              <w:rPr>
+                <w:sz w:val="20"/>
+                <w:szCs w:val="20"/>
+              </w:rPr>
+              <w:t>Requisito Não Funcional</w:t>
+            </w:r>
+          </w:p>
+        </w:tc>
+        <w:tc>
+          <w:tcPr>
+            <w:tcW w:w="0" w:type="auto"/>
+            <w:hideMark/>
+          </w:tcPr>
+          <w:p>
+            <w:pPr>
+              <w:spacing w:line="360" w:lineRule="auto"/>
+              <w:jc w:val="center"/>
+              <w:rPr>
+                <w:sz w:val="20"/>
+                <w:szCs w:val="20"/>
+              </w:rPr>
+            </w:pPr>
+            <w:r>
+              <w:rPr>
+                <w:sz w:val="20"/>
+                <w:szCs w:val="20"/>
+              </w:rPr>
+              <w:t>Todos</w:t>
+            </w:r>
+          </w:p>
+        </w:tc>
+        <w:tc>
+          <w:tcPr>
+            <w:tcW w:w="0" w:type="auto"/>
+            <w:hideMark/>
+          </w:tcPr>
+          <w:p>
+            <w:pPr>
+              <w:spacing w:line="360" w:lineRule="auto"/>
+              <w:jc w:val="center"/>
+              <w:rPr>
+                <w:sz w:val="20"/>
+                <w:szCs w:val="20"/>
+              </w:rPr>
+            </w:pPr>
+            <w:r>
+              <w:rPr>
+                <w:sz w:val="20"/>
+                <w:szCs w:val="20"/>
+              </w:rPr>
+              <w:t>-</w:t>
+            </w:r>
+          </w:p>
+        </w:tc>
+        <w:tc>
+          <w:tcPr>
+            <w:tcW w:w="1408" w:type="dxa"/>
+            <w:hideMark/>
+          </w:tcPr>
+          <w:p>
+            <w:pPr>
+              <w:spacing w:line="360" w:lineRule="auto"/>
+              <w:jc w:val="center"/>
+              <w:rPr>
+                <w:sz w:val="20"/>
+                <w:szCs w:val="20"/>
+              </w:rPr>
+            </w:pPr>
+            <w:r>
+              <w:rPr>
+                <w:sz w:val="20"/>
+                <w:szCs w:val="20"/>
+              </w:rPr>
+              <w:t>-</w:t>
+            </w:r>
           </w:p>
         </w:tc>
       </w:tr>
@@ -12554,2404 +13752,59 @@
     </w:p>
     <w:p>
       <w:pPr>
+        <w:jc w:val="center"/>
         <w:rPr>
-          <w:sz w:val="20"/>
-          <w:szCs w:val="20"/>
+          <w:b/>
+          <w:bCs/>
+          <w:sz w:val="28"/>
+          <w:szCs w:val="28"/>
         </w:rPr>
       </w:pPr>
     </w:p>
     <w:p>
       <w:pPr>
-        <w:spacing w:after="160"/>
         <w:rPr>
-          <w:rFonts w:asciiTheme="minorHAnsi" w:eastAsiaTheme="minorHAnsi" w:hAnsiTheme="minorHAnsi" w:cstheme="minorBidi"/>
+          <w:sz w:val="28"/>
+          <w:szCs w:val="28"/>
         </w:rPr>
       </w:pPr>
       <w:r>
         <w:rPr>
-          <w:rFonts w:asciiTheme="minorHAnsi" w:eastAsiaTheme="minorHAnsi" w:hAnsiTheme="minorHAnsi" w:cstheme="minorBidi"/>
           <w:b/>
           <w:bCs/>
+          <w:sz w:val="28"/>
+          <w:szCs w:val="28"/>
         </w:rPr>
-        <w:t>REQUISITOS NÃO FUNCIONAIS EXCLUSIVOS MOBILE (RNF-M)</w:t>
+        <w:t>Regras de Negócio</w:t>
+      </w:r>
+      <w:r>
+        <w:rPr>
+          <w:b/>
+          <w:bCs/>
+          <w:sz w:val="28"/>
+          <w:szCs w:val="28"/>
+        </w:rPr>
+        <w:t xml:space="preserve"> </w:t>
+      </w:r>
+      <w:r>
+        <w:rPr>
+          <w:b/>
+          <w:bCs/>
+          <w:sz w:val="28"/>
+          <w:szCs w:val="28"/>
+        </w:rPr>
+        <w:t xml:space="preserve">- </w:t>
+      </w:r>
+      <w:r>
+        <w:rPr>
+          <w:b/>
+          <w:bCs/>
+          <w:sz w:val="28"/>
+          <w:szCs w:val="28"/>
+        </w:rPr>
+        <w:t>relacionados ao Web</w:t>
       </w:r>
     </w:p>
-    <w:tbl>
-      <w:tblPr>
-        <w:tblW w:w="0" w:type="auto"/>
-        <w:tblCellMar>
-          <w:top w:w="15" w:type="dxa"/>
-          <w:left w:w="15" w:type="dxa"/>
-          <w:bottom w:w="15" w:type="dxa"/>
-          <w:right w:w="15" w:type="dxa"/>
-        </w:tblCellMar>
-        <w:tblLook w:val="04A0" w:firstRow="1" w:lastRow="0" w:firstColumn="1" w:lastColumn="0" w:noHBand="0" w:noVBand="1"/>
-      </w:tblPr>
-      <w:tblGrid>
-        <w:gridCol w:w="869"/>
-        <w:gridCol w:w="3498"/>
-        <w:gridCol w:w="2022"/>
-        <w:gridCol w:w="2682"/>
-      </w:tblGrid>
-      <w:tr>
-        <w:trPr>
-          <w:tblHeader/>
-        </w:trPr>
-        <w:tc>
-          <w:tcPr>
-            <w:tcW w:w="0" w:type="auto"/>
-            <w:tcBorders>
-              <w:top w:val="nil"/>
-              <w:left w:val="nil"/>
-              <w:bottom w:val="single" w:sz="6" w:space="0" w:color="8B8B8B"/>
-              <w:right w:val="nil"/>
-            </w:tcBorders>
-            <w:tcMar>
-              <w:top w:w="150" w:type="dxa"/>
-              <w:left w:w="0" w:type="dxa"/>
-              <w:bottom w:w="150" w:type="dxa"/>
-              <w:right w:w="150" w:type="dxa"/>
-            </w:tcMar>
-            <w:vAlign w:val="center"/>
-            <w:hideMark/>
-          </w:tcPr>
-          <w:p>
-            <w:pPr>
-              <w:spacing w:after="160" w:line="278" w:lineRule="auto"/>
-              <w:rPr>
-                <w:b/>
-                <w:bCs/>
-              </w:rPr>
-            </w:pPr>
-            <w:r>
-              <w:rPr>
-                <w:b/>
-                <w:bCs/>
-              </w:rPr>
-              <w:t>ID</w:t>
-            </w:r>
-          </w:p>
-        </w:tc>
-        <w:tc>
-          <w:tcPr>
-            <w:tcW w:w="0" w:type="auto"/>
-            <w:tcBorders>
-              <w:top w:val="nil"/>
-              <w:left w:val="nil"/>
-              <w:bottom w:val="single" w:sz="6" w:space="0" w:color="8B8B8B"/>
-              <w:right w:val="nil"/>
-            </w:tcBorders>
-            <w:tcMar>
-              <w:top w:w="150" w:type="dxa"/>
-              <w:left w:w="150" w:type="dxa"/>
-              <w:bottom w:w="150" w:type="dxa"/>
-              <w:right w:w="150" w:type="dxa"/>
-            </w:tcMar>
-            <w:vAlign w:val="center"/>
-            <w:hideMark/>
-          </w:tcPr>
-          <w:p>
-            <w:pPr>
-              <w:spacing w:after="160" w:line="278" w:lineRule="auto"/>
-              <w:rPr>
-                <w:b/>
-                <w:bCs/>
-              </w:rPr>
-            </w:pPr>
-            <w:r>
-              <w:rPr>
-                <w:b/>
-                <w:bCs/>
-              </w:rPr>
-              <w:t>Descrição</w:t>
-            </w:r>
-          </w:p>
-        </w:tc>
-        <w:tc>
-          <w:tcPr>
-            <w:tcW w:w="0" w:type="auto"/>
-            <w:tcBorders>
-              <w:top w:val="nil"/>
-              <w:left w:val="nil"/>
-              <w:bottom w:val="single" w:sz="6" w:space="0" w:color="8B8B8B"/>
-              <w:right w:val="nil"/>
-            </w:tcBorders>
-            <w:tcMar>
-              <w:top w:w="150" w:type="dxa"/>
-              <w:left w:w="150" w:type="dxa"/>
-              <w:bottom w:w="150" w:type="dxa"/>
-              <w:right w:w="150" w:type="dxa"/>
-            </w:tcMar>
-            <w:vAlign w:val="center"/>
-            <w:hideMark/>
-          </w:tcPr>
-          <w:p>
-            <w:pPr>
-              <w:spacing w:after="160" w:line="278" w:lineRule="auto"/>
-              <w:rPr>
-                <w:b/>
-                <w:bCs/>
-              </w:rPr>
-            </w:pPr>
-            <w:r>
-              <w:rPr>
-                <w:b/>
-                <w:bCs/>
-              </w:rPr>
-              <w:t>Categoria</w:t>
-            </w:r>
-          </w:p>
-        </w:tc>
-        <w:tc>
-          <w:tcPr>
-            <w:tcW w:w="0" w:type="auto"/>
-            <w:tcBorders>
-              <w:top w:val="nil"/>
-              <w:left w:val="nil"/>
-              <w:bottom w:val="single" w:sz="6" w:space="0" w:color="8B8B8B"/>
-              <w:right w:val="nil"/>
-            </w:tcBorders>
-            <w:tcMar>
-              <w:top w:w="150" w:type="dxa"/>
-              <w:left w:w="150" w:type="dxa"/>
-              <w:bottom w:w="150" w:type="dxa"/>
-              <w:right w:w="150" w:type="dxa"/>
-            </w:tcMar>
-            <w:vAlign w:val="center"/>
-            <w:hideMark/>
-          </w:tcPr>
-          <w:p>
-            <w:pPr>
-              <w:spacing w:after="160" w:line="278" w:lineRule="auto"/>
-              <w:rPr>
-                <w:b/>
-                <w:bCs/>
-              </w:rPr>
-            </w:pPr>
-            <w:r>
-              <w:rPr>
-                <w:b/>
-                <w:bCs/>
-              </w:rPr>
-              <w:t>Requisitos Funcionais Relacionados</w:t>
-            </w:r>
-          </w:p>
-        </w:tc>
-      </w:tr>
-      <w:tr>
-        <w:tc>
-          <w:tcPr>
-            <w:tcW w:w="0" w:type="auto"/>
-            <w:tcBorders>
-              <w:top w:val="nil"/>
-              <w:left w:val="nil"/>
-              <w:bottom w:val="single" w:sz="6" w:space="0" w:color="525252"/>
-              <w:right w:val="nil"/>
-            </w:tcBorders>
-            <w:tcMar>
-              <w:top w:w="150" w:type="dxa"/>
-              <w:left w:w="0" w:type="dxa"/>
-              <w:bottom w:w="150" w:type="dxa"/>
-              <w:right w:w="150" w:type="dxa"/>
-            </w:tcMar>
-            <w:vAlign w:val="center"/>
-            <w:hideMark/>
-          </w:tcPr>
-          <w:p>
-            <w:pPr>
-              <w:spacing w:after="160" w:line="278" w:lineRule="auto"/>
-            </w:pPr>
-            <w:r>
-              <w:t>RNF-M01</w:t>
-            </w:r>
-          </w:p>
-        </w:tc>
-        <w:tc>
-          <w:tcPr>
-            <w:tcW w:w="0" w:type="auto"/>
-            <w:tcBorders>
-              <w:top w:val="nil"/>
-              <w:left w:val="nil"/>
-              <w:bottom w:val="single" w:sz="6" w:space="0" w:color="525252"/>
-              <w:right w:val="nil"/>
-            </w:tcBorders>
-            <w:tcMar>
-              <w:top w:w="150" w:type="dxa"/>
-              <w:left w:w="150" w:type="dxa"/>
-              <w:bottom w:w="150" w:type="dxa"/>
-              <w:right w:w="150" w:type="dxa"/>
-            </w:tcMar>
-            <w:vAlign w:val="center"/>
-            <w:hideMark/>
-          </w:tcPr>
-          <w:p>
-            <w:pPr>
-              <w:spacing w:after="160" w:line="278" w:lineRule="auto"/>
-            </w:pPr>
-            <w:r>
-              <w:t>Suporte a sensores biométricos do dispositivo</w:t>
-            </w:r>
-          </w:p>
-        </w:tc>
-        <w:tc>
-          <w:tcPr>
-            <w:tcW w:w="0" w:type="auto"/>
-            <w:tcBorders>
-              <w:top w:val="nil"/>
-              <w:left w:val="nil"/>
-              <w:bottom w:val="single" w:sz="6" w:space="0" w:color="525252"/>
-              <w:right w:val="nil"/>
-            </w:tcBorders>
-            <w:tcMar>
-              <w:top w:w="150" w:type="dxa"/>
-              <w:left w:w="150" w:type="dxa"/>
-              <w:bottom w:w="150" w:type="dxa"/>
-              <w:right w:w="150" w:type="dxa"/>
-            </w:tcMar>
-            <w:vAlign w:val="center"/>
-            <w:hideMark/>
-          </w:tcPr>
-          <w:p>
-            <w:pPr>
-              <w:spacing w:after="160" w:line="278" w:lineRule="auto"/>
-            </w:pPr>
-            <w:r>
-              <w:t>Segurança</w:t>
-            </w:r>
-          </w:p>
-        </w:tc>
-        <w:tc>
-          <w:tcPr>
-            <w:tcW w:w="0" w:type="auto"/>
-            <w:tcBorders>
-              <w:top w:val="nil"/>
-              <w:left w:val="nil"/>
-              <w:bottom w:val="single" w:sz="6" w:space="0" w:color="525252"/>
-              <w:right w:val="nil"/>
-            </w:tcBorders>
-            <w:tcMar>
-              <w:top w:w="150" w:type="dxa"/>
-              <w:left w:w="150" w:type="dxa"/>
-              <w:bottom w:w="150" w:type="dxa"/>
-              <w:right w:w="150" w:type="dxa"/>
-            </w:tcMar>
-            <w:vAlign w:val="center"/>
-            <w:hideMark/>
-          </w:tcPr>
-          <w:p>
-            <w:pPr>
-              <w:spacing w:after="160" w:line="278" w:lineRule="auto"/>
-            </w:pPr>
-            <w:r>
-              <w:t>RF-M01</w:t>
-            </w:r>
-          </w:p>
-        </w:tc>
-      </w:tr>
-      <w:tr>
-        <w:tc>
-          <w:tcPr>
-            <w:tcW w:w="0" w:type="auto"/>
-            <w:tcBorders>
-              <w:top w:val="nil"/>
-              <w:left w:val="nil"/>
-              <w:bottom w:val="single" w:sz="6" w:space="0" w:color="525252"/>
-              <w:right w:val="nil"/>
-            </w:tcBorders>
-            <w:tcMar>
-              <w:top w:w="150" w:type="dxa"/>
-              <w:left w:w="0" w:type="dxa"/>
-              <w:bottom w:w="150" w:type="dxa"/>
-              <w:right w:w="150" w:type="dxa"/>
-            </w:tcMar>
-            <w:vAlign w:val="center"/>
-            <w:hideMark/>
-          </w:tcPr>
-          <w:p>
-            <w:pPr>
-              <w:spacing w:after="160" w:line="278" w:lineRule="auto"/>
-            </w:pPr>
-            <w:r>
-              <w:t>RNF-M02</w:t>
-            </w:r>
-          </w:p>
-        </w:tc>
-        <w:tc>
-          <w:tcPr>
-            <w:tcW w:w="0" w:type="auto"/>
-            <w:tcBorders>
-              <w:top w:val="nil"/>
-              <w:left w:val="nil"/>
-              <w:bottom w:val="single" w:sz="6" w:space="0" w:color="525252"/>
-              <w:right w:val="nil"/>
-            </w:tcBorders>
-            <w:tcMar>
-              <w:top w:w="150" w:type="dxa"/>
-              <w:left w:w="150" w:type="dxa"/>
-              <w:bottom w:w="150" w:type="dxa"/>
-              <w:right w:w="150" w:type="dxa"/>
-            </w:tcMar>
-            <w:vAlign w:val="center"/>
-            <w:hideMark/>
-          </w:tcPr>
-          <w:p>
-            <w:pPr>
-              <w:spacing w:after="160" w:line="278" w:lineRule="auto"/>
-            </w:pPr>
-            <w:r>
-              <w:t>Tempo de autenticação biométrica &lt; 2 segundos</w:t>
-            </w:r>
-          </w:p>
-        </w:tc>
-        <w:tc>
-          <w:tcPr>
-            <w:tcW w:w="0" w:type="auto"/>
-            <w:tcBorders>
-              <w:top w:val="nil"/>
-              <w:left w:val="nil"/>
-              <w:bottom w:val="single" w:sz="6" w:space="0" w:color="525252"/>
-              <w:right w:val="nil"/>
-            </w:tcBorders>
-            <w:tcMar>
-              <w:top w:w="150" w:type="dxa"/>
-              <w:left w:w="150" w:type="dxa"/>
-              <w:bottom w:w="150" w:type="dxa"/>
-              <w:right w:w="150" w:type="dxa"/>
-            </w:tcMar>
-            <w:vAlign w:val="center"/>
-            <w:hideMark/>
-          </w:tcPr>
-          <w:p>
-            <w:pPr>
-              <w:spacing w:after="160" w:line="278" w:lineRule="auto"/>
-            </w:pPr>
-            <w:r>
-              <w:t>Performance</w:t>
-            </w:r>
-          </w:p>
-        </w:tc>
-        <w:tc>
-          <w:tcPr>
-            <w:tcW w:w="0" w:type="auto"/>
-            <w:tcBorders>
-              <w:top w:val="nil"/>
-              <w:left w:val="nil"/>
-              <w:bottom w:val="single" w:sz="6" w:space="0" w:color="525252"/>
-              <w:right w:val="nil"/>
-            </w:tcBorders>
-            <w:tcMar>
-              <w:top w:w="150" w:type="dxa"/>
-              <w:left w:w="150" w:type="dxa"/>
-              <w:bottom w:w="150" w:type="dxa"/>
-              <w:right w:w="150" w:type="dxa"/>
-            </w:tcMar>
-            <w:vAlign w:val="center"/>
-            <w:hideMark/>
-          </w:tcPr>
-          <w:p>
-            <w:pPr>
-              <w:spacing w:after="160" w:line="278" w:lineRule="auto"/>
-            </w:pPr>
-            <w:r>
-              <w:t>RF-M01</w:t>
-            </w:r>
-          </w:p>
-        </w:tc>
-      </w:tr>
-      <w:tr>
-        <w:tc>
-          <w:tcPr>
-            <w:tcW w:w="0" w:type="auto"/>
-            <w:tcBorders>
-              <w:top w:val="nil"/>
-              <w:left w:val="nil"/>
-              <w:bottom w:val="single" w:sz="6" w:space="0" w:color="525252"/>
-              <w:right w:val="nil"/>
-            </w:tcBorders>
-            <w:tcMar>
-              <w:top w:w="150" w:type="dxa"/>
-              <w:left w:w="0" w:type="dxa"/>
-              <w:bottom w:w="150" w:type="dxa"/>
-              <w:right w:w="150" w:type="dxa"/>
-            </w:tcMar>
-            <w:vAlign w:val="center"/>
-            <w:hideMark/>
-          </w:tcPr>
-          <w:p>
-            <w:pPr>
-              <w:spacing w:after="160" w:line="278" w:lineRule="auto"/>
-            </w:pPr>
-            <w:r>
-              <w:t>RNF-M03</w:t>
-            </w:r>
-          </w:p>
-        </w:tc>
-        <w:tc>
-          <w:tcPr>
-            <w:tcW w:w="0" w:type="auto"/>
-            <w:tcBorders>
-              <w:top w:val="nil"/>
-              <w:left w:val="nil"/>
-              <w:bottom w:val="single" w:sz="6" w:space="0" w:color="525252"/>
-              <w:right w:val="nil"/>
-            </w:tcBorders>
-            <w:tcMar>
-              <w:top w:w="150" w:type="dxa"/>
-              <w:left w:w="150" w:type="dxa"/>
-              <w:bottom w:w="150" w:type="dxa"/>
-              <w:right w:w="150" w:type="dxa"/>
-            </w:tcMar>
-            <w:vAlign w:val="center"/>
-            <w:hideMark/>
-          </w:tcPr>
-          <w:p>
-            <w:pPr>
-              <w:spacing w:after="160" w:line="278" w:lineRule="auto"/>
-            </w:pPr>
-            <w:r>
-              <w:t xml:space="preserve">Integração com serviços de </w:t>
-            </w:r>
-            <w:proofErr w:type="spellStart"/>
-            <w:r>
-              <w:t>push</w:t>
-            </w:r>
-            <w:proofErr w:type="spellEnd"/>
-            <w:r>
-              <w:t xml:space="preserve"> </w:t>
-            </w:r>
-            <w:proofErr w:type="spellStart"/>
-            <w:r>
-              <w:t>notification</w:t>
-            </w:r>
-            <w:proofErr w:type="spellEnd"/>
-            <w:r>
-              <w:t xml:space="preserve"> (FCM/APNS)</w:t>
-            </w:r>
-          </w:p>
-        </w:tc>
-        <w:tc>
-          <w:tcPr>
-            <w:tcW w:w="0" w:type="auto"/>
-            <w:tcBorders>
-              <w:top w:val="nil"/>
-              <w:left w:val="nil"/>
-              <w:bottom w:val="single" w:sz="6" w:space="0" w:color="525252"/>
-              <w:right w:val="nil"/>
-            </w:tcBorders>
-            <w:tcMar>
-              <w:top w:w="150" w:type="dxa"/>
-              <w:left w:w="150" w:type="dxa"/>
-              <w:bottom w:w="150" w:type="dxa"/>
-              <w:right w:w="150" w:type="dxa"/>
-            </w:tcMar>
-            <w:vAlign w:val="center"/>
-            <w:hideMark/>
-          </w:tcPr>
-          <w:p>
-            <w:pPr>
-              <w:spacing w:after="160" w:line="278" w:lineRule="auto"/>
-            </w:pPr>
-            <w:r>
-              <w:t>Notificações</w:t>
-            </w:r>
-          </w:p>
-        </w:tc>
-        <w:tc>
-          <w:tcPr>
-            <w:tcW w:w="0" w:type="auto"/>
-            <w:tcBorders>
-              <w:top w:val="nil"/>
-              <w:left w:val="nil"/>
-              <w:bottom w:val="single" w:sz="6" w:space="0" w:color="525252"/>
-              <w:right w:val="nil"/>
-            </w:tcBorders>
-            <w:tcMar>
-              <w:top w:w="150" w:type="dxa"/>
-              <w:left w:w="150" w:type="dxa"/>
-              <w:bottom w:w="150" w:type="dxa"/>
-              <w:right w:w="150" w:type="dxa"/>
-            </w:tcMar>
-            <w:vAlign w:val="center"/>
-            <w:hideMark/>
-          </w:tcPr>
-          <w:p>
-            <w:pPr>
-              <w:spacing w:after="160" w:line="278" w:lineRule="auto"/>
-            </w:pPr>
-            <w:r>
-              <w:t>RF-M02</w:t>
-            </w:r>
-          </w:p>
-        </w:tc>
-      </w:tr>
-      <w:tr>
-        <w:tc>
-          <w:tcPr>
-            <w:tcW w:w="0" w:type="auto"/>
-            <w:tcBorders>
-              <w:top w:val="nil"/>
-              <w:left w:val="nil"/>
-              <w:bottom w:val="single" w:sz="6" w:space="0" w:color="525252"/>
-              <w:right w:val="nil"/>
-            </w:tcBorders>
-            <w:tcMar>
-              <w:top w:w="150" w:type="dxa"/>
-              <w:left w:w="0" w:type="dxa"/>
-              <w:bottom w:w="150" w:type="dxa"/>
-              <w:right w:w="150" w:type="dxa"/>
-            </w:tcMar>
-            <w:vAlign w:val="center"/>
-            <w:hideMark/>
-          </w:tcPr>
-          <w:p>
-            <w:pPr>
-              <w:spacing w:after="160" w:line="278" w:lineRule="auto"/>
-            </w:pPr>
-            <w:r>
-              <w:lastRenderedPageBreak/>
-              <w:t>RNF-M04</w:t>
-            </w:r>
-          </w:p>
-        </w:tc>
-        <w:tc>
-          <w:tcPr>
-            <w:tcW w:w="0" w:type="auto"/>
-            <w:tcBorders>
-              <w:top w:val="nil"/>
-              <w:left w:val="nil"/>
-              <w:bottom w:val="single" w:sz="6" w:space="0" w:color="525252"/>
-              <w:right w:val="nil"/>
-            </w:tcBorders>
-            <w:tcMar>
-              <w:top w:w="150" w:type="dxa"/>
-              <w:left w:w="150" w:type="dxa"/>
-              <w:bottom w:w="150" w:type="dxa"/>
-              <w:right w:w="150" w:type="dxa"/>
-            </w:tcMar>
-            <w:vAlign w:val="center"/>
-            <w:hideMark/>
-          </w:tcPr>
-          <w:p>
-            <w:pPr>
-              <w:spacing w:after="160" w:line="278" w:lineRule="auto"/>
-            </w:pPr>
-            <w:r>
-              <w:t>Notificações entregues em até 5 minutos</w:t>
-            </w:r>
-          </w:p>
-        </w:tc>
-        <w:tc>
-          <w:tcPr>
-            <w:tcW w:w="0" w:type="auto"/>
-            <w:tcBorders>
-              <w:top w:val="nil"/>
-              <w:left w:val="nil"/>
-              <w:bottom w:val="single" w:sz="6" w:space="0" w:color="525252"/>
-              <w:right w:val="nil"/>
-            </w:tcBorders>
-            <w:tcMar>
-              <w:top w:w="150" w:type="dxa"/>
-              <w:left w:w="150" w:type="dxa"/>
-              <w:bottom w:w="150" w:type="dxa"/>
-              <w:right w:w="150" w:type="dxa"/>
-            </w:tcMar>
-            <w:vAlign w:val="center"/>
-            <w:hideMark/>
-          </w:tcPr>
-          <w:p>
-            <w:pPr>
-              <w:spacing w:after="160" w:line="278" w:lineRule="auto"/>
-            </w:pPr>
-            <w:r>
-              <w:t>Performance</w:t>
-            </w:r>
-          </w:p>
-        </w:tc>
-        <w:tc>
-          <w:tcPr>
-            <w:tcW w:w="0" w:type="auto"/>
-            <w:tcBorders>
-              <w:top w:val="nil"/>
-              <w:left w:val="nil"/>
-              <w:bottom w:val="single" w:sz="6" w:space="0" w:color="525252"/>
-              <w:right w:val="nil"/>
-            </w:tcBorders>
-            <w:tcMar>
-              <w:top w:w="150" w:type="dxa"/>
-              <w:left w:w="150" w:type="dxa"/>
-              <w:bottom w:w="150" w:type="dxa"/>
-              <w:right w:w="150" w:type="dxa"/>
-            </w:tcMar>
-            <w:vAlign w:val="center"/>
-            <w:hideMark/>
-          </w:tcPr>
-          <w:p>
-            <w:pPr>
-              <w:spacing w:after="160" w:line="278" w:lineRule="auto"/>
-            </w:pPr>
-            <w:r>
-              <w:t>RF-M02</w:t>
-            </w:r>
-          </w:p>
-        </w:tc>
-      </w:tr>
-      <w:tr>
-        <w:tc>
-          <w:tcPr>
-            <w:tcW w:w="0" w:type="auto"/>
-            <w:tcBorders>
-              <w:top w:val="nil"/>
-              <w:left w:val="nil"/>
-              <w:bottom w:val="single" w:sz="6" w:space="0" w:color="525252"/>
-              <w:right w:val="nil"/>
-            </w:tcBorders>
-            <w:tcMar>
-              <w:top w:w="150" w:type="dxa"/>
-              <w:left w:w="0" w:type="dxa"/>
-              <w:bottom w:w="150" w:type="dxa"/>
-              <w:right w:w="150" w:type="dxa"/>
-            </w:tcMar>
-            <w:vAlign w:val="center"/>
-            <w:hideMark/>
-          </w:tcPr>
-          <w:p>
-            <w:pPr>
-              <w:spacing w:after="160" w:line="278" w:lineRule="auto"/>
-            </w:pPr>
-            <w:r>
-              <w:t>RNF-M05</w:t>
-            </w:r>
-          </w:p>
-        </w:tc>
-        <w:tc>
-          <w:tcPr>
-            <w:tcW w:w="0" w:type="auto"/>
-            <w:tcBorders>
-              <w:top w:val="nil"/>
-              <w:left w:val="nil"/>
-              <w:bottom w:val="single" w:sz="6" w:space="0" w:color="525252"/>
-              <w:right w:val="nil"/>
-            </w:tcBorders>
-            <w:tcMar>
-              <w:top w:w="150" w:type="dxa"/>
-              <w:left w:w="150" w:type="dxa"/>
-              <w:bottom w:w="150" w:type="dxa"/>
-              <w:right w:w="150" w:type="dxa"/>
-            </w:tcMar>
-            <w:vAlign w:val="center"/>
-            <w:hideMark/>
-          </w:tcPr>
-          <w:p>
-            <w:pPr>
-              <w:spacing w:after="160" w:line="278" w:lineRule="auto"/>
-            </w:pPr>
-            <w:r>
-              <w:t>Acesso à câmera e galeria do dispositivo</w:t>
-            </w:r>
-          </w:p>
-        </w:tc>
-        <w:tc>
-          <w:tcPr>
-            <w:tcW w:w="0" w:type="auto"/>
-            <w:tcBorders>
-              <w:top w:val="nil"/>
-              <w:left w:val="nil"/>
-              <w:bottom w:val="single" w:sz="6" w:space="0" w:color="525252"/>
-              <w:right w:val="nil"/>
-            </w:tcBorders>
-            <w:tcMar>
-              <w:top w:w="150" w:type="dxa"/>
-              <w:left w:w="150" w:type="dxa"/>
-              <w:bottom w:w="150" w:type="dxa"/>
-              <w:right w:w="150" w:type="dxa"/>
-            </w:tcMar>
-            <w:vAlign w:val="center"/>
-            <w:hideMark/>
-          </w:tcPr>
-          <w:p>
-            <w:pPr>
-              <w:spacing w:after="160" w:line="278" w:lineRule="auto"/>
-            </w:pPr>
-            <w:r>
-              <w:t>Hardware</w:t>
-            </w:r>
-          </w:p>
-        </w:tc>
-        <w:tc>
-          <w:tcPr>
-            <w:tcW w:w="0" w:type="auto"/>
-            <w:tcBorders>
-              <w:top w:val="nil"/>
-              <w:left w:val="nil"/>
-              <w:bottom w:val="single" w:sz="6" w:space="0" w:color="525252"/>
-              <w:right w:val="nil"/>
-            </w:tcBorders>
-            <w:tcMar>
-              <w:top w:w="150" w:type="dxa"/>
-              <w:left w:w="150" w:type="dxa"/>
-              <w:bottom w:w="150" w:type="dxa"/>
-              <w:right w:w="150" w:type="dxa"/>
-            </w:tcMar>
-            <w:vAlign w:val="center"/>
-            <w:hideMark/>
-          </w:tcPr>
-          <w:p>
-            <w:pPr>
-              <w:spacing w:after="160" w:line="278" w:lineRule="auto"/>
-            </w:pPr>
-            <w:r>
-              <w:t>RF-M03</w:t>
-            </w:r>
-          </w:p>
-        </w:tc>
-      </w:tr>
-      <w:tr>
-        <w:tc>
-          <w:tcPr>
-            <w:tcW w:w="0" w:type="auto"/>
-            <w:tcBorders>
-              <w:top w:val="nil"/>
-              <w:left w:val="nil"/>
-              <w:bottom w:val="single" w:sz="6" w:space="0" w:color="525252"/>
-              <w:right w:val="nil"/>
-            </w:tcBorders>
-            <w:tcMar>
-              <w:top w:w="150" w:type="dxa"/>
-              <w:left w:w="0" w:type="dxa"/>
-              <w:bottom w:w="150" w:type="dxa"/>
-              <w:right w:w="150" w:type="dxa"/>
-            </w:tcMar>
-            <w:vAlign w:val="center"/>
-            <w:hideMark/>
-          </w:tcPr>
-          <w:p>
-            <w:pPr>
-              <w:spacing w:after="160" w:line="278" w:lineRule="auto"/>
-            </w:pPr>
-            <w:r>
-              <w:t>RNF-M06</w:t>
-            </w:r>
-          </w:p>
-        </w:tc>
-        <w:tc>
-          <w:tcPr>
-            <w:tcW w:w="0" w:type="auto"/>
-            <w:tcBorders>
-              <w:top w:val="nil"/>
-              <w:left w:val="nil"/>
-              <w:bottom w:val="single" w:sz="6" w:space="0" w:color="525252"/>
-              <w:right w:val="nil"/>
-            </w:tcBorders>
-            <w:tcMar>
-              <w:top w:w="150" w:type="dxa"/>
-              <w:left w:w="150" w:type="dxa"/>
-              <w:bottom w:w="150" w:type="dxa"/>
-              <w:right w:w="150" w:type="dxa"/>
-            </w:tcMar>
-            <w:vAlign w:val="center"/>
-            <w:hideMark/>
-          </w:tcPr>
-          <w:p>
-            <w:pPr>
-              <w:spacing w:after="160" w:line="278" w:lineRule="auto"/>
-            </w:pPr>
-            <w:r>
-              <w:t>Uso de GPS para geolocalização</w:t>
-            </w:r>
-          </w:p>
-        </w:tc>
-        <w:tc>
-          <w:tcPr>
-            <w:tcW w:w="0" w:type="auto"/>
-            <w:tcBorders>
-              <w:top w:val="nil"/>
-              <w:left w:val="nil"/>
-              <w:bottom w:val="single" w:sz="6" w:space="0" w:color="525252"/>
-              <w:right w:val="nil"/>
-            </w:tcBorders>
-            <w:tcMar>
-              <w:top w:w="150" w:type="dxa"/>
-              <w:left w:w="150" w:type="dxa"/>
-              <w:bottom w:w="150" w:type="dxa"/>
-              <w:right w:w="150" w:type="dxa"/>
-            </w:tcMar>
-            <w:vAlign w:val="center"/>
-            <w:hideMark/>
-          </w:tcPr>
-          <w:p>
-            <w:pPr>
-              <w:spacing w:after="160" w:line="278" w:lineRule="auto"/>
-            </w:pPr>
-            <w:r>
-              <w:t>Hardware</w:t>
-            </w:r>
-          </w:p>
-        </w:tc>
-        <w:tc>
-          <w:tcPr>
-            <w:tcW w:w="0" w:type="auto"/>
-            <w:tcBorders>
-              <w:top w:val="nil"/>
-              <w:left w:val="nil"/>
-              <w:bottom w:val="single" w:sz="6" w:space="0" w:color="525252"/>
-              <w:right w:val="nil"/>
-            </w:tcBorders>
-            <w:tcMar>
-              <w:top w:w="150" w:type="dxa"/>
-              <w:left w:w="150" w:type="dxa"/>
-              <w:bottom w:w="150" w:type="dxa"/>
-              <w:right w:w="150" w:type="dxa"/>
-            </w:tcMar>
-            <w:vAlign w:val="center"/>
-            <w:hideMark/>
-          </w:tcPr>
-          <w:p>
-            <w:pPr>
-              <w:spacing w:after="160" w:line="278" w:lineRule="auto"/>
-            </w:pPr>
-            <w:r>
-              <w:t>RF-M04</w:t>
-            </w:r>
-          </w:p>
-        </w:tc>
-      </w:tr>
-      <w:tr>
-        <w:tc>
-          <w:tcPr>
-            <w:tcW w:w="0" w:type="auto"/>
-            <w:tcBorders>
-              <w:top w:val="nil"/>
-              <w:left w:val="nil"/>
-              <w:bottom w:val="single" w:sz="6" w:space="0" w:color="525252"/>
-              <w:right w:val="nil"/>
-            </w:tcBorders>
-            <w:tcMar>
-              <w:top w:w="150" w:type="dxa"/>
-              <w:left w:w="0" w:type="dxa"/>
-              <w:bottom w:w="150" w:type="dxa"/>
-              <w:right w:w="150" w:type="dxa"/>
-            </w:tcMar>
-            <w:vAlign w:val="center"/>
-            <w:hideMark/>
-          </w:tcPr>
-          <w:p>
-            <w:pPr>
-              <w:spacing w:after="160" w:line="278" w:lineRule="auto"/>
-            </w:pPr>
-            <w:r>
-              <w:t>RNF-M07</w:t>
-            </w:r>
-          </w:p>
-        </w:tc>
-        <w:tc>
-          <w:tcPr>
-            <w:tcW w:w="0" w:type="auto"/>
-            <w:tcBorders>
-              <w:top w:val="nil"/>
-              <w:left w:val="nil"/>
-              <w:bottom w:val="single" w:sz="6" w:space="0" w:color="525252"/>
-              <w:right w:val="nil"/>
-            </w:tcBorders>
-            <w:tcMar>
-              <w:top w:w="150" w:type="dxa"/>
-              <w:left w:w="150" w:type="dxa"/>
-              <w:bottom w:w="150" w:type="dxa"/>
-              <w:right w:w="150" w:type="dxa"/>
-            </w:tcMar>
-            <w:vAlign w:val="center"/>
-            <w:hideMark/>
-          </w:tcPr>
-          <w:p>
-            <w:pPr>
-              <w:spacing w:after="160" w:line="278" w:lineRule="auto"/>
-            </w:pPr>
-            <w:r>
-              <w:t>Precisão de localização de até 50 metros</w:t>
-            </w:r>
-          </w:p>
-        </w:tc>
-        <w:tc>
-          <w:tcPr>
-            <w:tcW w:w="0" w:type="auto"/>
-            <w:tcBorders>
-              <w:top w:val="nil"/>
-              <w:left w:val="nil"/>
-              <w:bottom w:val="single" w:sz="6" w:space="0" w:color="525252"/>
-              <w:right w:val="nil"/>
-            </w:tcBorders>
-            <w:tcMar>
-              <w:top w:w="150" w:type="dxa"/>
-              <w:left w:w="150" w:type="dxa"/>
-              <w:bottom w:w="150" w:type="dxa"/>
-              <w:right w:w="150" w:type="dxa"/>
-            </w:tcMar>
-            <w:vAlign w:val="center"/>
-            <w:hideMark/>
-          </w:tcPr>
-          <w:p>
-            <w:pPr>
-              <w:spacing w:after="160" w:line="278" w:lineRule="auto"/>
-            </w:pPr>
-            <w:r>
-              <w:t>Precisão</w:t>
-            </w:r>
-          </w:p>
-        </w:tc>
-        <w:tc>
-          <w:tcPr>
-            <w:tcW w:w="0" w:type="auto"/>
-            <w:tcBorders>
-              <w:top w:val="nil"/>
-              <w:left w:val="nil"/>
-              <w:bottom w:val="single" w:sz="6" w:space="0" w:color="525252"/>
-              <w:right w:val="nil"/>
-            </w:tcBorders>
-            <w:tcMar>
-              <w:top w:w="150" w:type="dxa"/>
-              <w:left w:w="150" w:type="dxa"/>
-              <w:bottom w:w="150" w:type="dxa"/>
-              <w:right w:w="150" w:type="dxa"/>
-            </w:tcMar>
-            <w:vAlign w:val="center"/>
-            <w:hideMark/>
-          </w:tcPr>
-          <w:p>
-            <w:pPr>
-              <w:spacing w:after="160" w:line="278" w:lineRule="auto"/>
-            </w:pPr>
-            <w:r>
-              <w:t>RF-M04</w:t>
-            </w:r>
-          </w:p>
-        </w:tc>
-      </w:tr>
-      <w:tr>
-        <w:tc>
-          <w:tcPr>
-            <w:tcW w:w="0" w:type="auto"/>
-            <w:tcBorders>
-              <w:top w:val="nil"/>
-              <w:left w:val="nil"/>
-              <w:bottom w:val="single" w:sz="6" w:space="0" w:color="525252"/>
-              <w:right w:val="nil"/>
-            </w:tcBorders>
-            <w:tcMar>
-              <w:top w:w="150" w:type="dxa"/>
-              <w:left w:w="0" w:type="dxa"/>
-              <w:bottom w:w="150" w:type="dxa"/>
-              <w:right w:w="150" w:type="dxa"/>
-            </w:tcMar>
-            <w:vAlign w:val="center"/>
-            <w:hideMark/>
-          </w:tcPr>
-          <w:p>
-            <w:pPr>
-              <w:spacing w:after="160" w:line="278" w:lineRule="auto"/>
-            </w:pPr>
-            <w:r>
-              <w:t>RNF-M08</w:t>
-            </w:r>
-          </w:p>
-        </w:tc>
-        <w:tc>
-          <w:tcPr>
-            <w:tcW w:w="0" w:type="auto"/>
-            <w:tcBorders>
-              <w:top w:val="nil"/>
-              <w:left w:val="nil"/>
-              <w:bottom w:val="single" w:sz="6" w:space="0" w:color="525252"/>
-              <w:right w:val="nil"/>
-            </w:tcBorders>
-            <w:tcMar>
-              <w:top w:w="150" w:type="dxa"/>
-              <w:left w:w="150" w:type="dxa"/>
-              <w:bottom w:w="150" w:type="dxa"/>
-              <w:right w:w="150" w:type="dxa"/>
-            </w:tcMar>
-            <w:vAlign w:val="center"/>
-            <w:hideMark/>
-          </w:tcPr>
-          <w:p>
-            <w:pPr>
-              <w:spacing w:after="160" w:line="278" w:lineRule="auto"/>
-            </w:pPr>
-            <w:r>
-              <w:t>Armazenamento local de até 50 eventos</w:t>
-            </w:r>
-          </w:p>
-        </w:tc>
-        <w:tc>
-          <w:tcPr>
-            <w:tcW w:w="0" w:type="auto"/>
-            <w:tcBorders>
-              <w:top w:val="nil"/>
-              <w:left w:val="nil"/>
-              <w:bottom w:val="single" w:sz="6" w:space="0" w:color="525252"/>
-              <w:right w:val="nil"/>
-            </w:tcBorders>
-            <w:tcMar>
-              <w:top w:w="150" w:type="dxa"/>
-              <w:left w:w="150" w:type="dxa"/>
-              <w:bottom w:w="150" w:type="dxa"/>
-              <w:right w:w="150" w:type="dxa"/>
-            </w:tcMar>
-            <w:vAlign w:val="center"/>
-            <w:hideMark/>
-          </w:tcPr>
-          <w:p>
-            <w:pPr>
-              <w:spacing w:after="160" w:line="278" w:lineRule="auto"/>
-            </w:pPr>
-            <w:r>
-              <w:t>Performance</w:t>
-            </w:r>
-          </w:p>
-        </w:tc>
-        <w:tc>
-          <w:tcPr>
-            <w:tcW w:w="0" w:type="auto"/>
-            <w:tcBorders>
-              <w:top w:val="nil"/>
-              <w:left w:val="nil"/>
-              <w:bottom w:val="single" w:sz="6" w:space="0" w:color="525252"/>
-              <w:right w:val="nil"/>
-            </w:tcBorders>
-            <w:tcMar>
-              <w:top w:w="150" w:type="dxa"/>
-              <w:left w:w="150" w:type="dxa"/>
-              <w:bottom w:w="150" w:type="dxa"/>
-              <w:right w:w="150" w:type="dxa"/>
-            </w:tcMar>
-            <w:vAlign w:val="center"/>
-            <w:hideMark/>
-          </w:tcPr>
-          <w:p>
-            <w:pPr>
-              <w:spacing w:after="160" w:line="278" w:lineRule="auto"/>
-            </w:pPr>
-            <w:r>
-              <w:t>RF-M05</w:t>
-            </w:r>
-          </w:p>
-        </w:tc>
-      </w:tr>
-      <w:tr>
-        <w:tc>
-          <w:tcPr>
-            <w:tcW w:w="0" w:type="auto"/>
-            <w:tcBorders>
-              <w:top w:val="nil"/>
-              <w:left w:val="nil"/>
-              <w:bottom w:val="single" w:sz="6" w:space="0" w:color="525252"/>
-              <w:right w:val="nil"/>
-            </w:tcBorders>
-            <w:tcMar>
-              <w:top w:w="150" w:type="dxa"/>
-              <w:left w:w="0" w:type="dxa"/>
-              <w:bottom w:w="150" w:type="dxa"/>
-              <w:right w:w="150" w:type="dxa"/>
-            </w:tcMar>
-            <w:vAlign w:val="center"/>
-            <w:hideMark/>
-          </w:tcPr>
-          <w:p>
-            <w:pPr>
-              <w:spacing w:after="160" w:line="278" w:lineRule="auto"/>
-            </w:pPr>
-            <w:r>
-              <w:t>RNF-M09</w:t>
-            </w:r>
-          </w:p>
-        </w:tc>
-        <w:tc>
-          <w:tcPr>
-            <w:tcW w:w="0" w:type="auto"/>
-            <w:tcBorders>
-              <w:top w:val="nil"/>
-              <w:left w:val="nil"/>
-              <w:bottom w:val="single" w:sz="6" w:space="0" w:color="525252"/>
-              <w:right w:val="nil"/>
-            </w:tcBorders>
-            <w:tcMar>
-              <w:top w:w="150" w:type="dxa"/>
-              <w:left w:w="150" w:type="dxa"/>
-              <w:bottom w:w="150" w:type="dxa"/>
-              <w:right w:w="150" w:type="dxa"/>
-            </w:tcMar>
-            <w:vAlign w:val="center"/>
-            <w:hideMark/>
-          </w:tcPr>
-          <w:p>
-            <w:pPr>
-              <w:spacing w:after="160" w:line="278" w:lineRule="auto"/>
-            </w:pPr>
-            <w:r>
-              <w:t>Integração com apps de mensagem nativos</w:t>
-            </w:r>
-          </w:p>
-        </w:tc>
-        <w:tc>
-          <w:tcPr>
-            <w:tcW w:w="0" w:type="auto"/>
-            <w:tcBorders>
-              <w:top w:val="nil"/>
-              <w:left w:val="nil"/>
-              <w:bottom w:val="single" w:sz="6" w:space="0" w:color="525252"/>
-              <w:right w:val="nil"/>
-            </w:tcBorders>
-            <w:tcMar>
-              <w:top w:w="150" w:type="dxa"/>
-              <w:left w:w="150" w:type="dxa"/>
-              <w:bottom w:w="150" w:type="dxa"/>
-              <w:right w:w="150" w:type="dxa"/>
-            </w:tcMar>
-            <w:vAlign w:val="center"/>
-            <w:hideMark/>
-          </w:tcPr>
-          <w:p>
-            <w:pPr>
-              <w:spacing w:after="160" w:line="278" w:lineRule="auto"/>
-            </w:pPr>
-            <w:r>
-              <w:t>Integração</w:t>
-            </w:r>
-          </w:p>
-        </w:tc>
-        <w:tc>
-          <w:tcPr>
-            <w:tcW w:w="0" w:type="auto"/>
-            <w:tcBorders>
-              <w:top w:val="nil"/>
-              <w:left w:val="nil"/>
-              <w:bottom w:val="single" w:sz="6" w:space="0" w:color="525252"/>
-              <w:right w:val="nil"/>
-            </w:tcBorders>
-            <w:tcMar>
-              <w:top w:w="150" w:type="dxa"/>
-              <w:left w:w="150" w:type="dxa"/>
-              <w:bottom w:w="150" w:type="dxa"/>
-              <w:right w:w="150" w:type="dxa"/>
-            </w:tcMar>
-            <w:vAlign w:val="center"/>
-            <w:hideMark/>
-          </w:tcPr>
-          <w:p>
-            <w:pPr>
-              <w:spacing w:after="160" w:line="278" w:lineRule="auto"/>
-            </w:pPr>
-            <w:r>
-              <w:t>RF-M06</w:t>
-            </w:r>
-          </w:p>
-        </w:tc>
-      </w:tr>
-      <w:tr>
-        <w:tc>
-          <w:tcPr>
-            <w:tcW w:w="0" w:type="auto"/>
-            <w:tcBorders>
-              <w:top w:val="nil"/>
-              <w:left w:val="nil"/>
-              <w:bottom w:val="single" w:sz="6" w:space="0" w:color="525252"/>
-              <w:right w:val="nil"/>
-            </w:tcBorders>
-            <w:tcMar>
-              <w:top w:w="150" w:type="dxa"/>
-              <w:left w:w="0" w:type="dxa"/>
-              <w:bottom w:w="150" w:type="dxa"/>
-              <w:right w:w="150" w:type="dxa"/>
-            </w:tcMar>
-            <w:vAlign w:val="center"/>
-            <w:hideMark/>
-          </w:tcPr>
-          <w:p>
-            <w:pPr>
-              <w:spacing w:after="160" w:line="278" w:lineRule="auto"/>
-            </w:pPr>
-            <w:r>
-              <w:t>RNF-M10</w:t>
-            </w:r>
-          </w:p>
-        </w:tc>
-        <w:tc>
-          <w:tcPr>
-            <w:tcW w:w="0" w:type="auto"/>
-            <w:tcBorders>
-              <w:top w:val="nil"/>
-              <w:left w:val="nil"/>
-              <w:bottom w:val="single" w:sz="6" w:space="0" w:color="525252"/>
-              <w:right w:val="nil"/>
-            </w:tcBorders>
-            <w:tcMar>
-              <w:top w:w="150" w:type="dxa"/>
-              <w:left w:w="150" w:type="dxa"/>
-              <w:bottom w:w="150" w:type="dxa"/>
-              <w:right w:w="150" w:type="dxa"/>
-            </w:tcMar>
-            <w:vAlign w:val="center"/>
-            <w:hideMark/>
-          </w:tcPr>
-          <w:p>
-            <w:pPr>
-              <w:spacing w:after="160" w:line="278" w:lineRule="auto"/>
-            </w:pPr>
-            <w:r>
-              <w:t>Adaptação automática ao tema do sistema</w:t>
-            </w:r>
-          </w:p>
-        </w:tc>
-        <w:tc>
-          <w:tcPr>
-            <w:tcW w:w="0" w:type="auto"/>
-            <w:tcBorders>
-              <w:top w:val="nil"/>
-              <w:left w:val="nil"/>
-              <w:bottom w:val="single" w:sz="6" w:space="0" w:color="525252"/>
-              <w:right w:val="nil"/>
-            </w:tcBorders>
-            <w:tcMar>
-              <w:top w:w="150" w:type="dxa"/>
-              <w:left w:w="150" w:type="dxa"/>
-              <w:bottom w:w="150" w:type="dxa"/>
-              <w:right w:w="150" w:type="dxa"/>
-            </w:tcMar>
-            <w:vAlign w:val="center"/>
-            <w:hideMark/>
-          </w:tcPr>
-          <w:p>
-            <w:pPr>
-              <w:spacing w:after="160" w:line="278" w:lineRule="auto"/>
-            </w:pPr>
-            <w:r>
-              <w:t>UX</w:t>
-            </w:r>
-          </w:p>
-        </w:tc>
-        <w:tc>
-          <w:tcPr>
-            <w:tcW w:w="0" w:type="auto"/>
-            <w:tcBorders>
-              <w:top w:val="nil"/>
-              <w:left w:val="nil"/>
-              <w:bottom w:val="single" w:sz="6" w:space="0" w:color="525252"/>
-              <w:right w:val="nil"/>
-            </w:tcBorders>
-            <w:tcMar>
-              <w:top w:w="150" w:type="dxa"/>
-              <w:left w:w="150" w:type="dxa"/>
-              <w:bottom w:w="150" w:type="dxa"/>
-              <w:right w:w="150" w:type="dxa"/>
-            </w:tcMar>
-            <w:vAlign w:val="center"/>
-            <w:hideMark/>
-          </w:tcPr>
-          <w:p>
-            <w:pPr>
-              <w:spacing w:after="160" w:line="278" w:lineRule="auto"/>
-            </w:pPr>
-            <w:r>
-              <w:t>RF-M07</w:t>
-            </w:r>
-          </w:p>
-        </w:tc>
-      </w:tr>
-      <w:tr>
-        <w:tc>
-          <w:tcPr>
-            <w:tcW w:w="0" w:type="auto"/>
-            <w:tcBorders>
-              <w:top w:val="nil"/>
-              <w:left w:val="nil"/>
-              <w:bottom w:val="single" w:sz="6" w:space="0" w:color="525252"/>
-              <w:right w:val="nil"/>
-            </w:tcBorders>
-            <w:tcMar>
-              <w:top w:w="150" w:type="dxa"/>
-              <w:left w:w="0" w:type="dxa"/>
-              <w:bottom w:w="150" w:type="dxa"/>
-              <w:right w:w="150" w:type="dxa"/>
-            </w:tcMar>
-            <w:vAlign w:val="center"/>
-            <w:hideMark/>
-          </w:tcPr>
-          <w:p>
-            <w:pPr>
-              <w:spacing w:after="160" w:line="278" w:lineRule="auto"/>
-            </w:pPr>
-            <w:r>
-              <w:t>RNF-M11</w:t>
-            </w:r>
-          </w:p>
-        </w:tc>
-        <w:tc>
-          <w:tcPr>
-            <w:tcW w:w="0" w:type="auto"/>
-            <w:tcBorders>
-              <w:top w:val="nil"/>
-              <w:left w:val="nil"/>
-              <w:bottom w:val="single" w:sz="6" w:space="0" w:color="525252"/>
-              <w:right w:val="nil"/>
-            </w:tcBorders>
-            <w:tcMar>
-              <w:top w:w="150" w:type="dxa"/>
-              <w:left w:w="150" w:type="dxa"/>
-              <w:bottom w:w="150" w:type="dxa"/>
-              <w:right w:w="150" w:type="dxa"/>
-            </w:tcMar>
-            <w:vAlign w:val="center"/>
-            <w:hideMark/>
-          </w:tcPr>
-          <w:p>
-            <w:pPr>
-              <w:spacing w:after="160" w:line="278" w:lineRule="auto"/>
-            </w:pPr>
-            <w:r>
-              <w:t>Reconhecimento de gestos com 95% de precisão</w:t>
-            </w:r>
-          </w:p>
-        </w:tc>
-        <w:tc>
-          <w:tcPr>
-            <w:tcW w:w="0" w:type="auto"/>
-            <w:tcBorders>
-              <w:top w:val="nil"/>
-              <w:left w:val="nil"/>
-              <w:bottom w:val="single" w:sz="6" w:space="0" w:color="525252"/>
-              <w:right w:val="nil"/>
-            </w:tcBorders>
-            <w:tcMar>
-              <w:top w:w="150" w:type="dxa"/>
-              <w:left w:w="150" w:type="dxa"/>
-              <w:bottom w:w="150" w:type="dxa"/>
-              <w:right w:w="150" w:type="dxa"/>
-            </w:tcMar>
-            <w:vAlign w:val="center"/>
-            <w:hideMark/>
-          </w:tcPr>
-          <w:p>
-            <w:pPr>
-              <w:spacing w:after="160" w:line="278" w:lineRule="auto"/>
-            </w:pPr>
-            <w:r>
-              <w:t>UX</w:t>
-            </w:r>
-          </w:p>
-        </w:tc>
-        <w:tc>
-          <w:tcPr>
-            <w:tcW w:w="0" w:type="auto"/>
-            <w:tcBorders>
-              <w:top w:val="nil"/>
-              <w:left w:val="nil"/>
-              <w:bottom w:val="single" w:sz="6" w:space="0" w:color="525252"/>
-              <w:right w:val="nil"/>
-            </w:tcBorders>
-            <w:tcMar>
-              <w:top w:w="150" w:type="dxa"/>
-              <w:left w:w="150" w:type="dxa"/>
-              <w:bottom w:w="150" w:type="dxa"/>
-              <w:right w:w="150" w:type="dxa"/>
-            </w:tcMar>
-            <w:vAlign w:val="center"/>
-            <w:hideMark/>
-          </w:tcPr>
-          <w:p>
-            <w:pPr>
-              <w:spacing w:after="160" w:line="278" w:lineRule="auto"/>
-            </w:pPr>
-            <w:r>
-              <w:t>RF-M08</w:t>
-            </w:r>
-          </w:p>
-        </w:tc>
-      </w:tr>
-      <w:tr>
-        <w:tc>
-          <w:tcPr>
-            <w:tcW w:w="0" w:type="auto"/>
-            <w:tcBorders>
-              <w:top w:val="nil"/>
-              <w:left w:val="nil"/>
-              <w:bottom w:val="single" w:sz="6" w:space="0" w:color="525252"/>
-              <w:right w:val="nil"/>
-            </w:tcBorders>
-            <w:tcMar>
-              <w:top w:w="150" w:type="dxa"/>
-              <w:left w:w="0" w:type="dxa"/>
-              <w:bottom w:w="150" w:type="dxa"/>
-              <w:right w:w="150" w:type="dxa"/>
-            </w:tcMar>
-            <w:vAlign w:val="center"/>
-            <w:hideMark/>
-          </w:tcPr>
-          <w:p>
-            <w:pPr>
-              <w:spacing w:after="160" w:line="278" w:lineRule="auto"/>
-            </w:pPr>
-            <w:r>
-              <w:t>RNF-M12</w:t>
-            </w:r>
-          </w:p>
-        </w:tc>
-        <w:tc>
-          <w:tcPr>
-            <w:tcW w:w="0" w:type="auto"/>
-            <w:tcBorders>
-              <w:top w:val="nil"/>
-              <w:left w:val="nil"/>
-              <w:bottom w:val="single" w:sz="6" w:space="0" w:color="525252"/>
-              <w:right w:val="nil"/>
-            </w:tcBorders>
-            <w:tcMar>
-              <w:top w:w="150" w:type="dxa"/>
-              <w:left w:w="150" w:type="dxa"/>
-              <w:bottom w:w="150" w:type="dxa"/>
-              <w:right w:w="150" w:type="dxa"/>
-            </w:tcMar>
-            <w:vAlign w:val="center"/>
-            <w:hideMark/>
-          </w:tcPr>
-          <w:p>
-            <w:pPr>
-              <w:spacing w:after="160" w:line="278" w:lineRule="auto"/>
-            </w:pPr>
-            <w:r>
-              <w:t>Sincronização bidirecional com calendário</w:t>
-            </w:r>
-          </w:p>
-        </w:tc>
-        <w:tc>
-          <w:tcPr>
-            <w:tcW w:w="0" w:type="auto"/>
-            <w:tcBorders>
-              <w:top w:val="nil"/>
-              <w:left w:val="nil"/>
-              <w:bottom w:val="single" w:sz="6" w:space="0" w:color="525252"/>
-              <w:right w:val="nil"/>
-            </w:tcBorders>
-            <w:tcMar>
-              <w:top w:w="150" w:type="dxa"/>
-              <w:left w:w="150" w:type="dxa"/>
-              <w:bottom w:w="150" w:type="dxa"/>
-              <w:right w:w="150" w:type="dxa"/>
-            </w:tcMar>
-            <w:vAlign w:val="center"/>
-            <w:hideMark/>
-          </w:tcPr>
-          <w:p>
-            <w:pPr>
-              <w:spacing w:after="160" w:line="278" w:lineRule="auto"/>
-            </w:pPr>
-            <w:r>
-              <w:t>Integração</w:t>
-            </w:r>
-          </w:p>
-        </w:tc>
-        <w:tc>
-          <w:tcPr>
-            <w:tcW w:w="0" w:type="auto"/>
-            <w:tcBorders>
-              <w:top w:val="nil"/>
-              <w:left w:val="nil"/>
-              <w:bottom w:val="single" w:sz="6" w:space="0" w:color="525252"/>
-              <w:right w:val="nil"/>
-            </w:tcBorders>
-            <w:tcMar>
-              <w:top w:w="150" w:type="dxa"/>
-              <w:left w:w="150" w:type="dxa"/>
-              <w:bottom w:w="150" w:type="dxa"/>
-              <w:right w:w="150" w:type="dxa"/>
-            </w:tcMar>
-            <w:vAlign w:val="center"/>
-            <w:hideMark/>
-          </w:tcPr>
-          <w:p>
-            <w:pPr>
-              <w:spacing w:after="160" w:line="278" w:lineRule="auto"/>
-            </w:pPr>
-            <w:r>
-              <w:t>RF-M09</w:t>
-            </w:r>
-          </w:p>
-        </w:tc>
-      </w:tr>
-      <w:tr>
-        <w:tc>
-          <w:tcPr>
-            <w:tcW w:w="0" w:type="auto"/>
-            <w:tcBorders>
-              <w:top w:val="nil"/>
-              <w:left w:val="nil"/>
-              <w:bottom w:val="single" w:sz="6" w:space="0" w:color="525252"/>
-              <w:right w:val="nil"/>
-            </w:tcBorders>
-            <w:tcMar>
-              <w:top w:w="150" w:type="dxa"/>
-              <w:left w:w="0" w:type="dxa"/>
-              <w:bottom w:w="150" w:type="dxa"/>
-              <w:right w:w="150" w:type="dxa"/>
-            </w:tcMar>
-            <w:vAlign w:val="center"/>
-            <w:hideMark/>
-          </w:tcPr>
-          <w:p>
-            <w:pPr>
-              <w:spacing w:after="160" w:line="278" w:lineRule="auto"/>
-            </w:pPr>
-            <w:r>
-              <w:t>RNF-M13</w:t>
-            </w:r>
-          </w:p>
-        </w:tc>
-        <w:tc>
-          <w:tcPr>
-            <w:tcW w:w="0" w:type="auto"/>
-            <w:tcBorders>
-              <w:top w:val="nil"/>
-              <w:left w:val="nil"/>
-              <w:bottom w:val="single" w:sz="6" w:space="0" w:color="525252"/>
-              <w:right w:val="nil"/>
-            </w:tcBorders>
-            <w:tcMar>
-              <w:top w:w="150" w:type="dxa"/>
-              <w:left w:w="150" w:type="dxa"/>
-              <w:bottom w:w="150" w:type="dxa"/>
-              <w:right w:w="150" w:type="dxa"/>
-            </w:tcMar>
-            <w:vAlign w:val="center"/>
-            <w:hideMark/>
-          </w:tcPr>
-          <w:p>
-            <w:pPr>
-              <w:spacing w:after="160" w:line="278" w:lineRule="auto"/>
-            </w:pPr>
-            <w:r>
-              <w:t xml:space="preserve">Leitura de QR </w:t>
-            </w:r>
-            <w:proofErr w:type="spellStart"/>
-            <w:r>
-              <w:t>Code</w:t>
-            </w:r>
-            <w:proofErr w:type="spellEnd"/>
-            <w:r>
-              <w:t xml:space="preserve"> em condições de luz variáveis</w:t>
-            </w:r>
-          </w:p>
-        </w:tc>
-        <w:tc>
-          <w:tcPr>
-            <w:tcW w:w="0" w:type="auto"/>
-            <w:tcBorders>
-              <w:top w:val="nil"/>
-              <w:left w:val="nil"/>
-              <w:bottom w:val="single" w:sz="6" w:space="0" w:color="525252"/>
-              <w:right w:val="nil"/>
-            </w:tcBorders>
-            <w:tcMar>
-              <w:top w:w="150" w:type="dxa"/>
-              <w:left w:w="150" w:type="dxa"/>
-              <w:bottom w:w="150" w:type="dxa"/>
-              <w:right w:w="150" w:type="dxa"/>
-            </w:tcMar>
-            <w:vAlign w:val="center"/>
-            <w:hideMark/>
-          </w:tcPr>
-          <w:p>
-            <w:pPr>
-              <w:spacing w:after="160" w:line="278" w:lineRule="auto"/>
-            </w:pPr>
-            <w:r>
-              <w:t>Hardware</w:t>
-            </w:r>
-          </w:p>
-        </w:tc>
-        <w:tc>
-          <w:tcPr>
-            <w:tcW w:w="0" w:type="auto"/>
-            <w:tcBorders>
-              <w:top w:val="nil"/>
-              <w:left w:val="nil"/>
-              <w:bottom w:val="single" w:sz="6" w:space="0" w:color="525252"/>
-              <w:right w:val="nil"/>
-            </w:tcBorders>
-            <w:tcMar>
-              <w:top w:w="150" w:type="dxa"/>
-              <w:left w:w="150" w:type="dxa"/>
-              <w:bottom w:w="150" w:type="dxa"/>
-              <w:right w:w="150" w:type="dxa"/>
-            </w:tcMar>
-            <w:vAlign w:val="center"/>
-            <w:hideMark/>
-          </w:tcPr>
-          <w:p>
-            <w:pPr>
-              <w:spacing w:after="160" w:line="278" w:lineRule="auto"/>
-            </w:pPr>
-            <w:r>
-              <w:t>RF-M10</w:t>
-            </w:r>
-          </w:p>
-        </w:tc>
-      </w:tr>
-      <w:tr>
-        <w:tc>
-          <w:tcPr>
-            <w:tcW w:w="0" w:type="auto"/>
-            <w:tcBorders>
-              <w:top w:val="nil"/>
-              <w:left w:val="nil"/>
-              <w:bottom w:val="single" w:sz="6" w:space="0" w:color="525252"/>
-              <w:right w:val="nil"/>
-            </w:tcBorders>
-            <w:tcMar>
-              <w:top w:w="150" w:type="dxa"/>
-              <w:left w:w="0" w:type="dxa"/>
-              <w:bottom w:w="150" w:type="dxa"/>
-              <w:right w:w="150" w:type="dxa"/>
-            </w:tcMar>
-            <w:vAlign w:val="center"/>
-            <w:hideMark/>
-          </w:tcPr>
-          <w:p>
-            <w:pPr>
-              <w:spacing w:after="160" w:line="278" w:lineRule="auto"/>
-            </w:pPr>
-            <w:r>
-              <w:lastRenderedPageBreak/>
-              <w:t>RNF-M15</w:t>
-            </w:r>
-          </w:p>
-        </w:tc>
-        <w:tc>
-          <w:tcPr>
-            <w:tcW w:w="0" w:type="auto"/>
-            <w:tcBorders>
-              <w:top w:val="nil"/>
-              <w:left w:val="nil"/>
-              <w:bottom w:val="single" w:sz="6" w:space="0" w:color="525252"/>
-              <w:right w:val="nil"/>
-            </w:tcBorders>
-            <w:tcMar>
-              <w:top w:w="150" w:type="dxa"/>
-              <w:left w:w="150" w:type="dxa"/>
-              <w:bottom w:w="150" w:type="dxa"/>
-              <w:right w:w="150" w:type="dxa"/>
-            </w:tcMar>
-            <w:vAlign w:val="center"/>
-            <w:hideMark/>
-          </w:tcPr>
-          <w:p>
-            <w:pPr>
-              <w:spacing w:after="160" w:line="278" w:lineRule="auto"/>
-            </w:pPr>
-            <w:r>
-              <w:t>Suporte a comandos de voz em português</w:t>
-            </w:r>
-          </w:p>
-        </w:tc>
-        <w:tc>
-          <w:tcPr>
-            <w:tcW w:w="0" w:type="auto"/>
-            <w:tcBorders>
-              <w:top w:val="nil"/>
-              <w:left w:val="nil"/>
-              <w:bottom w:val="single" w:sz="6" w:space="0" w:color="525252"/>
-              <w:right w:val="nil"/>
-            </w:tcBorders>
-            <w:tcMar>
-              <w:top w:w="150" w:type="dxa"/>
-              <w:left w:w="150" w:type="dxa"/>
-              <w:bottom w:w="150" w:type="dxa"/>
-              <w:right w:w="150" w:type="dxa"/>
-            </w:tcMar>
-            <w:vAlign w:val="center"/>
-            <w:hideMark/>
-          </w:tcPr>
-          <w:p>
-            <w:pPr>
-              <w:spacing w:after="160" w:line="278" w:lineRule="auto"/>
-            </w:pPr>
-            <w:r>
-              <w:t>Acessibilidade</w:t>
-            </w:r>
-          </w:p>
-        </w:tc>
-        <w:tc>
-          <w:tcPr>
-            <w:tcW w:w="0" w:type="auto"/>
-            <w:tcBorders>
-              <w:top w:val="nil"/>
-              <w:left w:val="nil"/>
-              <w:bottom w:val="single" w:sz="6" w:space="0" w:color="525252"/>
-              <w:right w:val="nil"/>
-            </w:tcBorders>
-            <w:tcMar>
-              <w:top w:w="150" w:type="dxa"/>
-              <w:left w:w="150" w:type="dxa"/>
-              <w:bottom w:w="150" w:type="dxa"/>
-              <w:right w:w="150" w:type="dxa"/>
-            </w:tcMar>
-            <w:vAlign w:val="center"/>
-            <w:hideMark/>
-          </w:tcPr>
-          <w:p>
-            <w:pPr>
-              <w:spacing w:after="160" w:line="278" w:lineRule="auto"/>
-            </w:pPr>
-            <w:r>
-              <w:t>RF-M12</w:t>
-            </w:r>
-          </w:p>
-        </w:tc>
-      </w:tr>
-      <w:tr>
-        <w:tc>
-          <w:tcPr>
-            <w:tcW w:w="0" w:type="auto"/>
-            <w:tcBorders>
-              <w:top w:val="nil"/>
-              <w:left w:val="nil"/>
-              <w:bottom w:val="single" w:sz="6" w:space="0" w:color="525252"/>
-              <w:right w:val="nil"/>
-            </w:tcBorders>
-            <w:tcMar>
-              <w:top w:w="150" w:type="dxa"/>
-              <w:left w:w="0" w:type="dxa"/>
-              <w:bottom w:w="150" w:type="dxa"/>
-              <w:right w:w="150" w:type="dxa"/>
-            </w:tcMar>
-            <w:vAlign w:val="center"/>
-            <w:hideMark/>
-          </w:tcPr>
-          <w:p>
-            <w:pPr>
-              <w:spacing w:after="160" w:line="278" w:lineRule="auto"/>
-            </w:pPr>
-            <w:r>
-              <w:t>RNF-M16</w:t>
-            </w:r>
-          </w:p>
-        </w:tc>
-        <w:tc>
-          <w:tcPr>
-            <w:tcW w:w="0" w:type="auto"/>
-            <w:tcBorders>
-              <w:top w:val="nil"/>
-              <w:left w:val="nil"/>
-              <w:bottom w:val="single" w:sz="6" w:space="0" w:color="525252"/>
-              <w:right w:val="nil"/>
-            </w:tcBorders>
-            <w:tcMar>
-              <w:top w:w="150" w:type="dxa"/>
-              <w:left w:w="150" w:type="dxa"/>
-              <w:bottom w:w="150" w:type="dxa"/>
-              <w:right w:w="150" w:type="dxa"/>
-            </w:tcMar>
-            <w:vAlign w:val="center"/>
-            <w:hideMark/>
-          </w:tcPr>
-          <w:p>
-            <w:pPr>
-              <w:spacing w:after="160" w:line="278" w:lineRule="auto"/>
-            </w:pPr>
-            <w:r>
-              <w:t>Detecção de alterações de conexão</w:t>
-            </w:r>
-          </w:p>
-        </w:tc>
-        <w:tc>
-          <w:tcPr>
-            <w:tcW w:w="0" w:type="auto"/>
-            <w:tcBorders>
-              <w:top w:val="nil"/>
-              <w:left w:val="nil"/>
-              <w:bottom w:val="single" w:sz="6" w:space="0" w:color="525252"/>
-              <w:right w:val="nil"/>
-            </w:tcBorders>
-            <w:tcMar>
-              <w:top w:w="150" w:type="dxa"/>
-              <w:left w:w="150" w:type="dxa"/>
-              <w:bottom w:w="150" w:type="dxa"/>
-              <w:right w:w="150" w:type="dxa"/>
-            </w:tcMar>
-            <w:vAlign w:val="center"/>
-            <w:hideMark/>
-          </w:tcPr>
-          <w:p>
-            <w:pPr>
-              <w:spacing w:after="160" w:line="278" w:lineRule="auto"/>
-            </w:pPr>
-            <w:r>
-              <w:t>Conexão</w:t>
-            </w:r>
-          </w:p>
-        </w:tc>
-        <w:tc>
-          <w:tcPr>
-            <w:tcW w:w="0" w:type="auto"/>
-            <w:tcBorders>
-              <w:top w:val="nil"/>
-              <w:left w:val="nil"/>
-              <w:bottom w:val="single" w:sz="6" w:space="0" w:color="525252"/>
-              <w:right w:val="nil"/>
-            </w:tcBorders>
-            <w:tcMar>
-              <w:top w:w="150" w:type="dxa"/>
-              <w:left w:w="150" w:type="dxa"/>
-              <w:bottom w:w="150" w:type="dxa"/>
-              <w:right w:w="150" w:type="dxa"/>
-            </w:tcMar>
-            <w:vAlign w:val="center"/>
-            <w:hideMark/>
-          </w:tcPr>
-          <w:p>
-            <w:pPr>
-              <w:spacing w:after="160" w:line="278" w:lineRule="auto"/>
-            </w:pPr>
-            <w:r>
-              <w:t>RF-M13</w:t>
-            </w:r>
-          </w:p>
-        </w:tc>
-      </w:tr>
-      <w:tr>
-        <w:tc>
-          <w:tcPr>
-            <w:tcW w:w="0" w:type="auto"/>
-            <w:tcBorders>
-              <w:top w:val="nil"/>
-              <w:left w:val="nil"/>
-              <w:bottom w:val="single" w:sz="6" w:space="0" w:color="525252"/>
-              <w:right w:val="nil"/>
-            </w:tcBorders>
-            <w:tcMar>
-              <w:top w:w="150" w:type="dxa"/>
-              <w:left w:w="0" w:type="dxa"/>
-              <w:bottom w:w="150" w:type="dxa"/>
-              <w:right w:w="150" w:type="dxa"/>
-            </w:tcMar>
-            <w:vAlign w:val="center"/>
-            <w:hideMark/>
-          </w:tcPr>
-          <w:p>
-            <w:pPr>
-              <w:spacing w:after="160" w:line="278" w:lineRule="auto"/>
-            </w:pPr>
-            <w:r>
-              <w:t>RNF-M17</w:t>
-            </w:r>
-          </w:p>
-        </w:tc>
-        <w:tc>
-          <w:tcPr>
-            <w:tcW w:w="0" w:type="auto"/>
-            <w:tcBorders>
-              <w:top w:val="nil"/>
-              <w:left w:val="nil"/>
-              <w:bottom w:val="single" w:sz="6" w:space="0" w:color="525252"/>
-              <w:right w:val="nil"/>
-            </w:tcBorders>
-            <w:tcMar>
-              <w:top w:w="150" w:type="dxa"/>
-              <w:left w:w="150" w:type="dxa"/>
-              <w:bottom w:w="150" w:type="dxa"/>
-              <w:right w:w="150" w:type="dxa"/>
-            </w:tcMar>
-            <w:vAlign w:val="center"/>
-            <w:hideMark/>
-          </w:tcPr>
-          <w:p>
-            <w:pPr>
-              <w:spacing w:after="160" w:line="278" w:lineRule="auto"/>
-            </w:pPr>
-            <w:r>
-              <w:t>Consumo de bateria otimizado (&lt; 5% por hora de uso)</w:t>
-            </w:r>
-          </w:p>
-        </w:tc>
-        <w:tc>
-          <w:tcPr>
-            <w:tcW w:w="0" w:type="auto"/>
-            <w:tcBorders>
-              <w:top w:val="nil"/>
-              <w:left w:val="nil"/>
-              <w:bottom w:val="single" w:sz="6" w:space="0" w:color="525252"/>
-              <w:right w:val="nil"/>
-            </w:tcBorders>
-            <w:tcMar>
-              <w:top w:w="150" w:type="dxa"/>
-              <w:left w:w="150" w:type="dxa"/>
-              <w:bottom w:w="150" w:type="dxa"/>
-              <w:right w:w="150" w:type="dxa"/>
-            </w:tcMar>
-            <w:vAlign w:val="center"/>
-            <w:hideMark/>
-          </w:tcPr>
-          <w:p>
-            <w:pPr>
-              <w:spacing w:after="160" w:line="278" w:lineRule="auto"/>
-            </w:pPr>
-            <w:r>
-              <w:t>Performance</w:t>
-            </w:r>
-          </w:p>
-        </w:tc>
-        <w:tc>
-          <w:tcPr>
-            <w:tcW w:w="0" w:type="auto"/>
-            <w:tcBorders>
-              <w:top w:val="nil"/>
-              <w:left w:val="nil"/>
-              <w:bottom w:val="single" w:sz="6" w:space="0" w:color="525252"/>
-              <w:right w:val="nil"/>
-            </w:tcBorders>
-            <w:tcMar>
-              <w:top w:w="150" w:type="dxa"/>
-              <w:left w:w="150" w:type="dxa"/>
-              <w:bottom w:w="150" w:type="dxa"/>
-              <w:right w:w="150" w:type="dxa"/>
-            </w:tcMar>
-            <w:vAlign w:val="center"/>
-            <w:hideMark/>
-          </w:tcPr>
-          <w:p>
-            <w:pPr>
-              <w:spacing w:after="160" w:line="278" w:lineRule="auto"/>
-            </w:pPr>
-            <w:r>
-              <w:t>Todos</w:t>
-            </w:r>
-          </w:p>
-        </w:tc>
-      </w:tr>
-      <w:tr>
-        <w:tc>
-          <w:tcPr>
-            <w:tcW w:w="0" w:type="auto"/>
-            <w:tcBorders>
-              <w:top w:val="nil"/>
-              <w:left w:val="nil"/>
-              <w:bottom w:val="single" w:sz="6" w:space="0" w:color="525252"/>
-              <w:right w:val="nil"/>
-            </w:tcBorders>
-            <w:tcMar>
-              <w:top w:w="150" w:type="dxa"/>
-              <w:left w:w="0" w:type="dxa"/>
-              <w:bottom w:w="150" w:type="dxa"/>
-              <w:right w:w="150" w:type="dxa"/>
-            </w:tcMar>
-            <w:vAlign w:val="center"/>
-            <w:hideMark/>
-          </w:tcPr>
-          <w:p>
-            <w:pPr>
-              <w:spacing w:after="160" w:line="278" w:lineRule="auto"/>
-            </w:pPr>
-            <w:r>
-              <w:t>RNF-M18</w:t>
-            </w:r>
-          </w:p>
-        </w:tc>
-        <w:tc>
-          <w:tcPr>
-            <w:tcW w:w="0" w:type="auto"/>
-            <w:tcBorders>
-              <w:top w:val="nil"/>
-              <w:left w:val="nil"/>
-              <w:bottom w:val="single" w:sz="6" w:space="0" w:color="525252"/>
-              <w:right w:val="nil"/>
-            </w:tcBorders>
-            <w:tcMar>
-              <w:top w:w="150" w:type="dxa"/>
-              <w:left w:w="150" w:type="dxa"/>
-              <w:bottom w:w="150" w:type="dxa"/>
-              <w:right w:w="150" w:type="dxa"/>
-            </w:tcMar>
-            <w:vAlign w:val="center"/>
-            <w:hideMark/>
-          </w:tcPr>
-          <w:p>
-            <w:pPr>
-              <w:spacing w:after="160" w:line="278" w:lineRule="auto"/>
-            </w:pPr>
-            <w:r>
-              <w:t>App responsivo em conexões 3G</w:t>
-            </w:r>
-            <w:r>
-              <w:t>, 4G e 5G</w:t>
-            </w:r>
-          </w:p>
-        </w:tc>
-        <w:tc>
-          <w:tcPr>
-            <w:tcW w:w="0" w:type="auto"/>
-            <w:tcBorders>
-              <w:top w:val="nil"/>
-              <w:left w:val="nil"/>
-              <w:bottom w:val="single" w:sz="6" w:space="0" w:color="525252"/>
-              <w:right w:val="nil"/>
-            </w:tcBorders>
-            <w:tcMar>
-              <w:top w:w="150" w:type="dxa"/>
-              <w:left w:w="150" w:type="dxa"/>
-              <w:bottom w:w="150" w:type="dxa"/>
-              <w:right w:w="150" w:type="dxa"/>
-            </w:tcMar>
-            <w:vAlign w:val="center"/>
-            <w:hideMark/>
-          </w:tcPr>
-          <w:p>
-            <w:pPr>
-              <w:spacing w:after="160" w:line="278" w:lineRule="auto"/>
-            </w:pPr>
-            <w:r>
-              <w:t>Performance</w:t>
-            </w:r>
-          </w:p>
-        </w:tc>
-        <w:tc>
-          <w:tcPr>
-            <w:tcW w:w="0" w:type="auto"/>
-            <w:tcBorders>
-              <w:top w:val="nil"/>
-              <w:left w:val="nil"/>
-              <w:bottom w:val="single" w:sz="6" w:space="0" w:color="525252"/>
-              <w:right w:val="nil"/>
-            </w:tcBorders>
-            <w:tcMar>
-              <w:top w:w="150" w:type="dxa"/>
-              <w:left w:w="150" w:type="dxa"/>
-              <w:bottom w:w="150" w:type="dxa"/>
-              <w:right w:w="150" w:type="dxa"/>
-            </w:tcMar>
-            <w:vAlign w:val="center"/>
-            <w:hideMark/>
-          </w:tcPr>
-          <w:p>
-            <w:pPr>
-              <w:spacing w:after="160" w:line="278" w:lineRule="auto"/>
-            </w:pPr>
-            <w:r>
-              <w:t>Todos</w:t>
-            </w:r>
-          </w:p>
-        </w:tc>
-      </w:tr>
-      <w:tr>
-        <w:tc>
-          <w:tcPr>
-            <w:tcW w:w="0" w:type="auto"/>
-            <w:tcBorders>
-              <w:top w:val="nil"/>
-              <w:left w:val="nil"/>
-              <w:bottom w:val="single" w:sz="6" w:space="0" w:color="525252"/>
-              <w:right w:val="nil"/>
-            </w:tcBorders>
-            <w:tcMar>
-              <w:top w:w="150" w:type="dxa"/>
-              <w:left w:w="0" w:type="dxa"/>
-              <w:bottom w:w="150" w:type="dxa"/>
-              <w:right w:w="150" w:type="dxa"/>
-            </w:tcMar>
-            <w:vAlign w:val="center"/>
-            <w:hideMark/>
-          </w:tcPr>
-          <w:p>
-            <w:pPr>
-              <w:spacing w:after="160" w:line="278" w:lineRule="auto"/>
-            </w:pPr>
-            <w:r>
-              <w:t>RNF-M19</w:t>
-            </w:r>
-          </w:p>
-        </w:tc>
-        <w:tc>
-          <w:tcPr>
-            <w:tcW w:w="0" w:type="auto"/>
-            <w:tcBorders>
-              <w:top w:val="nil"/>
-              <w:left w:val="nil"/>
-              <w:bottom w:val="single" w:sz="6" w:space="0" w:color="525252"/>
-              <w:right w:val="nil"/>
-            </w:tcBorders>
-            <w:tcMar>
-              <w:top w:w="150" w:type="dxa"/>
-              <w:left w:w="150" w:type="dxa"/>
-              <w:bottom w:w="150" w:type="dxa"/>
-              <w:right w:w="150" w:type="dxa"/>
-            </w:tcMar>
-            <w:vAlign w:val="center"/>
-            <w:hideMark/>
-          </w:tcPr>
-          <w:p>
-            <w:pPr>
-              <w:spacing w:after="160" w:line="278" w:lineRule="auto"/>
-            </w:pPr>
-            <w:r>
-              <w:t>Tamanho do app inferior a 50MB</w:t>
-            </w:r>
-          </w:p>
-        </w:tc>
-        <w:tc>
-          <w:tcPr>
-            <w:tcW w:w="0" w:type="auto"/>
-            <w:tcBorders>
-              <w:top w:val="nil"/>
-              <w:left w:val="nil"/>
-              <w:bottom w:val="single" w:sz="6" w:space="0" w:color="525252"/>
-              <w:right w:val="nil"/>
-            </w:tcBorders>
-            <w:tcMar>
-              <w:top w:w="150" w:type="dxa"/>
-              <w:left w:w="150" w:type="dxa"/>
-              <w:bottom w:w="150" w:type="dxa"/>
-              <w:right w:w="150" w:type="dxa"/>
-            </w:tcMar>
-            <w:vAlign w:val="center"/>
-            <w:hideMark/>
-          </w:tcPr>
-          <w:p>
-            <w:pPr>
-              <w:spacing w:after="160" w:line="278" w:lineRule="auto"/>
-            </w:pPr>
-            <w:r>
-              <w:t>Performance</w:t>
-            </w:r>
-          </w:p>
-        </w:tc>
-        <w:tc>
-          <w:tcPr>
-            <w:tcW w:w="0" w:type="auto"/>
-            <w:tcBorders>
-              <w:top w:val="nil"/>
-              <w:left w:val="nil"/>
-              <w:bottom w:val="single" w:sz="6" w:space="0" w:color="525252"/>
-              <w:right w:val="nil"/>
-            </w:tcBorders>
-            <w:tcMar>
-              <w:top w:w="150" w:type="dxa"/>
-              <w:left w:w="150" w:type="dxa"/>
-              <w:bottom w:w="150" w:type="dxa"/>
-              <w:right w:w="150" w:type="dxa"/>
-            </w:tcMar>
-            <w:vAlign w:val="center"/>
-            <w:hideMark/>
-          </w:tcPr>
-          <w:p>
-            <w:pPr>
-              <w:spacing w:after="160" w:line="278" w:lineRule="auto"/>
-            </w:pPr>
-            <w:r>
-              <w:t>Todos</w:t>
-            </w:r>
-          </w:p>
-        </w:tc>
-      </w:tr>
-      <w:tr>
-        <w:tc>
-          <w:tcPr>
-            <w:tcW w:w="0" w:type="auto"/>
-            <w:tcBorders>
-              <w:top w:val="nil"/>
-              <w:left w:val="nil"/>
-              <w:bottom w:val="single" w:sz="6" w:space="0" w:color="525252"/>
-              <w:right w:val="nil"/>
-            </w:tcBorders>
-            <w:tcMar>
-              <w:top w:w="150" w:type="dxa"/>
-              <w:left w:w="0" w:type="dxa"/>
-              <w:bottom w:w="150" w:type="dxa"/>
-              <w:right w:w="150" w:type="dxa"/>
-            </w:tcMar>
-            <w:vAlign w:val="center"/>
-            <w:hideMark/>
-          </w:tcPr>
-          <w:p>
-            <w:pPr>
-              <w:spacing w:after="160" w:line="278" w:lineRule="auto"/>
-            </w:pPr>
-            <w:r>
-              <w:t>RNF-M20</w:t>
-            </w:r>
-          </w:p>
-        </w:tc>
-        <w:tc>
-          <w:tcPr>
-            <w:tcW w:w="0" w:type="auto"/>
-            <w:tcBorders>
-              <w:top w:val="nil"/>
-              <w:left w:val="nil"/>
-              <w:bottom w:val="single" w:sz="6" w:space="0" w:color="525252"/>
-              <w:right w:val="nil"/>
-            </w:tcBorders>
-            <w:tcMar>
-              <w:top w:w="150" w:type="dxa"/>
-              <w:left w:w="150" w:type="dxa"/>
-              <w:bottom w:w="150" w:type="dxa"/>
-              <w:right w:w="150" w:type="dxa"/>
-            </w:tcMar>
-            <w:vAlign w:val="center"/>
-            <w:hideMark/>
-          </w:tcPr>
-          <w:p>
-            <w:pPr>
-              <w:spacing w:after="160" w:line="278" w:lineRule="auto"/>
-            </w:pPr>
-            <w:r>
-              <w:t>Suporte a versões Android e iOS com 2 versões anteriores</w:t>
-            </w:r>
-          </w:p>
-        </w:tc>
-        <w:tc>
-          <w:tcPr>
-            <w:tcW w:w="0" w:type="auto"/>
-            <w:tcBorders>
-              <w:top w:val="nil"/>
-              <w:left w:val="nil"/>
-              <w:bottom w:val="single" w:sz="6" w:space="0" w:color="525252"/>
-              <w:right w:val="nil"/>
-            </w:tcBorders>
-            <w:tcMar>
-              <w:top w:w="150" w:type="dxa"/>
-              <w:left w:w="150" w:type="dxa"/>
-              <w:bottom w:w="150" w:type="dxa"/>
-              <w:right w:w="150" w:type="dxa"/>
-            </w:tcMar>
-            <w:vAlign w:val="center"/>
-            <w:hideMark/>
-          </w:tcPr>
-          <w:p>
-            <w:pPr>
-              <w:spacing w:after="160" w:line="278" w:lineRule="auto"/>
-            </w:pPr>
-            <w:r>
-              <w:t>Compatibilidade</w:t>
-            </w:r>
-          </w:p>
-        </w:tc>
-        <w:tc>
-          <w:tcPr>
-            <w:tcW w:w="0" w:type="auto"/>
-            <w:tcBorders>
-              <w:top w:val="nil"/>
-              <w:left w:val="nil"/>
-              <w:bottom w:val="single" w:sz="6" w:space="0" w:color="525252"/>
-              <w:right w:val="nil"/>
-            </w:tcBorders>
-            <w:tcMar>
-              <w:top w:w="150" w:type="dxa"/>
-              <w:left w:w="150" w:type="dxa"/>
-              <w:bottom w:w="150" w:type="dxa"/>
-              <w:right w:w="150" w:type="dxa"/>
-            </w:tcMar>
-            <w:vAlign w:val="center"/>
-            <w:hideMark/>
-          </w:tcPr>
-          <w:p>
-            <w:pPr>
-              <w:spacing w:after="160" w:line="278" w:lineRule="auto"/>
-            </w:pPr>
-            <w:r>
-              <w:t>Todos</w:t>
-            </w:r>
-          </w:p>
-        </w:tc>
-      </w:tr>
-      <w:tr>
-        <w:tc>
-          <w:tcPr>
-            <w:tcW w:w="0" w:type="auto"/>
-            <w:tcBorders>
-              <w:top w:val="nil"/>
-              <w:left w:val="nil"/>
-              <w:bottom w:val="single" w:sz="6" w:space="0" w:color="525252"/>
-              <w:right w:val="nil"/>
-            </w:tcBorders>
-            <w:tcMar>
-              <w:top w:w="150" w:type="dxa"/>
-              <w:left w:w="0" w:type="dxa"/>
-              <w:bottom w:w="150" w:type="dxa"/>
-              <w:right w:w="150" w:type="dxa"/>
-            </w:tcMar>
-            <w:vAlign w:val="center"/>
-          </w:tcPr>
-          <w:p>
-            <w:pPr>
-              <w:spacing w:after="160" w:line="278" w:lineRule="auto"/>
-            </w:pPr>
-          </w:p>
-        </w:tc>
-        <w:tc>
-          <w:tcPr>
-            <w:tcW w:w="0" w:type="auto"/>
-            <w:tcBorders>
-              <w:top w:val="nil"/>
-              <w:left w:val="nil"/>
-              <w:bottom w:val="single" w:sz="6" w:space="0" w:color="525252"/>
-              <w:right w:val="nil"/>
-            </w:tcBorders>
-            <w:tcMar>
-              <w:top w:w="150" w:type="dxa"/>
-              <w:left w:w="150" w:type="dxa"/>
-              <w:bottom w:w="150" w:type="dxa"/>
-              <w:right w:w="150" w:type="dxa"/>
-            </w:tcMar>
-            <w:vAlign w:val="center"/>
-          </w:tcPr>
-          <w:p>
-            <w:pPr>
-              <w:spacing w:after="160" w:line="278" w:lineRule="auto"/>
-            </w:pPr>
-          </w:p>
-        </w:tc>
-        <w:tc>
-          <w:tcPr>
-            <w:tcW w:w="0" w:type="auto"/>
-            <w:tcBorders>
-              <w:top w:val="nil"/>
-              <w:left w:val="nil"/>
-              <w:bottom w:val="single" w:sz="6" w:space="0" w:color="525252"/>
-              <w:right w:val="nil"/>
-            </w:tcBorders>
-            <w:tcMar>
-              <w:top w:w="150" w:type="dxa"/>
-              <w:left w:w="150" w:type="dxa"/>
-              <w:bottom w:w="150" w:type="dxa"/>
-              <w:right w:w="150" w:type="dxa"/>
-            </w:tcMar>
-            <w:vAlign w:val="center"/>
-          </w:tcPr>
-          <w:p>
-            <w:pPr>
-              <w:spacing w:after="160" w:line="278" w:lineRule="auto"/>
-            </w:pPr>
-          </w:p>
-        </w:tc>
-        <w:tc>
-          <w:tcPr>
-            <w:tcW w:w="0" w:type="auto"/>
-            <w:tcBorders>
-              <w:top w:val="nil"/>
-              <w:left w:val="nil"/>
-              <w:bottom w:val="single" w:sz="6" w:space="0" w:color="525252"/>
-              <w:right w:val="nil"/>
-            </w:tcBorders>
-            <w:tcMar>
-              <w:top w:w="150" w:type="dxa"/>
-              <w:left w:w="150" w:type="dxa"/>
-              <w:bottom w:w="150" w:type="dxa"/>
-              <w:right w:w="150" w:type="dxa"/>
-            </w:tcMar>
-            <w:vAlign w:val="center"/>
-          </w:tcPr>
-          <w:p>
-            <w:pPr>
-              <w:spacing w:after="160" w:line="278" w:lineRule="auto"/>
-            </w:pPr>
-          </w:p>
-        </w:tc>
-      </w:tr>
-    </w:tbl>
     <w:p>
       <w:pPr>
         <w:rPr>
@@ -14960,90 +13813,40 @@
         </w:rPr>
       </w:pPr>
     </w:p>
-    <w:p>
-      <w:pPr>
-        <w:rPr>
-          <w:b/>
-          <w:bCs/>
-          <w:sz w:val="20"/>
-          <w:szCs w:val="20"/>
-        </w:rPr>
-      </w:pPr>
-      <w:r>
-        <w:rPr>
-          <w:b/>
-          <w:bCs/>
-          <w:sz w:val="20"/>
-          <w:szCs w:val="20"/>
-        </w:rPr>
-        <w:t>REGRAS DE NEGOCIO APP</w:t>
-      </w:r>
-    </w:p>
-    <w:p/>
     <w:tbl>
       <w:tblPr>
+        <w:tblStyle w:val="Tabelacomgrade"/>
         <w:tblW w:w="0" w:type="auto"/>
-        <w:shd w:val="clear" w:color="auto" w:fill="FFFFFF" w:themeFill="background1"/>
-        <w:tblCellMar>
-          <w:top w:w="15" w:type="dxa"/>
-          <w:left w:w="15" w:type="dxa"/>
-          <w:bottom w:w="15" w:type="dxa"/>
-          <w:right w:w="15" w:type="dxa"/>
-        </w:tblCellMar>
         <w:tblLook w:val="04A0" w:firstRow="1" w:lastRow="0" w:firstColumn="1" w:lastColumn="0" w:noHBand="0" w:noVBand="1"/>
       </w:tblPr>
       <w:tblGrid>
-        <w:gridCol w:w="714"/>
-        <w:gridCol w:w="3233"/>
-        <w:gridCol w:w="1453"/>
-        <w:gridCol w:w="1720"/>
-        <w:gridCol w:w="1951"/>
+        <w:gridCol w:w="606"/>
+        <w:gridCol w:w="1306"/>
+        <w:gridCol w:w="950"/>
+        <w:gridCol w:w="2662"/>
+        <w:gridCol w:w="1842"/>
+        <w:gridCol w:w="1695"/>
       </w:tblGrid>
       <w:tr>
-        <w:trPr>
-          <w:tblHeader/>
-        </w:trPr>
         <w:tc>
           <w:tcPr>
             <w:tcW w:w="0" w:type="auto"/>
-            <w:tcBorders>
-              <w:top w:val="nil"/>
-              <w:left w:val="nil"/>
-              <w:bottom w:val="single" w:sz="6" w:space="0" w:color="8B8B8B"/>
-              <w:right w:val="nil"/>
-            </w:tcBorders>
-            <w:shd w:val="clear" w:color="auto" w:fill="FFFFFF" w:themeFill="background1"/>
-            <w:tcMar>
-              <w:top w:w="150" w:type="dxa"/>
-              <w:left w:w="0" w:type="dxa"/>
-              <w:bottom w:w="150" w:type="dxa"/>
-              <w:right w:w="150" w:type="dxa"/>
-            </w:tcMar>
-            <w:vAlign w:val="center"/>
-            <w:hideMark/>
-          </w:tcPr>
-          <w:p>
-            <w:pPr>
-              <w:spacing w:line="240" w:lineRule="auto"/>
-              <w:rPr>
-                <w:rFonts w:ascii="system-ui" w:eastAsia="Times New Roman" w:hAnsi="system-ui" w:cs="Times New Roman"/>
-                <w:b/>
-                <w:bCs/>
-                <w:color w:val="000000" w:themeColor="text1"/>
-                <w:sz w:val="23"/>
-                <w:szCs w:val="23"/>
-                <w:lang w:eastAsia="pt-BR"/>
-              </w:rPr>
-            </w:pPr>
-            <w:r>
-              <w:rPr>
-                <w:rFonts w:ascii="system-ui" w:eastAsia="Times New Roman" w:hAnsi="system-ui" w:cs="Times New Roman"/>
-                <w:b/>
-                <w:bCs/>
-                <w:color w:val="000000" w:themeColor="text1"/>
-                <w:sz w:val="23"/>
-                <w:szCs w:val="23"/>
-                <w:lang w:eastAsia="pt-BR"/>
+            <w:shd w:val="clear" w:color="auto" w:fill="4BACC6" w:themeFill="accent5"/>
+            <w:hideMark/>
+          </w:tcPr>
+          <w:p>
+            <w:pPr>
+              <w:spacing w:line="360" w:lineRule="auto"/>
+              <w:jc w:val="center"/>
+              <w:rPr>
+                <w:sz w:val="20"/>
+                <w:szCs w:val="20"/>
+              </w:rPr>
+            </w:pPr>
+            <w:r>
+              <w:rPr>
+                <w:sz w:val="20"/>
+                <w:szCs w:val="20"/>
               </w:rPr>
               <w:t>ID</w:t>
             </w:r>
@@ -15052,44 +13855,22 @@
         <w:tc>
           <w:tcPr>
             <w:tcW w:w="0" w:type="auto"/>
-            <w:tcBorders>
-              <w:top w:val="nil"/>
-              <w:left w:val="nil"/>
-              <w:bottom w:val="single" w:sz="6" w:space="0" w:color="8B8B8B"/>
-              <w:right w:val="nil"/>
-            </w:tcBorders>
-            <w:shd w:val="clear" w:color="auto" w:fill="FFFFFF" w:themeFill="background1"/>
-            <w:tcMar>
-              <w:top w:w="150" w:type="dxa"/>
-              <w:left w:w="150" w:type="dxa"/>
-              <w:bottom w:w="150" w:type="dxa"/>
-              <w:right w:w="150" w:type="dxa"/>
-            </w:tcMar>
-            <w:vAlign w:val="center"/>
-            <w:hideMark/>
-          </w:tcPr>
-          <w:p>
-            <w:pPr>
-              <w:spacing w:line="240" w:lineRule="auto"/>
-              <w:rPr>
-                <w:rFonts w:ascii="system-ui" w:eastAsia="Times New Roman" w:hAnsi="system-ui" w:cs="Times New Roman"/>
-                <w:b/>
-                <w:bCs/>
-                <w:color w:val="000000" w:themeColor="text1"/>
-                <w:sz w:val="23"/>
-                <w:szCs w:val="23"/>
-                <w:lang w:eastAsia="pt-BR"/>
-              </w:rPr>
-            </w:pPr>
-            <w:r>
-              <w:rPr>
-                <w:rFonts w:ascii="system-ui" w:eastAsia="Times New Roman" w:hAnsi="system-ui" w:cs="Times New Roman"/>
-                <w:b/>
-                <w:bCs/>
-                <w:color w:val="000000" w:themeColor="text1"/>
-                <w:sz w:val="23"/>
-                <w:szCs w:val="23"/>
-                <w:lang w:eastAsia="pt-BR"/>
+            <w:shd w:val="clear" w:color="auto" w:fill="4BACC6" w:themeFill="accent5"/>
+            <w:hideMark/>
+          </w:tcPr>
+          <w:p>
+            <w:pPr>
+              <w:spacing w:line="360" w:lineRule="auto"/>
+              <w:jc w:val="center"/>
+              <w:rPr>
+                <w:sz w:val="20"/>
+                <w:szCs w:val="20"/>
+              </w:rPr>
+            </w:pPr>
+            <w:r>
+              <w:rPr>
+                <w:sz w:val="20"/>
+                <w:szCs w:val="20"/>
               </w:rPr>
               <w:t>Descrição</w:t>
             </w:r>
@@ -15098,139 +13879,115 @@
         <w:tc>
           <w:tcPr>
             <w:tcW w:w="0" w:type="auto"/>
-            <w:tcBorders>
-              <w:top w:val="nil"/>
-              <w:left w:val="nil"/>
-              <w:bottom w:val="single" w:sz="6" w:space="0" w:color="8B8B8B"/>
-              <w:right w:val="nil"/>
-            </w:tcBorders>
-            <w:shd w:val="clear" w:color="auto" w:fill="FFFFFF" w:themeFill="background1"/>
-            <w:tcMar>
-              <w:top w:w="150" w:type="dxa"/>
-              <w:left w:w="150" w:type="dxa"/>
-              <w:bottom w:w="150" w:type="dxa"/>
-              <w:right w:w="150" w:type="dxa"/>
-            </w:tcMar>
-            <w:vAlign w:val="center"/>
-            <w:hideMark/>
-          </w:tcPr>
-          <w:p>
-            <w:pPr>
-              <w:spacing w:line="240" w:lineRule="auto"/>
-              <w:rPr>
-                <w:rFonts w:ascii="system-ui" w:eastAsia="Times New Roman" w:hAnsi="system-ui" w:cs="Times New Roman"/>
-                <w:b/>
-                <w:bCs/>
-                <w:color w:val="000000" w:themeColor="text1"/>
-                <w:sz w:val="23"/>
-                <w:szCs w:val="23"/>
-                <w:lang w:eastAsia="pt-BR"/>
-              </w:rPr>
-            </w:pPr>
-            <w:r>
-              <w:rPr>
-                <w:rFonts w:ascii="system-ui" w:eastAsia="Times New Roman" w:hAnsi="system-ui" w:cs="Times New Roman"/>
-                <w:b/>
-                <w:bCs/>
-                <w:color w:val="000000" w:themeColor="text1"/>
-                <w:sz w:val="23"/>
-                <w:szCs w:val="23"/>
-                <w:lang w:eastAsia="pt-BR"/>
-              </w:rPr>
-              <w:t>Categoria</w:t>
-            </w:r>
-          </w:p>
-        </w:tc>
-        <w:tc>
-          <w:tcPr>
-            <w:tcW w:w="0" w:type="auto"/>
-            <w:tcBorders>
-              <w:top w:val="nil"/>
-              <w:left w:val="nil"/>
-              <w:bottom w:val="single" w:sz="6" w:space="0" w:color="8B8B8B"/>
-              <w:right w:val="nil"/>
-            </w:tcBorders>
-            <w:shd w:val="clear" w:color="auto" w:fill="FFFFFF" w:themeFill="background1"/>
-            <w:tcMar>
-              <w:top w:w="150" w:type="dxa"/>
-              <w:left w:w="150" w:type="dxa"/>
-              <w:bottom w:w="150" w:type="dxa"/>
-              <w:right w:w="150" w:type="dxa"/>
-            </w:tcMar>
-            <w:vAlign w:val="center"/>
-            <w:hideMark/>
-          </w:tcPr>
-          <w:p>
-            <w:pPr>
-              <w:spacing w:line="240" w:lineRule="auto"/>
-              <w:rPr>
-                <w:rFonts w:ascii="system-ui" w:eastAsia="Times New Roman" w:hAnsi="system-ui" w:cs="Times New Roman"/>
-                <w:b/>
-                <w:bCs/>
-                <w:color w:val="000000" w:themeColor="text1"/>
-                <w:sz w:val="23"/>
-                <w:szCs w:val="23"/>
-                <w:lang w:eastAsia="pt-BR"/>
-              </w:rPr>
-            </w:pPr>
-            <w:r>
-              <w:rPr>
-                <w:rFonts w:ascii="system-ui" w:eastAsia="Times New Roman" w:hAnsi="system-ui" w:cs="Times New Roman"/>
-                <w:b/>
-                <w:bCs/>
-                <w:color w:val="000000" w:themeColor="text1"/>
-                <w:sz w:val="23"/>
-                <w:szCs w:val="23"/>
-                <w:lang w:eastAsia="pt-BR"/>
-              </w:rPr>
-              <w:t>Requisitos Funcionais</w:t>
-            </w:r>
-          </w:p>
-        </w:tc>
-        <w:tc>
-          <w:tcPr>
-            <w:tcW w:w="0" w:type="auto"/>
-            <w:tcBorders>
-              <w:top w:val="nil"/>
-              <w:left w:val="nil"/>
-              <w:bottom w:val="single" w:sz="6" w:space="0" w:color="8B8B8B"/>
-              <w:right w:val="nil"/>
-            </w:tcBorders>
-            <w:shd w:val="clear" w:color="auto" w:fill="FFFFFF" w:themeFill="background1"/>
-            <w:tcMar>
-              <w:top w:w="150" w:type="dxa"/>
-              <w:left w:w="150" w:type="dxa"/>
-              <w:bottom w:w="150" w:type="dxa"/>
-              <w:right w:w="150" w:type="dxa"/>
-            </w:tcMar>
-            <w:vAlign w:val="center"/>
-            <w:hideMark/>
-          </w:tcPr>
-          <w:p>
-            <w:pPr>
-              <w:spacing w:line="240" w:lineRule="auto"/>
-              <w:rPr>
-                <w:rFonts w:ascii="system-ui" w:eastAsia="Times New Roman" w:hAnsi="system-ui" w:cs="Times New Roman"/>
-                <w:b/>
-                <w:bCs/>
-                <w:color w:val="000000" w:themeColor="text1"/>
-                <w:sz w:val="23"/>
-                <w:szCs w:val="23"/>
-                <w:lang w:eastAsia="pt-BR"/>
-              </w:rPr>
-            </w:pPr>
-            <w:r>
-              <w:rPr>
-                <w:rFonts w:ascii="system-ui" w:eastAsia="Times New Roman" w:hAnsi="system-ui" w:cs="Times New Roman"/>
-                <w:b/>
-                <w:bCs/>
-                <w:color w:val="000000" w:themeColor="text1"/>
-                <w:sz w:val="23"/>
-                <w:szCs w:val="23"/>
-                <w:lang w:eastAsia="pt-BR"/>
-              </w:rPr>
-              <w:t>Relacionamentos</w:t>
-            </w:r>
+            <w:shd w:val="clear" w:color="auto" w:fill="4BACC6" w:themeFill="accent5"/>
+            <w:hideMark/>
+          </w:tcPr>
+          <w:p>
+            <w:pPr>
+              <w:spacing w:line="360" w:lineRule="auto"/>
+              <w:jc w:val="center"/>
+              <w:rPr>
+                <w:sz w:val="20"/>
+                <w:szCs w:val="20"/>
+              </w:rPr>
+            </w:pPr>
+            <w:r>
+              <w:rPr>
+                <w:sz w:val="20"/>
+                <w:szCs w:val="20"/>
+              </w:rPr>
+              <w:t>Tipo</w:t>
+            </w:r>
+          </w:p>
+        </w:tc>
+        <w:tc>
+          <w:tcPr>
+            <w:tcW w:w="2662" w:type="dxa"/>
+            <w:shd w:val="clear" w:color="auto" w:fill="4BACC6" w:themeFill="accent5"/>
+            <w:hideMark/>
+          </w:tcPr>
+          <w:p>
+            <w:pPr>
+              <w:spacing w:line="360" w:lineRule="auto"/>
+              <w:jc w:val="center"/>
+              <w:rPr>
+                <w:sz w:val="20"/>
+                <w:szCs w:val="20"/>
+              </w:rPr>
+            </w:pPr>
+            <w:r>
+              <w:rPr>
+                <w:sz w:val="20"/>
+                <w:szCs w:val="20"/>
+              </w:rPr>
+              <w:t>Requisitos Funcionais Relacionados</w:t>
+            </w:r>
+          </w:p>
+        </w:tc>
+        <w:tc>
+          <w:tcPr>
+            <w:tcW w:w="1842" w:type="dxa"/>
+            <w:shd w:val="clear" w:color="auto" w:fill="4BACC6" w:themeFill="accent5"/>
+            <w:hideMark/>
+          </w:tcPr>
+          <w:p>
+            <w:pPr>
+              <w:spacing w:line="360" w:lineRule="auto"/>
+              <w:jc w:val="center"/>
+              <w:rPr>
+                <w:sz w:val="20"/>
+                <w:szCs w:val="20"/>
+              </w:rPr>
+            </w:pPr>
+            <w:r>
+              <w:rPr>
+                <w:sz w:val="20"/>
+                <w:szCs w:val="20"/>
+              </w:rPr>
+              <w:t>Requisitos Não Funcionais (Web</w:t>
+            </w:r>
+            <w:proofErr w:type="gramStart"/>
+            <w:r>
+              <w:rPr>
+                <w:sz w:val="20"/>
+                <w:szCs w:val="20"/>
+              </w:rPr>
+              <w:t>) Relacionados</w:t>
+            </w:r>
+            <w:proofErr w:type="gramEnd"/>
+          </w:p>
+        </w:tc>
+        <w:tc>
+          <w:tcPr>
+            <w:tcW w:w="1695" w:type="dxa"/>
+            <w:shd w:val="clear" w:color="auto" w:fill="4BACC6" w:themeFill="accent5"/>
+            <w:hideMark/>
+          </w:tcPr>
+          <w:p>
+            <w:pPr>
+              <w:spacing w:line="360" w:lineRule="auto"/>
+              <w:jc w:val="center"/>
+              <w:rPr>
+                <w:sz w:val="20"/>
+                <w:szCs w:val="20"/>
+              </w:rPr>
+            </w:pPr>
+            <w:r>
+              <w:rPr>
+                <w:sz w:val="20"/>
+                <w:szCs w:val="20"/>
+              </w:rPr>
+              <w:t>Regras de Negócio (Web</w:t>
+            </w:r>
+            <w:proofErr w:type="gramStart"/>
+            <w:r>
+              <w:rPr>
+                <w:sz w:val="20"/>
+                <w:szCs w:val="20"/>
+              </w:rPr>
+              <w:t>) Relacionados</w:t>
+            </w:r>
+            <w:proofErr w:type="gramEnd"/>
           </w:p>
         </w:tc>
       </w:tr>
@@ -15238,40 +13995,21 @@
         <w:tc>
           <w:tcPr>
             <w:tcW w:w="0" w:type="auto"/>
-            <w:tcBorders>
-              <w:top w:val="nil"/>
-              <w:left w:val="nil"/>
-              <w:bottom w:val="single" w:sz="6" w:space="0" w:color="525252"/>
-              <w:right w:val="nil"/>
-            </w:tcBorders>
-            <w:shd w:val="clear" w:color="auto" w:fill="FFFFFF" w:themeFill="background1"/>
-            <w:tcMar>
-              <w:top w:w="150" w:type="dxa"/>
-              <w:left w:w="0" w:type="dxa"/>
-              <w:bottom w:w="150" w:type="dxa"/>
-              <w:right w:w="150" w:type="dxa"/>
-            </w:tcMar>
-            <w:vAlign w:val="center"/>
-            <w:hideMark/>
-          </w:tcPr>
-          <w:p>
-            <w:pPr>
-              <w:spacing w:line="240" w:lineRule="auto"/>
-              <w:rPr>
-                <w:rFonts w:ascii="system-ui" w:eastAsia="Times New Roman" w:hAnsi="system-ui" w:cs="Times New Roman"/>
-                <w:color w:val="000000" w:themeColor="text1"/>
-                <w:sz w:val="23"/>
-                <w:szCs w:val="23"/>
-                <w:lang w:eastAsia="pt-BR"/>
-              </w:rPr>
-            </w:pPr>
-            <w:r>
-              <w:rPr>
-                <w:rFonts w:ascii="system-ui" w:eastAsia="Times New Roman" w:hAnsi="system-ui" w:cs="Times New Roman"/>
-                <w:color w:val="000000" w:themeColor="text1"/>
-                <w:sz w:val="23"/>
-                <w:szCs w:val="23"/>
-                <w:lang w:eastAsia="pt-BR"/>
+            <w:hideMark/>
+          </w:tcPr>
+          <w:p>
+            <w:pPr>
+              <w:spacing w:line="360" w:lineRule="auto"/>
+              <w:jc w:val="center"/>
+              <w:rPr>
+                <w:sz w:val="20"/>
+                <w:szCs w:val="20"/>
+              </w:rPr>
+            </w:pPr>
+            <w:r>
+              <w:rPr>
+                <w:sz w:val="20"/>
+                <w:szCs w:val="20"/>
               </w:rPr>
               <w:t>RN-M01</w:t>
             </w:r>
@@ -15280,188 +14018,138 @@
         <w:tc>
           <w:tcPr>
             <w:tcW w:w="0" w:type="auto"/>
-            <w:tcBorders>
-              <w:top w:val="nil"/>
-              <w:left w:val="nil"/>
-              <w:bottom w:val="single" w:sz="6" w:space="0" w:color="525252"/>
-              <w:right w:val="nil"/>
-            </w:tcBorders>
-            <w:shd w:val="clear" w:color="auto" w:fill="FFFFFF" w:themeFill="background1"/>
-            <w:tcMar>
-              <w:top w:w="150" w:type="dxa"/>
-              <w:left w:w="150" w:type="dxa"/>
-              <w:bottom w:w="150" w:type="dxa"/>
-              <w:right w:w="150" w:type="dxa"/>
-            </w:tcMar>
-            <w:vAlign w:val="center"/>
-            <w:hideMark/>
-          </w:tcPr>
-          <w:p>
-            <w:pPr>
-              <w:spacing w:line="240" w:lineRule="auto"/>
-              <w:rPr>
-                <w:rFonts w:ascii="system-ui" w:eastAsia="Times New Roman" w:hAnsi="system-ui" w:cs="Times New Roman"/>
-                <w:color w:val="000000" w:themeColor="text1"/>
-                <w:sz w:val="23"/>
-                <w:szCs w:val="23"/>
-                <w:lang w:eastAsia="pt-BR"/>
-              </w:rPr>
-            </w:pPr>
-            <w:r>
-              <w:rPr>
-                <w:rFonts w:ascii="system-ui" w:eastAsia="Times New Roman" w:hAnsi="system-ui" w:cs="Times New Roman"/>
-                <w:color w:val="000000" w:themeColor="text1"/>
-                <w:sz w:val="23"/>
-                <w:szCs w:val="23"/>
-                <w:lang w:eastAsia="pt-BR"/>
-              </w:rPr>
-              <w:t xml:space="preserve">Check-in via QR </w:t>
+            <w:hideMark/>
+          </w:tcPr>
+          <w:p>
+            <w:pPr>
+              <w:spacing w:line="360" w:lineRule="auto"/>
+              <w:jc w:val="center"/>
+              <w:rPr>
+                <w:sz w:val="20"/>
+                <w:szCs w:val="20"/>
+              </w:rPr>
+            </w:pPr>
+            <w:r>
+              <w:rPr>
+                <w:sz w:val="20"/>
+                <w:szCs w:val="20"/>
+              </w:rPr>
+              <w:t xml:space="preserve">Notificações </w:t>
             </w:r>
             <w:proofErr w:type="spellStart"/>
             <w:r>
               <w:rPr>
-                <w:rFonts w:ascii="system-ui" w:eastAsia="Times New Roman" w:hAnsi="system-ui" w:cs="Times New Roman"/>
-                <w:color w:val="000000" w:themeColor="text1"/>
-                <w:sz w:val="23"/>
-                <w:szCs w:val="23"/>
-                <w:lang w:eastAsia="pt-BR"/>
-              </w:rPr>
-              <w:t>Code</w:t>
+                <w:sz w:val="20"/>
+                <w:szCs w:val="20"/>
+              </w:rPr>
+              <w:t>push</w:t>
             </w:r>
             <w:proofErr w:type="spellEnd"/>
             <w:r>
               <w:rPr>
-                <w:rFonts w:ascii="system-ui" w:eastAsia="Times New Roman" w:hAnsi="system-ui" w:cs="Times New Roman"/>
-                <w:color w:val="000000" w:themeColor="text1"/>
-                <w:sz w:val="23"/>
-                <w:szCs w:val="23"/>
-                <w:lang w:eastAsia="pt-BR"/>
-              </w:rPr>
-              <w:t xml:space="preserve"> válido apenas no local do evento</w:t>
+                <w:sz w:val="20"/>
+                <w:szCs w:val="20"/>
+              </w:rPr>
+              <w:t xml:space="preserve"> não são enviadas </w:t>
+            </w:r>
+            <w:r>
+              <w:rPr>
+                <w:sz w:val="20"/>
+                <w:szCs w:val="20"/>
+              </w:rPr>
+              <w:lastRenderedPageBreak/>
+              <w:t>entre 22h e 7h</w:t>
             </w:r>
           </w:p>
         </w:tc>
         <w:tc>
           <w:tcPr>
             <w:tcW w:w="0" w:type="auto"/>
-            <w:tcBorders>
-              <w:top w:val="nil"/>
-              <w:left w:val="nil"/>
-              <w:bottom w:val="single" w:sz="6" w:space="0" w:color="525252"/>
-              <w:right w:val="nil"/>
-            </w:tcBorders>
-            <w:shd w:val="clear" w:color="auto" w:fill="FFFFFF" w:themeFill="background1"/>
-            <w:tcMar>
-              <w:top w:w="150" w:type="dxa"/>
-              <w:left w:w="150" w:type="dxa"/>
-              <w:bottom w:w="150" w:type="dxa"/>
-              <w:right w:w="150" w:type="dxa"/>
-            </w:tcMar>
-            <w:vAlign w:val="center"/>
-            <w:hideMark/>
-          </w:tcPr>
-          <w:p>
-            <w:pPr>
-              <w:spacing w:line="240" w:lineRule="auto"/>
-              <w:rPr>
-                <w:rFonts w:ascii="system-ui" w:eastAsia="Times New Roman" w:hAnsi="system-ui" w:cs="Times New Roman"/>
-                <w:color w:val="000000" w:themeColor="text1"/>
-                <w:sz w:val="23"/>
-                <w:szCs w:val="23"/>
-                <w:lang w:eastAsia="pt-BR"/>
-              </w:rPr>
-            </w:pPr>
-            <w:r>
-              <w:rPr>
-                <w:rFonts w:ascii="system-ui" w:eastAsia="Times New Roman" w:hAnsi="system-ui" w:cs="Times New Roman"/>
-                <w:color w:val="000000" w:themeColor="text1"/>
-                <w:sz w:val="23"/>
-                <w:szCs w:val="23"/>
-                <w:lang w:eastAsia="pt-BR"/>
-              </w:rPr>
-              <w:t>Eventos</w:t>
-            </w:r>
-          </w:p>
-        </w:tc>
-        <w:tc>
-          <w:tcPr>
-            <w:tcW w:w="0" w:type="auto"/>
-            <w:tcBorders>
-              <w:top w:val="nil"/>
-              <w:left w:val="nil"/>
-              <w:bottom w:val="single" w:sz="6" w:space="0" w:color="525252"/>
-              <w:right w:val="nil"/>
-            </w:tcBorders>
-            <w:shd w:val="clear" w:color="auto" w:fill="FFFFFF" w:themeFill="background1"/>
-            <w:tcMar>
-              <w:top w:w="150" w:type="dxa"/>
-              <w:left w:w="150" w:type="dxa"/>
-              <w:bottom w:w="150" w:type="dxa"/>
-              <w:right w:w="150" w:type="dxa"/>
-            </w:tcMar>
-            <w:vAlign w:val="center"/>
-            <w:hideMark/>
-          </w:tcPr>
-          <w:p>
-            <w:pPr>
-              <w:spacing w:line="240" w:lineRule="auto"/>
-              <w:rPr>
-                <w:rFonts w:ascii="system-ui" w:eastAsia="Times New Roman" w:hAnsi="system-ui" w:cs="Times New Roman"/>
-                <w:color w:val="000000" w:themeColor="text1"/>
-                <w:sz w:val="23"/>
-                <w:szCs w:val="23"/>
-                <w:lang w:eastAsia="pt-BR"/>
-              </w:rPr>
-            </w:pPr>
-            <w:r>
-              <w:rPr>
-                <w:rFonts w:ascii="system-ui" w:eastAsia="Times New Roman" w:hAnsi="system-ui" w:cs="Times New Roman"/>
-                <w:color w:val="000000" w:themeColor="text1"/>
-                <w:sz w:val="23"/>
-                <w:szCs w:val="23"/>
-                <w:lang w:eastAsia="pt-BR"/>
-              </w:rPr>
-              <w:t>RF-M10</w:t>
-            </w:r>
-          </w:p>
-        </w:tc>
-        <w:tc>
-          <w:tcPr>
-            <w:tcW w:w="0" w:type="auto"/>
-            <w:tcBorders>
-              <w:top w:val="nil"/>
-              <w:left w:val="nil"/>
-              <w:bottom w:val="single" w:sz="6" w:space="0" w:color="525252"/>
-              <w:right w:val="nil"/>
-            </w:tcBorders>
-            <w:shd w:val="clear" w:color="auto" w:fill="FFFFFF" w:themeFill="background1"/>
-            <w:tcMar>
-              <w:top w:w="150" w:type="dxa"/>
-              <w:left w:w="150" w:type="dxa"/>
-              <w:bottom w:w="150" w:type="dxa"/>
-              <w:right w:w="150" w:type="dxa"/>
-            </w:tcMar>
-            <w:vAlign w:val="center"/>
-            <w:hideMark/>
-          </w:tcPr>
-          <w:p>
-            <w:pPr>
-              <w:spacing w:line="240" w:lineRule="auto"/>
-              <w:rPr>
-                <w:rFonts w:ascii="system-ui" w:eastAsia="Times New Roman" w:hAnsi="system-ui" w:cs="Times New Roman"/>
-                <w:color w:val="000000" w:themeColor="text1"/>
-                <w:sz w:val="23"/>
-                <w:szCs w:val="23"/>
-                <w:lang w:eastAsia="pt-BR"/>
-              </w:rPr>
-            </w:pPr>
-            <w:r>
-              <w:rPr>
-                <w:rFonts w:ascii="system-ui" w:eastAsia="Times New Roman" w:hAnsi="system-ui" w:cs="Times New Roman"/>
-                <w:color w:val="000000" w:themeColor="text1"/>
-                <w:sz w:val="23"/>
-                <w:szCs w:val="23"/>
-                <w:lang w:eastAsia="pt-BR"/>
+            <w:hideMark/>
+          </w:tcPr>
+          <w:p>
+            <w:pPr>
+              <w:spacing w:line="360" w:lineRule="auto"/>
+              <w:jc w:val="center"/>
+              <w:rPr>
+                <w:sz w:val="20"/>
+                <w:szCs w:val="20"/>
+              </w:rPr>
+            </w:pPr>
+            <w:r>
+              <w:rPr>
+                <w:sz w:val="20"/>
+                <w:szCs w:val="20"/>
+              </w:rPr>
+              <w:lastRenderedPageBreak/>
+              <w:t>Regra de Negócio</w:t>
+            </w:r>
+          </w:p>
+        </w:tc>
+        <w:tc>
+          <w:tcPr>
+            <w:tcW w:w="2662" w:type="dxa"/>
+            <w:hideMark/>
+          </w:tcPr>
+          <w:p>
+            <w:pPr>
+              <w:spacing w:line="360" w:lineRule="auto"/>
+              <w:jc w:val="center"/>
+              <w:rPr>
+                <w:sz w:val="20"/>
+                <w:szCs w:val="20"/>
+              </w:rPr>
+            </w:pPr>
+            <w:r>
+              <w:rPr>
+                <w:sz w:val="20"/>
+                <w:szCs w:val="20"/>
+              </w:rPr>
+              <w:t>RF-M02</w:t>
+            </w:r>
+          </w:p>
+        </w:tc>
+        <w:tc>
+          <w:tcPr>
+            <w:tcW w:w="1842" w:type="dxa"/>
+            <w:hideMark/>
+          </w:tcPr>
+          <w:p>
+            <w:pPr>
+              <w:spacing w:line="360" w:lineRule="auto"/>
+              <w:jc w:val="center"/>
+              <w:rPr>
+                <w:sz w:val="20"/>
+                <w:szCs w:val="20"/>
+              </w:rPr>
+            </w:pPr>
+            <w:r>
+              <w:rPr>
+                <w:sz w:val="20"/>
+                <w:szCs w:val="20"/>
+              </w:rPr>
+              <w:t>RNF-20</w:t>
+            </w:r>
+          </w:p>
+        </w:tc>
+        <w:tc>
+          <w:tcPr>
+            <w:tcW w:w="1695" w:type="dxa"/>
+            <w:hideMark/>
+          </w:tcPr>
+          <w:p>
+            <w:pPr>
+              <w:spacing w:line="360" w:lineRule="auto"/>
+              <w:jc w:val="center"/>
+              <w:rPr>
+                <w:sz w:val="20"/>
+                <w:szCs w:val="20"/>
+              </w:rPr>
+            </w:pPr>
+            <w:r>
+              <w:rPr>
+                <w:sz w:val="20"/>
+                <w:szCs w:val="20"/>
               </w:rPr>
               <w:t>-</w:t>
             </w:r>
@@ -15472,40 +14160,21 @@
         <w:tc>
           <w:tcPr>
             <w:tcW w:w="0" w:type="auto"/>
-            <w:tcBorders>
-              <w:top w:val="nil"/>
-              <w:left w:val="nil"/>
-              <w:bottom w:val="single" w:sz="6" w:space="0" w:color="525252"/>
-              <w:right w:val="nil"/>
-            </w:tcBorders>
-            <w:shd w:val="clear" w:color="auto" w:fill="FFFFFF" w:themeFill="background1"/>
-            <w:tcMar>
-              <w:top w:w="150" w:type="dxa"/>
-              <w:left w:w="0" w:type="dxa"/>
-              <w:bottom w:w="150" w:type="dxa"/>
-              <w:right w:w="150" w:type="dxa"/>
-            </w:tcMar>
-            <w:vAlign w:val="center"/>
-            <w:hideMark/>
-          </w:tcPr>
-          <w:p>
-            <w:pPr>
-              <w:spacing w:line="240" w:lineRule="auto"/>
-              <w:rPr>
-                <w:rFonts w:ascii="system-ui" w:eastAsia="Times New Roman" w:hAnsi="system-ui" w:cs="Times New Roman"/>
-                <w:color w:val="000000" w:themeColor="text1"/>
-                <w:sz w:val="23"/>
-                <w:szCs w:val="23"/>
-                <w:lang w:eastAsia="pt-BR"/>
-              </w:rPr>
-            </w:pPr>
-            <w:r>
-              <w:rPr>
-                <w:rFonts w:ascii="system-ui" w:eastAsia="Times New Roman" w:hAnsi="system-ui" w:cs="Times New Roman"/>
-                <w:color w:val="000000" w:themeColor="text1"/>
-                <w:sz w:val="23"/>
-                <w:szCs w:val="23"/>
-                <w:lang w:eastAsia="pt-BR"/>
+            <w:hideMark/>
+          </w:tcPr>
+          <w:p>
+            <w:pPr>
+              <w:spacing w:line="360" w:lineRule="auto"/>
+              <w:jc w:val="center"/>
+              <w:rPr>
+                <w:sz w:val="20"/>
+                <w:szCs w:val="20"/>
+              </w:rPr>
+            </w:pPr>
+            <w:r>
+              <w:rPr>
+                <w:sz w:val="20"/>
+                <w:szCs w:val="20"/>
               </w:rPr>
               <w:t>RN-M02</w:t>
             </w:r>
@@ -15514,188 +14183,113 @@
         <w:tc>
           <w:tcPr>
             <w:tcW w:w="0" w:type="auto"/>
-            <w:tcBorders>
-              <w:top w:val="nil"/>
-              <w:left w:val="nil"/>
-              <w:bottom w:val="single" w:sz="6" w:space="0" w:color="525252"/>
-              <w:right w:val="nil"/>
-            </w:tcBorders>
-            <w:shd w:val="clear" w:color="auto" w:fill="FFFFFF" w:themeFill="background1"/>
-            <w:tcMar>
-              <w:top w:w="150" w:type="dxa"/>
-              <w:left w:w="150" w:type="dxa"/>
-              <w:bottom w:w="150" w:type="dxa"/>
-              <w:right w:w="150" w:type="dxa"/>
-            </w:tcMar>
-            <w:vAlign w:val="center"/>
-            <w:hideMark/>
-          </w:tcPr>
-          <w:p>
-            <w:pPr>
-              <w:spacing w:line="240" w:lineRule="auto"/>
-              <w:rPr>
-                <w:rFonts w:ascii="system-ui" w:eastAsia="Times New Roman" w:hAnsi="system-ui" w:cs="Times New Roman"/>
-                <w:color w:val="000000" w:themeColor="text1"/>
-                <w:sz w:val="23"/>
-                <w:szCs w:val="23"/>
-                <w:lang w:eastAsia="pt-BR"/>
-              </w:rPr>
-            </w:pPr>
-            <w:r>
-              <w:rPr>
-                <w:rFonts w:ascii="system-ui" w:eastAsia="Times New Roman" w:hAnsi="system-ui" w:cs="Times New Roman"/>
-                <w:color w:val="000000" w:themeColor="text1"/>
-                <w:sz w:val="23"/>
-                <w:szCs w:val="23"/>
-                <w:lang w:eastAsia="pt-BR"/>
-              </w:rPr>
-              <w:t xml:space="preserve">Notificações </w:t>
-            </w:r>
-            <w:proofErr w:type="spellStart"/>
-            <w:r>
-              <w:rPr>
-                <w:rFonts w:ascii="system-ui" w:eastAsia="Times New Roman" w:hAnsi="system-ui" w:cs="Times New Roman"/>
-                <w:color w:val="000000" w:themeColor="text1"/>
-                <w:sz w:val="23"/>
-                <w:szCs w:val="23"/>
-                <w:lang w:eastAsia="pt-BR"/>
-              </w:rPr>
-              <w:t>push</w:t>
-            </w:r>
-            <w:proofErr w:type="spellEnd"/>
-            <w:r>
-              <w:rPr>
-                <w:rFonts w:ascii="system-ui" w:eastAsia="Times New Roman" w:hAnsi="system-ui" w:cs="Times New Roman"/>
-                <w:color w:val="000000" w:themeColor="text1"/>
-                <w:sz w:val="23"/>
-                <w:szCs w:val="23"/>
-                <w:lang w:eastAsia="pt-BR"/>
-              </w:rPr>
-              <w:t xml:space="preserve"> não são enviadas entre 22h e 7h</w:t>
+            <w:hideMark/>
+          </w:tcPr>
+          <w:p>
+            <w:pPr>
+              <w:spacing w:line="360" w:lineRule="auto"/>
+              <w:jc w:val="center"/>
+              <w:rPr>
+                <w:sz w:val="20"/>
+                <w:szCs w:val="20"/>
+              </w:rPr>
+            </w:pPr>
+            <w:r>
+              <w:rPr>
+                <w:sz w:val="20"/>
+                <w:szCs w:val="20"/>
+              </w:rPr>
+              <w:t>Dados offline expiram após 48h</w:t>
             </w:r>
           </w:p>
         </w:tc>
         <w:tc>
           <w:tcPr>
             <w:tcW w:w="0" w:type="auto"/>
-            <w:tcBorders>
-              <w:top w:val="nil"/>
-              <w:left w:val="nil"/>
-              <w:bottom w:val="single" w:sz="6" w:space="0" w:color="525252"/>
-              <w:right w:val="nil"/>
-            </w:tcBorders>
-            <w:shd w:val="clear" w:color="auto" w:fill="FFFFFF" w:themeFill="background1"/>
-            <w:tcMar>
-              <w:top w:w="150" w:type="dxa"/>
-              <w:left w:w="150" w:type="dxa"/>
-              <w:bottom w:w="150" w:type="dxa"/>
-              <w:right w:w="150" w:type="dxa"/>
-            </w:tcMar>
-            <w:vAlign w:val="center"/>
-            <w:hideMark/>
-          </w:tcPr>
-          <w:p>
-            <w:pPr>
-              <w:spacing w:line="240" w:lineRule="auto"/>
-              <w:rPr>
-                <w:rFonts w:ascii="system-ui" w:eastAsia="Times New Roman" w:hAnsi="system-ui" w:cs="Times New Roman"/>
-                <w:color w:val="000000" w:themeColor="text1"/>
-                <w:sz w:val="23"/>
-                <w:szCs w:val="23"/>
-                <w:lang w:eastAsia="pt-BR"/>
-              </w:rPr>
-            </w:pPr>
-            <w:r>
-              <w:rPr>
-                <w:rFonts w:ascii="system-ui" w:eastAsia="Times New Roman" w:hAnsi="system-ui" w:cs="Times New Roman"/>
-                <w:color w:val="000000" w:themeColor="text1"/>
-                <w:sz w:val="23"/>
-                <w:szCs w:val="23"/>
-                <w:lang w:eastAsia="pt-BR"/>
-              </w:rPr>
-              <w:t>Notificações</w:t>
-            </w:r>
-          </w:p>
-        </w:tc>
-        <w:tc>
-          <w:tcPr>
-            <w:tcW w:w="0" w:type="auto"/>
-            <w:tcBorders>
-              <w:top w:val="nil"/>
-              <w:left w:val="nil"/>
-              <w:bottom w:val="single" w:sz="6" w:space="0" w:color="525252"/>
-              <w:right w:val="nil"/>
-            </w:tcBorders>
-            <w:shd w:val="clear" w:color="auto" w:fill="FFFFFF" w:themeFill="background1"/>
-            <w:tcMar>
-              <w:top w:w="150" w:type="dxa"/>
-              <w:left w:w="150" w:type="dxa"/>
-              <w:bottom w:w="150" w:type="dxa"/>
-              <w:right w:w="150" w:type="dxa"/>
-            </w:tcMar>
-            <w:vAlign w:val="center"/>
-            <w:hideMark/>
-          </w:tcPr>
-          <w:p>
-            <w:pPr>
-              <w:spacing w:line="240" w:lineRule="auto"/>
-              <w:rPr>
-                <w:rFonts w:ascii="system-ui" w:eastAsia="Times New Roman" w:hAnsi="system-ui" w:cs="Times New Roman"/>
-                <w:color w:val="000000" w:themeColor="text1"/>
-                <w:sz w:val="23"/>
-                <w:szCs w:val="23"/>
-                <w:lang w:eastAsia="pt-BR"/>
-              </w:rPr>
-            </w:pPr>
-            <w:r>
-              <w:rPr>
-                <w:rFonts w:ascii="system-ui" w:eastAsia="Times New Roman" w:hAnsi="system-ui" w:cs="Times New Roman"/>
-                <w:color w:val="000000" w:themeColor="text1"/>
-                <w:sz w:val="23"/>
-                <w:szCs w:val="23"/>
-                <w:lang w:eastAsia="pt-BR"/>
-              </w:rPr>
-              <w:t>RF-M02</w:t>
-            </w:r>
-          </w:p>
-        </w:tc>
-        <w:tc>
-          <w:tcPr>
-            <w:tcW w:w="0" w:type="auto"/>
-            <w:tcBorders>
-              <w:top w:val="nil"/>
-              <w:left w:val="nil"/>
-              <w:bottom w:val="single" w:sz="6" w:space="0" w:color="525252"/>
-              <w:right w:val="nil"/>
-            </w:tcBorders>
-            <w:shd w:val="clear" w:color="auto" w:fill="FFFFFF" w:themeFill="background1"/>
-            <w:tcMar>
-              <w:top w:w="150" w:type="dxa"/>
-              <w:left w:w="150" w:type="dxa"/>
-              <w:bottom w:w="150" w:type="dxa"/>
-              <w:right w:w="150" w:type="dxa"/>
-            </w:tcMar>
-            <w:vAlign w:val="center"/>
-            <w:hideMark/>
-          </w:tcPr>
-          <w:p>
-            <w:pPr>
-              <w:spacing w:line="240" w:lineRule="auto"/>
-              <w:rPr>
-                <w:rFonts w:ascii="system-ui" w:eastAsia="Times New Roman" w:hAnsi="system-ui" w:cs="Times New Roman"/>
-                <w:color w:val="000000" w:themeColor="text1"/>
-                <w:sz w:val="23"/>
-                <w:szCs w:val="23"/>
-                <w:lang w:eastAsia="pt-BR"/>
-              </w:rPr>
-            </w:pPr>
-            <w:r>
-              <w:rPr>
-                <w:rFonts w:ascii="system-ui" w:eastAsia="Times New Roman" w:hAnsi="system-ui" w:cs="Times New Roman"/>
-                <w:color w:val="000000" w:themeColor="text1"/>
-                <w:sz w:val="23"/>
-                <w:szCs w:val="23"/>
-                <w:lang w:eastAsia="pt-BR"/>
+            <w:hideMark/>
+          </w:tcPr>
+          <w:p>
+            <w:pPr>
+              <w:spacing w:line="360" w:lineRule="auto"/>
+              <w:jc w:val="center"/>
+              <w:rPr>
+                <w:sz w:val="20"/>
+                <w:szCs w:val="20"/>
+              </w:rPr>
+            </w:pPr>
+            <w:r>
+              <w:rPr>
+                <w:sz w:val="20"/>
+                <w:szCs w:val="20"/>
+              </w:rPr>
+              <w:t>Regra de Negócio</w:t>
+            </w:r>
+          </w:p>
+        </w:tc>
+        <w:tc>
+          <w:tcPr>
+            <w:tcW w:w="2662" w:type="dxa"/>
+            <w:hideMark/>
+          </w:tcPr>
+          <w:p>
+            <w:pPr>
+              <w:spacing w:line="360" w:lineRule="auto"/>
+              <w:jc w:val="center"/>
+              <w:rPr>
+                <w:sz w:val="20"/>
+                <w:szCs w:val="20"/>
+              </w:rPr>
+            </w:pPr>
+            <w:r>
+              <w:rPr>
+                <w:sz w:val="20"/>
+                <w:szCs w:val="20"/>
+              </w:rPr>
+              <w:t>RF-M05</w:t>
+            </w:r>
+          </w:p>
+        </w:tc>
+        <w:tc>
+          <w:tcPr>
+            <w:tcW w:w="1842" w:type="dxa"/>
+            <w:hideMark/>
+          </w:tcPr>
+          <w:p>
+            <w:pPr>
+              <w:spacing w:line="360" w:lineRule="auto"/>
+              <w:jc w:val="center"/>
+              <w:rPr>
+                <w:sz w:val="20"/>
+                <w:szCs w:val="20"/>
+              </w:rPr>
+            </w:pPr>
+            <w:r>
+              <w:rPr>
+                <w:sz w:val="20"/>
+                <w:szCs w:val="20"/>
+              </w:rPr>
+              <w:t>-</w:t>
+            </w:r>
+          </w:p>
+        </w:tc>
+        <w:tc>
+          <w:tcPr>
+            <w:tcW w:w="1695" w:type="dxa"/>
+            <w:hideMark/>
+          </w:tcPr>
+          <w:p>
+            <w:pPr>
+              <w:spacing w:line="360" w:lineRule="auto"/>
+              <w:jc w:val="center"/>
+              <w:rPr>
+                <w:sz w:val="20"/>
+                <w:szCs w:val="20"/>
+              </w:rPr>
+            </w:pPr>
+            <w:r>
+              <w:rPr>
+                <w:sz w:val="20"/>
+                <w:szCs w:val="20"/>
               </w:rPr>
               <w:t>-</w:t>
             </w:r>
@@ -15706,42 +14300,22 @@
         <w:tc>
           <w:tcPr>
             <w:tcW w:w="0" w:type="auto"/>
-            <w:tcBorders>
-              <w:top w:val="nil"/>
-              <w:left w:val="nil"/>
-              <w:bottom w:val="single" w:sz="6" w:space="0" w:color="525252"/>
-              <w:right w:val="nil"/>
-            </w:tcBorders>
-            <w:shd w:val="clear" w:color="auto" w:fill="FFFFFF" w:themeFill="background1"/>
-            <w:tcMar>
-              <w:top w:w="150" w:type="dxa"/>
-              <w:left w:w="0" w:type="dxa"/>
-              <w:bottom w:w="150" w:type="dxa"/>
-              <w:right w:w="150" w:type="dxa"/>
-            </w:tcMar>
-            <w:vAlign w:val="center"/>
-            <w:hideMark/>
-          </w:tcPr>
-          <w:p>
-            <w:pPr>
-              <w:spacing w:line="240" w:lineRule="auto"/>
-              <w:rPr>
-                <w:rFonts w:ascii="system-ui" w:eastAsia="Times New Roman" w:hAnsi="system-ui" w:cs="Times New Roman"/>
-                <w:color w:val="000000" w:themeColor="text1"/>
-                <w:sz w:val="23"/>
-                <w:szCs w:val="23"/>
-                <w:lang w:eastAsia="pt-BR"/>
-              </w:rPr>
-            </w:pPr>
-            <w:r>
-              <w:rPr>
-                <w:rFonts w:ascii="system-ui" w:eastAsia="Times New Roman" w:hAnsi="system-ui" w:cs="Times New Roman"/>
-                <w:color w:val="000000" w:themeColor="text1"/>
-                <w:sz w:val="23"/>
-                <w:szCs w:val="23"/>
-                <w:lang w:eastAsia="pt-BR"/>
-              </w:rPr>
-              <w:lastRenderedPageBreak/>
+            <w:hideMark/>
+          </w:tcPr>
+          <w:p>
+            <w:pPr>
+              <w:spacing w:line="360" w:lineRule="auto"/>
+              <w:jc w:val="center"/>
+              <w:rPr>
+                <w:sz w:val="20"/>
+                <w:szCs w:val="20"/>
+              </w:rPr>
+            </w:pPr>
+            <w:r>
+              <w:rPr>
+                <w:sz w:val="20"/>
+                <w:szCs w:val="20"/>
+              </w:rPr>
               <w:t>RN-M03</w:t>
             </w:r>
           </w:p>
@@ -15749,576 +14323,120 @@
         <w:tc>
           <w:tcPr>
             <w:tcW w:w="0" w:type="auto"/>
-            <w:tcBorders>
-              <w:top w:val="nil"/>
-              <w:left w:val="nil"/>
-              <w:bottom w:val="single" w:sz="6" w:space="0" w:color="525252"/>
-              <w:right w:val="nil"/>
-            </w:tcBorders>
-            <w:shd w:val="clear" w:color="auto" w:fill="FFFFFF" w:themeFill="background1"/>
-            <w:tcMar>
-              <w:top w:w="150" w:type="dxa"/>
-              <w:left w:w="150" w:type="dxa"/>
-              <w:bottom w:w="150" w:type="dxa"/>
-              <w:right w:w="150" w:type="dxa"/>
-            </w:tcMar>
-            <w:vAlign w:val="center"/>
-            <w:hideMark/>
-          </w:tcPr>
-          <w:p>
-            <w:pPr>
-              <w:spacing w:line="240" w:lineRule="auto"/>
-              <w:rPr>
-                <w:rFonts w:ascii="system-ui" w:eastAsia="Times New Roman" w:hAnsi="system-ui" w:cs="Times New Roman"/>
-                <w:color w:val="000000" w:themeColor="text1"/>
-                <w:sz w:val="23"/>
-                <w:szCs w:val="23"/>
-                <w:lang w:eastAsia="pt-BR"/>
-              </w:rPr>
-            </w:pPr>
-            <w:r>
-              <w:rPr>
-                <w:rFonts w:ascii="system-ui" w:eastAsia="Times New Roman" w:hAnsi="system-ui" w:cs="Times New Roman"/>
-                <w:color w:val="000000" w:themeColor="text1"/>
-                <w:sz w:val="23"/>
-                <w:szCs w:val="23"/>
-                <w:lang w:eastAsia="pt-BR"/>
-              </w:rPr>
-              <w:t>Dados offline expiram após 48 horas</w:t>
+            <w:hideMark/>
+          </w:tcPr>
+          <w:p>
+            <w:pPr>
+              <w:spacing w:line="360" w:lineRule="auto"/>
+              <w:jc w:val="center"/>
+              <w:rPr>
+                <w:sz w:val="20"/>
+                <w:szCs w:val="20"/>
+              </w:rPr>
+            </w:pPr>
+            <w:r>
+              <w:rPr>
+                <w:sz w:val="20"/>
+                <w:szCs w:val="20"/>
+              </w:rPr>
+              <w:t>Upload de imagens limitado a 10MB</w:t>
             </w:r>
           </w:p>
         </w:tc>
         <w:tc>
           <w:tcPr>
             <w:tcW w:w="0" w:type="auto"/>
-            <w:tcBorders>
-              <w:top w:val="nil"/>
-              <w:left w:val="nil"/>
-              <w:bottom w:val="single" w:sz="6" w:space="0" w:color="525252"/>
-              <w:right w:val="nil"/>
-            </w:tcBorders>
-            <w:shd w:val="clear" w:color="auto" w:fill="FFFFFF" w:themeFill="background1"/>
-            <w:tcMar>
-              <w:top w:w="150" w:type="dxa"/>
-              <w:left w:w="150" w:type="dxa"/>
-              <w:bottom w:w="150" w:type="dxa"/>
-              <w:right w:w="150" w:type="dxa"/>
-            </w:tcMar>
-            <w:vAlign w:val="center"/>
-            <w:hideMark/>
-          </w:tcPr>
-          <w:p>
-            <w:pPr>
-              <w:spacing w:line="240" w:lineRule="auto"/>
-              <w:rPr>
-                <w:rFonts w:ascii="system-ui" w:eastAsia="Times New Roman" w:hAnsi="system-ui" w:cs="Times New Roman"/>
-                <w:color w:val="000000" w:themeColor="text1"/>
-                <w:sz w:val="23"/>
-                <w:szCs w:val="23"/>
-                <w:lang w:eastAsia="pt-BR"/>
-              </w:rPr>
-            </w:pPr>
-            <w:r>
-              <w:rPr>
-                <w:rFonts w:ascii="system-ui" w:eastAsia="Times New Roman" w:hAnsi="system-ui" w:cs="Times New Roman"/>
-                <w:color w:val="000000" w:themeColor="text1"/>
-                <w:sz w:val="23"/>
-                <w:szCs w:val="23"/>
-                <w:lang w:eastAsia="pt-BR"/>
-              </w:rPr>
-              <w:t>Dados</w:t>
-            </w:r>
-          </w:p>
-        </w:tc>
-        <w:tc>
-          <w:tcPr>
-            <w:tcW w:w="0" w:type="auto"/>
-            <w:tcBorders>
-              <w:top w:val="nil"/>
-              <w:left w:val="nil"/>
-              <w:bottom w:val="single" w:sz="6" w:space="0" w:color="525252"/>
-              <w:right w:val="nil"/>
-            </w:tcBorders>
-            <w:shd w:val="clear" w:color="auto" w:fill="FFFFFF" w:themeFill="background1"/>
-            <w:tcMar>
-              <w:top w:w="150" w:type="dxa"/>
-              <w:left w:w="150" w:type="dxa"/>
-              <w:bottom w:w="150" w:type="dxa"/>
-              <w:right w:w="150" w:type="dxa"/>
-            </w:tcMar>
-            <w:vAlign w:val="center"/>
-            <w:hideMark/>
-          </w:tcPr>
-          <w:p>
-            <w:pPr>
-              <w:spacing w:line="240" w:lineRule="auto"/>
-              <w:rPr>
-                <w:rFonts w:ascii="system-ui" w:eastAsia="Times New Roman" w:hAnsi="system-ui" w:cs="Times New Roman"/>
-                <w:color w:val="000000" w:themeColor="text1"/>
-                <w:sz w:val="23"/>
-                <w:szCs w:val="23"/>
-                <w:lang w:eastAsia="pt-BR"/>
-              </w:rPr>
-            </w:pPr>
-            <w:r>
-              <w:rPr>
-                <w:rFonts w:ascii="system-ui" w:eastAsia="Times New Roman" w:hAnsi="system-ui" w:cs="Times New Roman"/>
-                <w:color w:val="000000" w:themeColor="text1"/>
-                <w:sz w:val="23"/>
-                <w:szCs w:val="23"/>
-                <w:lang w:eastAsia="pt-BR"/>
-              </w:rPr>
-              <w:t>RF-M05</w:t>
-            </w:r>
-          </w:p>
-        </w:tc>
-        <w:tc>
-          <w:tcPr>
-            <w:tcW w:w="0" w:type="auto"/>
-            <w:tcBorders>
-              <w:top w:val="nil"/>
-              <w:left w:val="nil"/>
-              <w:bottom w:val="single" w:sz="6" w:space="0" w:color="525252"/>
-              <w:right w:val="nil"/>
-            </w:tcBorders>
-            <w:shd w:val="clear" w:color="auto" w:fill="FFFFFF" w:themeFill="background1"/>
-            <w:tcMar>
-              <w:top w:w="150" w:type="dxa"/>
-              <w:left w:w="150" w:type="dxa"/>
-              <w:bottom w:w="150" w:type="dxa"/>
-              <w:right w:w="150" w:type="dxa"/>
-            </w:tcMar>
-            <w:vAlign w:val="center"/>
-            <w:hideMark/>
-          </w:tcPr>
-          <w:p>
-            <w:pPr>
-              <w:spacing w:line="240" w:lineRule="auto"/>
-              <w:rPr>
-                <w:rFonts w:ascii="system-ui" w:eastAsia="Times New Roman" w:hAnsi="system-ui" w:cs="Times New Roman"/>
-                <w:color w:val="000000" w:themeColor="text1"/>
-                <w:sz w:val="23"/>
-                <w:szCs w:val="23"/>
-                <w:lang w:eastAsia="pt-BR"/>
-              </w:rPr>
-            </w:pPr>
-            <w:r>
-              <w:rPr>
-                <w:rFonts w:ascii="system-ui" w:eastAsia="Times New Roman" w:hAnsi="system-ui" w:cs="Times New Roman"/>
-                <w:color w:val="000000" w:themeColor="text1"/>
-                <w:sz w:val="23"/>
-                <w:szCs w:val="23"/>
-                <w:lang w:eastAsia="pt-BR"/>
+            <w:hideMark/>
+          </w:tcPr>
+          <w:p>
+            <w:pPr>
+              <w:spacing w:line="360" w:lineRule="auto"/>
+              <w:jc w:val="center"/>
+              <w:rPr>
+                <w:sz w:val="20"/>
+                <w:szCs w:val="20"/>
+              </w:rPr>
+            </w:pPr>
+            <w:r>
+              <w:rPr>
+                <w:sz w:val="20"/>
+                <w:szCs w:val="20"/>
+              </w:rPr>
+              <w:t>Regra de Negócio</w:t>
+            </w:r>
+          </w:p>
+        </w:tc>
+        <w:tc>
+          <w:tcPr>
+            <w:tcW w:w="2662" w:type="dxa"/>
+            <w:hideMark/>
+          </w:tcPr>
+          <w:p>
+            <w:pPr>
+              <w:spacing w:line="360" w:lineRule="auto"/>
+              <w:jc w:val="center"/>
+              <w:rPr>
+                <w:sz w:val="20"/>
+                <w:szCs w:val="20"/>
+              </w:rPr>
+            </w:pPr>
+            <w:r>
+              <w:rPr>
+                <w:sz w:val="20"/>
+                <w:szCs w:val="20"/>
+              </w:rPr>
+              <w:t>RF-M03</w:t>
+            </w:r>
+          </w:p>
+        </w:tc>
+        <w:tc>
+          <w:tcPr>
+            <w:tcW w:w="1842" w:type="dxa"/>
+            <w:hideMark/>
+          </w:tcPr>
+          <w:p>
+            <w:pPr>
+              <w:spacing w:line="360" w:lineRule="auto"/>
+              <w:jc w:val="center"/>
+              <w:rPr>
+                <w:sz w:val="20"/>
+                <w:szCs w:val="20"/>
+              </w:rPr>
+            </w:pPr>
+            <w:r>
+              <w:rPr>
+                <w:sz w:val="20"/>
+                <w:szCs w:val="20"/>
+              </w:rPr>
+              <w:t>RNF-06</w:t>
+            </w:r>
+          </w:p>
+        </w:tc>
+        <w:tc>
+          <w:tcPr>
+            <w:tcW w:w="1695" w:type="dxa"/>
+            <w:hideMark/>
+          </w:tcPr>
+          <w:p>
+            <w:pPr>
+              <w:spacing w:line="360" w:lineRule="auto"/>
+              <w:jc w:val="center"/>
+              <w:rPr>
+                <w:sz w:val="20"/>
+                <w:szCs w:val="20"/>
+              </w:rPr>
+            </w:pPr>
+            <w:r>
+              <w:rPr>
+                <w:sz w:val="20"/>
+                <w:szCs w:val="20"/>
               </w:rPr>
               <w:t>-</w:t>
             </w:r>
-          </w:p>
-        </w:tc>
-      </w:tr>
-      <w:tr>
-        <w:tc>
-          <w:tcPr>
-            <w:tcW w:w="0" w:type="auto"/>
-            <w:tcBorders>
-              <w:top w:val="nil"/>
-              <w:left w:val="nil"/>
-              <w:bottom w:val="single" w:sz="6" w:space="0" w:color="525252"/>
-              <w:right w:val="nil"/>
-            </w:tcBorders>
-            <w:shd w:val="clear" w:color="auto" w:fill="FFFFFF" w:themeFill="background1"/>
-            <w:tcMar>
-              <w:top w:w="150" w:type="dxa"/>
-              <w:left w:w="0" w:type="dxa"/>
-              <w:bottom w:w="150" w:type="dxa"/>
-              <w:right w:w="150" w:type="dxa"/>
-            </w:tcMar>
-            <w:vAlign w:val="center"/>
-            <w:hideMark/>
-          </w:tcPr>
-          <w:p>
-            <w:pPr>
-              <w:spacing w:line="240" w:lineRule="auto"/>
-              <w:rPr>
-                <w:rFonts w:ascii="system-ui" w:eastAsia="Times New Roman" w:hAnsi="system-ui" w:cs="Times New Roman"/>
-                <w:color w:val="000000" w:themeColor="text1"/>
-                <w:sz w:val="23"/>
-                <w:szCs w:val="23"/>
-                <w:lang w:eastAsia="pt-BR"/>
-              </w:rPr>
-            </w:pPr>
-            <w:r>
-              <w:rPr>
-                <w:rFonts w:ascii="system-ui" w:eastAsia="Times New Roman" w:hAnsi="system-ui" w:cs="Times New Roman"/>
-                <w:color w:val="000000" w:themeColor="text1"/>
-                <w:sz w:val="23"/>
-                <w:szCs w:val="23"/>
-                <w:lang w:eastAsia="pt-BR"/>
-              </w:rPr>
-              <w:t>RN-M04</w:t>
-            </w:r>
-          </w:p>
-        </w:tc>
-        <w:tc>
-          <w:tcPr>
-            <w:tcW w:w="0" w:type="auto"/>
-            <w:tcBorders>
-              <w:top w:val="nil"/>
-              <w:left w:val="nil"/>
-              <w:bottom w:val="single" w:sz="6" w:space="0" w:color="525252"/>
-              <w:right w:val="nil"/>
-            </w:tcBorders>
-            <w:shd w:val="clear" w:color="auto" w:fill="FFFFFF" w:themeFill="background1"/>
-            <w:tcMar>
-              <w:top w:w="150" w:type="dxa"/>
-              <w:left w:w="150" w:type="dxa"/>
-              <w:bottom w:w="150" w:type="dxa"/>
-              <w:right w:w="150" w:type="dxa"/>
-            </w:tcMar>
-            <w:vAlign w:val="center"/>
-            <w:hideMark/>
-          </w:tcPr>
-          <w:p>
-            <w:pPr>
-              <w:spacing w:line="240" w:lineRule="auto"/>
-              <w:rPr>
-                <w:rFonts w:ascii="system-ui" w:eastAsia="Times New Roman" w:hAnsi="system-ui" w:cs="Times New Roman"/>
-                <w:color w:val="000000" w:themeColor="text1"/>
-                <w:sz w:val="23"/>
-                <w:szCs w:val="23"/>
-                <w:lang w:eastAsia="pt-BR"/>
-              </w:rPr>
-            </w:pPr>
-            <w:r>
-              <w:rPr>
-                <w:rFonts w:ascii="system-ui" w:eastAsia="Times New Roman" w:hAnsi="system-ui" w:cs="Times New Roman"/>
-                <w:color w:val="000000" w:themeColor="text1"/>
-                <w:sz w:val="23"/>
-                <w:szCs w:val="23"/>
-                <w:lang w:eastAsia="pt-BR"/>
-              </w:rPr>
-              <w:t>Permissões de localização necessárias para filtros geográficos</w:t>
-            </w:r>
-          </w:p>
-        </w:tc>
-        <w:tc>
-          <w:tcPr>
-            <w:tcW w:w="0" w:type="auto"/>
-            <w:tcBorders>
-              <w:top w:val="nil"/>
-              <w:left w:val="nil"/>
-              <w:bottom w:val="single" w:sz="6" w:space="0" w:color="525252"/>
-              <w:right w:val="nil"/>
-            </w:tcBorders>
-            <w:shd w:val="clear" w:color="auto" w:fill="FFFFFF" w:themeFill="background1"/>
-            <w:tcMar>
-              <w:top w:w="150" w:type="dxa"/>
-              <w:left w:w="150" w:type="dxa"/>
-              <w:bottom w:w="150" w:type="dxa"/>
-              <w:right w:w="150" w:type="dxa"/>
-            </w:tcMar>
-            <w:vAlign w:val="center"/>
-            <w:hideMark/>
-          </w:tcPr>
-          <w:p>
-            <w:pPr>
-              <w:spacing w:line="240" w:lineRule="auto"/>
-              <w:rPr>
-                <w:rFonts w:ascii="system-ui" w:eastAsia="Times New Roman" w:hAnsi="system-ui" w:cs="Times New Roman"/>
-                <w:color w:val="000000" w:themeColor="text1"/>
-                <w:sz w:val="23"/>
-                <w:szCs w:val="23"/>
-                <w:lang w:eastAsia="pt-BR"/>
-              </w:rPr>
-            </w:pPr>
-            <w:r>
-              <w:rPr>
-                <w:rFonts w:ascii="system-ui" w:eastAsia="Times New Roman" w:hAnsi="system-ui" w:cs="Times New Roman"/>
-                <w:color w:val="000000" w:themeColor="text1"/>
-                <w:sz w:val="23"/>
-                <w:szCs w:val="23"/>
-                <w:lang w:eastAsia="pt-BR"/>
-              </w:rPr>
-              <w:t>Privacidade</w:t>
-            </w:r>
-          </w:p>
-        </w:tc>
-        <w:tc>
-          <w:tcPr>
-            <w:tcW w:w="0" w:type="auto"/>
-            <w:tcBorders>
-              <w:top w:val="nil"/>
-              <w:left w:val="nil"/>
-              <w:bottom w:val="single" w:sz="6" w:space="0" w:color="525252"/>
-              <w:right w:val="nil"/>
-            </w:tcBorders>
-            <w:shd w:val="clear" w:color="auto" w:fill="FFFFFF" w:themeFill="background1"/>
-            <w:tcMar>
-              <w:top w:w="150" w:type="dxa"/>
-              <w:left w:w="150" w:type="dxa"/>
-              <w:bottom w:w="150" w:type="dxa"/>
-              <w:right w:w="150" w:type="dxa"/>
-            </w:tcMar>
-            <w:vAlign w:val="center"/>
-            <w:hideMark/>
-          </w:tcPr>
-          <w:p>
-            <w:pPr>
-              <w:spacing w:line="240" w:lineRule="auto"/>
-              <w:rPr>
-                <w:rFonts w:ascii="system-ui" w:eastAsia="Times New Roman" w:hAnsi="system-ui" w:cs="Times New Roman"/>
-                <w:color w:val="000000" w:themeColor="text1"/>
-                <w:sz w:val="23"/>
-                <w:szCs w:val="23"/>
-                <w:lang w:eastAsia="pt-BR"/>
-              </w:rPr>
-            </w:pPr>
-            <w:r>
-              <w:rPr>
-                <w:rFonts w:ascii="system-ui" w:eastAsia="Times New Roman" w:hAnsi="system-ui" w:cs="Times New Roman"/>
-                <w:color w:val="000000" w:themeColor="text1"/>
-                <w:sz w:val="23"/>
-                <w:szCs w:val="23"/>
-                <w:lang w:eastAsia="pt-BR"/>
-              </w:rPr>
-              <w:t>RF-M04</w:t>
-            </w:r>
-          </w:p>
-        </w:tc>
-        <w:tc>
-          <w:tcPr>
-            <w:tcW w:w="0" w:type="auto"/>
-            <w:tcBorders>
-              <w:top w:val="nil"/>
-              <w:left w:val="nil"/>
-              <w:bottom w:val="single" w:sz="6" w:space="0" w:color="525252"/>
-              <w:right w:val="nil"/>
-            </w:tcBorders>
-            <w:shd w:val="clear" w:color="auto" w:fill="FFFFFF" w:themeFill="background1"/>
-            <w:tcMar>
-              <w:top w:w="150" w:type="dxa"/>
-              <w:left w:w="150" w:type="dxa"/>
-              <w:bottom w:w="150" w:type="dxa"/>
-              <w:right w:w="150" w:type="dxa"/>
-            </w:tcMar>
-            <w:vAlign w:val="center"/>
-            <w:hideMark/>
-          </w:tcPr>
-          <w:p>
-            <w:pPr>
-              <w:spacing w:line="240" w:lineRule="auto"/>
-              <w:rPr>
-                <w:rFonts w:ascii="system-ui" w:eastAsia="Times New Roman" w:hAnsi="system-ui" w:cs="Times New Roman"/>
-                <w:color w:val="000000" w:themeColor="text1"/>
-                <w:sz w:val="23"/>
-                <w:szCs w:val="23"/>
-                <w:lang w:eastAsia="pt-BR"/>
-              </w:rPr>
-            </w:pPr>
-            <w:r>
-              <w:rPr>
-                <w:rFonts w:ascii="system-ui" w:eastAsia="Times New Roman" w:hAnsi="system-ui" w:cs="Times New Roman"/>
-                <w:color w:val="000000" w:themeColor="text1"/>
-                <w:sz w:val="23"/>
-                <w:szCs w:val="23"/>
-                <w:lang w:eastAsia="pt-BR"/>
-              </w:rPr>
-              <w:t>-</w:t>
-            </w:r>
-          </w:p>
-        </w:tc>
-      </w:tr>
-      <w:tr>
-        <w:tc>
-          <w:tcPr>
-            <w:tcW w:w="0" w:type="auto"/>
-            <w:tcBorders>
-              <w:top w:val="nil"/>
-              <w:left w:val="nil"/>
-              <w:bottom w:val="single" w:sz="6" w:space="0" w:color="525252"/>
-              <w:right w:val="nil"/>
-            </w:tcBorders>
-            <w:shd w:val="clear" w:color="auto" w:fill="FFFFFF" w:themeFill="background1"/>
-            <w:tcMar>
-              <w:top w:w="150" w:type="dxa"/>
-              <w:left w:w="0" w:type="dxa"/>
-              <w:bottom w:w="150" w:type="dxa"/>
-              <w:right w:w="150" w:type="dxa"/>
-            </w:tcMar>
-            <w:vAlign w:val="center"/>
-            <w:hideMark/>
-          </w:tcPr>
-          <w:p>
-            <w:pPr>
-              <w:spacing w:line="240" w:lineRule="auto"/>
-              <w:rPr>
-                <w:rFonts w:ascii="system-ui" w:eastAsia="Times New Roman" w:hAnsi="system-ui" w:cs="Times New Roman"/>
-                <w:color w:val="000000" w:themeColor="text1"/>
-                <w:sz w:val="23"/>
-                <w:szCs w:val="23"/>
-                <w:lang w:eastAsia="pt-BR"/>
-              </w:rPr>
-            </w:pPr>
-            <w:r>
-              <w:rPr>
-                <w:rFonts w:ascii="system-ui" w:eastAsia="Times New Roman" w:hAnsi="system-ui" w:cs="Times New Roman"/>
-                <w:color w:val="000000" w:themeColor="text1"/>
-                <w:sz w:val="23"/>
-                <w:szCs w:val="23"/>
-                <w:lang w:eastAsia="pt-BR"/>
-              </w:rPr>
-              <w:t>RN-M05</w:t>
-            </w:r>
-          </w:p>
-        </w:tc>
-        <w:tc>
-          <w:tcPr>
-            <w:tcW w:w="0" w:type="auto"/>
-            <w:tcBorders>
-              <w:top w:val="nil"/>
-              <w:left w:val="nil"/>
-              <w:bottom w:val="single" w:sz="6" w:space="0" w:color="525252"/>
-              <w:right w:val="nil"/>
-            </w:tcBorders>
-            <w:shd w:val="clear" w:color="auto" w:fill="FFFFFF" w:themeFill="background1"/>
-            <w:tcMar>
-              <w:top w:w="150" w:type="dxa"/>
-              <w:left w:w="150" w:type="dxa"/>
-              <w:bottom w:w="150" w:type="dxa"/>
-              <w:right w:w="150" w:type="dxa"/>
-            </w:tcMar>
-            <w:vAlign w:val="center"/>
-            <w:hideMark/>
-          </w:tcPr>
-          <w:p>
-            <w:pPr>
-              <w:spacing w:line="240" w:lineRule="auto"/>
-              <w:rPr>
-                <w:rFonts w:ascii="system-ui" w:eastAsia="Times New Roman" w:hAnsi="system-ui" w:cs="Times New Roman"/>
-                <w:color w:val="000000" w:themeColor="text1"/>
-                <w:sz w:val="23"/>
-                <w:szCs w:val="23"/>
-                <w:lang w:eastAsia="pt-BR"/>
-              </w:rPr>
-            </w:pPr>
-            <w:r>
-              <w:rPr>
-                <w:rFonts w:ascii="system-ui" w:eastAsia="Times New Roman" w:hAnsi="system-ui" w:cs="Times New Roman"/>
-                <w:color w:val="000000" w:themeColor="text1"/>
-                <w:sz w:val="23"/>
-                <w:szCs w:val="23"/>
-                <w:lang w:eastAsia="pt-BR"/>
-              </w:rPr>
-              <w:t>Upload de imagens limitado a 10MB mesmo via câmera</w:t>
-            </w:r>
-          </w:p>
-        </w:tc>
-        <w:tc>
-          <w:tcPr>
-            <w:tcW w:w="0" w:type="auto"/>
-            <w:tcBorders>
-              <w:top w:val="nil"/>
-              <w:left w:val="nil"/>
-              <w:bottom w:val="single" w:sz="6" w:space="0" w:color="525252"/>
-              <w:right w:val="nil"/>
-            </w:tcBorders>
-            <w:shd w:val="clear" w:color="auto" w:fill="FFFFFF" w:themeFill="background1"/>
-            <w:tcMar>
-              <w:top w:w="150" w:type="dxa"/>
-              <w:left w:w="150" w:type="dxa"/>
-              <w:bottom w:w="150" w:type="dxa"/>
-              <w:right w:w="150" w:type="dxa"/>
-            </w:tcMar>
-            <w:vAlign w:val="center"/>
-            <w:hideMark/>
-          </w:tcPr>
-          <w:p>
-            <w:pPr>
-              <w:spacing w:line="240" w:lineRule="auto"/>
-              <w:rPr>
-                <w:rFonts w:ascii="system-ui" w:eastAsia="Times New Roman" w:hAnsi="system-ui" w:cs="Times New Roman"/>
-                <w:color w:val="000000" w:themeColor="text1"/>
-                <w:sz w:val="23"/>
-                <w:szCs w:val="23"/>
-                <w:lang w:eastAsia="pt-BR"/>
-              </w:rPr>
-            </w:pPr>
-            <w:r>
-              <w:rPr>
-                <w:rFonts w:ascii="system-ui" w:eastAsia="Times New Roman" w:hAnsi="system-ui" w:cs="Times New Roman"/>
-                <w:color w:val="000000" w:themeColor="text1"/>
-                <w:sz w:val="23"/>
-                <w:szCs w:val="23"/>
-                <w:lang w:eastAsia="pt-BR"/>
-              </w:rPr>
-              <w:t>Conteúdo</w:t>
-            </w:r>
-          </w:p>
-        </w:tc>
-        <w:tc>
-          <w:tcPr>
-            <w:tcW w:w="0" w:type="auto"/>
-            <w:tcBorders>
-              <w:top w:val="nil"/>
-              <w:left w:val="nil"/>
-              <w:bottom w:val="single" w:sz="6" w:space="0" w:color="525252"/>
-              <w:right w:val="nil"/>
-            </w:tcBorders>
-            <w:shd w:val="clear" w:color="auto" w:fill="FFFFFF" w:themeFill="background1"/>
-            <w:tcMar>
-              <w:top w:w="150" w:type="dxa"/>
-              <w:left w:w="150" w:type="dxa"/>
-              <w:bottom w:w="150" w:type="dxa"/>
-              <w:right w:w="150" w:type="dxa"/>
-            </w:tcMar>
-            <w:vAlign w:val="center"/>
-            <w:hideMark/>
-          </w:tcPr>
-          <w:p>
-            <w:pPr>
-              <w:spacing w:line="240" w:lineRule="auto"/>
-              <w:rPr>
-                <w:rFonts w:ascii="system-ui" w:eastAsia="Times New Roman" w:hAnsi="system-ui" w:cs="Times New Roman"/>
-                <w:color w:val="000000" w:themeColor="text1"/>
-                <w:sz w:val="23"/>
-                <w:szCs w:val="23"/>
-                <w:lang w:eastAsia="pt-BR"/>
-              </w:rPr>
-            </w:pPr>
-            <w:r>
-              <w:rPr>
-                <w:rFonts w:ascii="system-ui" w:eastAsia="Times New Roman" w:hAnsi="system-ui" w:cs="Times New Roman"/>
-                <w:color w:val="000000" w:themeColor="text1"/>
-                <w:sz w:val="23"/>
-                <w:szCs w:val="23"/>
-                <w:lang w:eastAsia="pt-BR"/>
-              </w:rPr>
-              <w:t>RF-M03</w:t>
-            </w:r>
-          </w:p>
-        </w:tc>
-        <w:tc>
-          <w:tcPr>
-            <w:tcW w:w="0" w:type="auto"/>
-            <w:shd w:val="clear" w:color="auto" w:fill="FFFFFF" w:themeFill="background1"/>
-            <w:vAlign w:val="center"/>
-            <w:hideMark/>
-          </w:tcPr>
-          <w:p>
-            <w:pPr>
-              <w:spacing w:line="240" w:lineRule="auto"/>
-              <w:rPr>
-                <w:rFonts w:ascii="Times New Roman" w:eastAsia="Times New Roman" w:hAnsi="Times New Roman" w:cs="Times New Roman"/>
-                <w:color w:val="000000" w:themeColor="text1"/>
-                <w:sz w:val="20"/>
-                <w:szCs w:val="20"/>
-                <w:lang w:eastAsia="pt-BR"/>
-              </w:rPr>
-            </w:pPr>
           </w:p>
         </w:tc>
       </w:tr>
     </w:tbl>
-    <w:p/>
     <w:p>
       <w:pPr>
         <w:rPr>
@@ -16332,7 +14450,6 @@
         <w:pStyle w:val="Ttulo2"/>
       </w:pPr>
       <w:r>
-        <w:lastRenderedPageBreak/>
         <w:t>Diagrama de Casos de Uso do Sistema</w:t>
       </w:r>
     </w:p>
@@ -16397,6 +14514,7 @@
           <w:b/>
           <w:bCs/>
         </w:rPr>
+        <w:lastRenderedPageBreak/>
         <w:t>Atores:</w:t>
       </w:r>
     </w:p>
@@ -16440,7 +14558,6 @@
           <w:b/>
           <w:bCs/>
         </w:rPr>
-        <w:lastRenderedPageBreak/>
         <w:t>Descrição dos casos de uso:</w:t>
       </w:r>
     </w:p>
@@ -16472,7 +14589,11 @@
         <w:ind w:firstLine="720"/>
       </w:pPr>
       <w:r>
-        <w:t>O fluxo geral do sistema inicia com o cadastro e login do usuário, passos obrigatórios para acessar as demais funcionalidades. Uma vez autenticado, o Estudante pode navegar pelas áreas sociais e acadêmicas do sistema, interagindo com postagens, enquetes e eventos, o que gera registros no log de atividades. Esse log é utilizado para calcular a pontuação do usuário, promovendo um sistema de reconhecimento baseado em participação. O Corpo Docente acompanha essas interações com a responsabilidade de manter o ambiente saudável, atuando sobre denúncias recebidas e aplicando medidas corretivas. A modelagem com os relacionamentos apropriados entre os casos de uso garante a fluidez das operações e o controle necessário para o bom funcionamento da plataforma.</w:t>
+        <w:t xml:space="preserve">O fluxo geral do sistema inicia com o cadastro e login do usuário, passos obrigatórios para acessar as demais funcionalidades. Uma vez autenticado, o Estudante pode navegar pelas áreas sociais e acadêmicas do sistema, interagindo com postagens, enquetes e eventos, o que gera registros no log de atividades. Esse log é utilizado para calcular a pontuação do usuário, promovendo um sistema de reconhecimento baseado em participação. O Corpo Docente acompanha essas interações com a responsabilidade de manter o ambiente saudável, atuando sobre </w:t>
+      </w:r>
+      <w:r>
+        <w:lastRenderedPageBreak/>
+        <w:t>denúncias recebidas e aplicando medidas corretivas. A modelagem com os relacionamentos apropriados entre os casos de uso garante a fluidez das operações e o controle necessário para o bom funcionamento da plataforma.</w:t>
       </w:r>
     </w:p>
     <w:p>
@@ -16731,7 +14852,6 @@
                 <w:color w:val="000000" w:themeColor="text1"/>
                 <w:lang w:val="en-US"/>
               </w:rPr>
-              <w:lastRenderedPageBreak/>
               <w:t>Pré-condições</w:t>
             </w:r>
           </w:p>
@@ -17217,6 +15337,7 @@
                 <w:color w:val="000000" w:themeColor="text1"/>
                 <w:lang w:val="en-US"/>
               </w:rPr>
+              <w:lastRenderedPageBreak/>
               <w:t>Resumo</w:t>
             </w:r>
           </w:p>
@@ -17505,7 +15626,6 @@
                 <w:color w:val="000000" w:themeColor="text1"/>
                 <w:lang w:val="en-US"/>
               </w:rPr>
-              <w:lastRenderedPageBreak/>
               <w:t>Cenário de Exceção</w:t>
             </w:r>
           </w:p>
@@ -18077,6 +16197,7 @@
                 <w:color w:val="000000" w:themeColor="text1"/>
                 <w:lang w:val="en-US"/>
               </w:rPr>
+              <w:lastRenderedPageBreak/>
               <w:t>Campo</w:t>
             </w:r>
           </w:p>
@@ -18366,7 +16487,6 @@
                 <w:color w:val="000000" w:themeColor="text1"/>
                 <w:lang w:val="en-US"/>
               </w:rPr>
-              <w:lastRenderedPageBreak/>
               <w:t>Restrições/Validações</w:t>
             </w:r>
           </w:p>
@@ -19040,6 +17160,7 @@
                 <w:color w:val="000000" w:themeColor="text1"/>
                 <w:lang w:val="en-US"/>
               </w:rPr>
+              <w:lastRenderedPageBreak/>
               <w:t>Campo</w:t>
             </w:r>
           </w:p>
@@ -19282,7 +17403,6 @@
                 <w:color w:val="000000" w:themeColor="text1"/>
                 <w:lang w:val="en-US"/>
               </w:rPr>
-              <w:lastRenderedPageBreak/>
               <w:t>Cenário Principal</w:t>
             </w:r>
           </w:p>
@@ -19956,6 +18076,7 @@
                 <w:color w:val="000000" w:themeColor="text1"/>
                 <w:lang w:val="en-US"/>
               </w:rPr>
+              <w:lastRenderedPageBreak/>
               <w:t>Cenário de Exceção</w:t>
             </w:r>
           </w:p>
@@ -20150,7 +18271,6 @@
                 <w:color w:val="000000" w:themeColor="text1"/>
                 <w:lang w:val="en-US"/>
               </w:rPr>
-              <w:lastRenderedPageBreak/>
               <w:t>Resumo</w:t>
             </w:r>
           </w:p>
@@ -20772,6 +18892,7 @@
                 <w:color w:val="000000" w:themeColor="text1"/>
                 <w:lang w:val="en-US"/>
               </w:rPr>
+              <w:lastRenderedPageBreak/>
               <w:t>Cenário Principal</w:t>
             </w:r>
           </w:p>
@@ -20968,7 +19089,6 @@
           <w:color w:val="000000" w:themeColor="text1"/>
           <w:lang w:val="en-US"/>
         </w:rPr>
-        <w:lastRenderedPageBreak/>
         <w:t>UC10 – Manter Usuário</w:t>
       </w:r>
     </w:p>
@@ -21788,6 +19908,7 @@
                 <w:color w:val="000000" w:themeColor="text1"/>
                 <w:lang w:val="en-US"/>
               </w:rPr>
+              <w:lastRenderedPageBreak/>
               <w:t>Restrições/Validações</w:t>
             </w:r>
           </w:p>
@@ -22080,7 +20201,6 @@
                 <w:color w:val="000000" w:themeColor="text1"/>
                 <w:lang w:val="en-US"/>
               </w:rPr>
-              <w:lastRenderedPageBreak/>
               <w:t>Resumo</w:t>
             </w:r>
           </w:p>
@@ -22760,6 +20880,7 @@
                 <w:color w:val="000000" w:themeColor="text1"/>
                 <w:lang w:val="en-US"/>
               </w:rPr>
+              <w:lastRenderedPageBreak/>
               <w:t>Restrições/Validações</w:t>
             </w:r>
           </w:p>
@@ -23048,7 +21169,6 @@
                 <w:color w:val="000000" w:themeColor="text1"/>
                 <w:lang w:val="en-US"/>
               </w:rPr>
-              <w:lastRenderedPageBreak/>
               <w:t>Resumo</w:t>
             </w:r>
           </w:p>
@@ -23674,6 +21794,7 @@
                 <w:color w:val="000000" w:themeColor="text1"/>
                 <w:lang w:val="en-US"/>
               </w:rPr>
+              <w:lastRenderedPageBreak/>
               <w:t>Cenário Principal</w:t>
             </w:r>
           </w:p>
@@ -23874,7 +21995,6 @@
           <w:sz w:val="26"/>
           <w:szCs w:val="26"/>
         </w:rPr>
-        <w:lastRenderedPageBreak/>
         <w:t>MODELO CONCEITUAL</w:t>
       </w:r>
     </w:p>
@@ -26323,7 +24443,7 @@
   <w:style w:type="paragraph" w:default="1" w:styleId="Normal">
     <w:name w:val="Normal"/>
     <w:qFormat/>
-    <w:rsid w:val="00DB3EEA"/>
+    <w:rsid w:val="008D593F"/>
   </w:style>
   <w:style w:type="paragraph" w:styleId="Ttulo1">
     <w:name w:val="heading 1"/>
@@ -27494,7 +25614,11 @@
 </file>
 
 <file path=customXml/item1.xml><?xml version="1.0" encoding="utf-8"?>
-<b:Sources xmlns:b="http://schemas.openxmlformats.org/officeDocument/2006/bibliography" xmlns="http://schemas.openxmlformats.org/officeDocument/2006/bibliography" SelectedStyle="\APASixthEditionOfficeOnline.xsl" StyleName="APA" Version="6"/>
+<p:properties xmlns:p="http://schemas.microsoft.com/office/2006/metadata/properties" xmlns:xsi="http://www.w3.org/2001/XMLSchema-instance" xmlns:pc="http://schemas.microsoft.com/office/infopath/2007/PartnerControls">
+  <documentManagement>
+    <ReferenceId xmlns="72693111-766e-4328-b6fc-1a7b351bcf71" xsi:nil="true"/>
+  </documentManagement>
+</p:properties>
 </file>
 
 <file path=customXml/item2.xml><?xml version="1.0" encoding="utf-8"?>
@@ -27507,11 +25631,7 @@
 </file>
 
 <file path=customXml/item3.xml><?xml version="1.0" encoding="utf-8"?>
-<p:properties xmlns:p="http://schemas.microsoft.com/office/2006/metadata/properties" xmlns:xsi="http://www.w3.org/2001/XMLSchema-instance" xmlns:pc="http://schemas.microsoft.com/office/infopath/2007/PartnerControls">
-  <documentManagement>
-    <ReferenceId xmlns="72693111-766e-4328-b6fc-1a7b351bcf71" xsi:nil="true"/>
-  </documentManagement>
-</p:properties>
+<b:Sources xmlns:b="http://schemas.openxmlformats.org/officeDocument/2006/bibliography" xmlns="http://schemas.openxmlformats.org/officeDocument/2006/bibliography" SelectedStyle="\APASixthEditionOfficeOnline.xsl" StyleName="APA" Version="6"/>
 </file>
 
 <file path=customXml/item4.xml><?xml version="1.0" encoding="utf-8"?>
@@ -27665,9 +25785,11 @@
 </file>
 
 <file path=customXml/itemProps1.xml><?xml version="1.0" encoding="utf-8"?>
-<ds:datastoreItem xmlns:ds="http://schemas.openxmlformats.org/officeDocument/2006/customXml" ds:itemID="{7601D07F-4639-4DDE-A577-E45768830705}">
+<ds:datastoreItem xmlns:ds="http://schemas.openxmlformats.org/officeDocument/2006/customXml" ds:itemID="{7C6E3621-AF7A-484E-BF64-785F6AE57A5E}">
   <ds:schemaRefs>
-    <ds:schemaRef ds:uri="http://schemas.openxmlformats.org/officeDocument/2006/bibliography"/>
+    <ds:schemaRef ds:uri="http://schemas.microsoft.com/office/2006/metadata/properties"/>
+    <ds:schemaRef ds:uri="http://schemas.microsoft.com/office/infopath/2007/PartnerControls"/>
+    <ds:schemaRef ds:uri="72693111-766e-4328-b6fc-1a7b351bcf71"/>
   </ds:schemaRefs>
 </ds:datastoreItem>
 </file>
@@ -27681,11 +25803,9 @@
 </file>
 
 <file path=customXml/itemProps3.xml><?xml version="1.0" encoding="utf-8"?>
-<ds:datastoreItem xmlns:ds="http://schemas.openxmlformats.org/officeDocument/2006/customXml" ds:itemID="{7C6E3621-AF7A-484E-BF64-785F6AE57A5E}">
+<ds:datastoreItem xmlns:ds="http://schemas.openxmlformats.org/officeDocument/2006/customXml" ds:itemID="{7601D07F-4639-4DDE-A577-E45768830705}">
   <ds:schemaRefs>
-    <ds:schemaRef ds:uri="http://schemas.microsoft.com/office/2006/metadata/properties"/>
-    <ds:schemaRef ds:uri="http://schemas.microsoft.com/office/infopath/2007/PartnerControls"/>
-    <ds:schemaRef ds:uri="72693111-766e-4328-b6fc-1a7b351bcf71"/>
+    <ds:schemaRef ds:uri="http://schemas.openxmlformats.org/officeDocument/2006/bibliography"/>
   </ds:schemaRefs>
 </ds:datastoreItem>
 </file>
